--- a/Projet_NetCorp_BTS_Adrien_D/RealisationReseau/ANNEXE_VII_projet_adrien_d_reseau.docx
+++ b/Projet_NetCorp_BTS_Adrien_D/RealisationReseau/ANNEXE_VII_projet_adrien_d_reseau.docx
@@ -417,7 +417,6 @@
           <w:szCs w:val="20"/>
         </w:rPr>
       </w:pPr>
-      <w:proofErr w:type="gramStart"/>
       <w:r>
         <w:rPr>
           <w:rFonts w:ascii="Arial" w:hAnsi="Arial" w:cs="Arial"/>
@@ -425,17 +424,7 @@
           <w:sz w:val="20"/>
           <w:szCs w:val="20"/>
         </w:rPr>
-        <w:t>des</w:t>
-      </w:r>
-      <w:proofErr w:type="gramEnd"/>
-      <w:r>
-        <w:rPr>
-          <w:rFonts w:ascii="Arial" w:hAnsi="Arial" w:cs="Arial"/>
-          <w:color w:val="000000"/>
-          <w:sz w:val="20"/>
-          <w:szCs w:val="20"/>
-        </w:rPr>
-        <w:t xml:space="preserve"> fiches descriptives des deux réalisations professionnelles intégrant les modalités d’accès aux éléments techniques. Ces fiches sont décrites à l’aide du modèle de fiche présenté </w:t>
+        <w:t xml:space="preserve">des fiches descriptives des deux réalisations professionnelles intégrant les modalités d’accès aux éléments techniques. Ces fiches sont décrites à l’aide du modèle de fiche présenté </w:t>
       </w:r>
       <w:r>
         <w:rPr>
@@ -615,7 +604,6 @@
           <w:szCs w:val="20"/>
         </w:rPr>
       </w:pPr>
-      <w:proofErr w:type="gramStart"/>
       <w:r>
         <w:rPr>
           <w:rFonts w:ascii="Arial" w:hAnsi="Arial" w:cs="Arial"/>
@@ -623,17 +611,7 @@
           <w:sz w:val="20"/>
           <w:szCs w:val="20"/>
         </w:rPr>
-        <w:t>des</w:t>
-      </w:r>
-      <w:proofErr w:type="gramEnd"/>
-      <w:r>
-        <w:rPr>
-          <w:rFonts w:ascii="Arial" w:hAnsi="Arial" w:cs="Arial"/>
-          <w:color w:val="000000"/>
-          <w:sz w:val="20"/>
-          <w:szCs w:val="20"/>
-        </w:rPr>
-        <w:t xml:space="preserve"> éléments constitutifs de chaque réalisation professionnelle mise en œuvre par la personne candidate : description des ressources matérielles et logicielles utilisées, schémas explicatifs ou encore documentation utile.</w:t>
+        <w:t>des éléments constitutifs de chaque réalisation professionnelle mise en œuvre par la personne candidate : description des ressources matérielles et logicielles utilisées, schémas explicatifs ou encore documentation utile.</w:t>
       </w:r>
     </w:p>
     <w:p>
@@ -693,23 +671,13 @@
           <w:szCs w:val="20"/>
         </w:rPr>
       </w:pPr>
-      <w:proofErr w:type="gramStart"/>
       <w:r>
         <w:rPr>
           <w:rFonts w:ascii="Arial" w:hAnsi="Arial"/>
           <w:sz w:val="20"/>
           <w:szCs w:val="20"/>
         </w:rPr>
-        <w:t>la</w:t>
-      </w:r>
-      <w:proofErr w:type="gramEnd"/>
-      <w:r>
-        <w:rPr>
-          <w:rFonts w:ascii="Arial" w:hAnsi="Arial"/>
-          <w:sz w:val="20"/>
-          <w:szCs w:val="20"/>
-        </w:rPr>
-        <w:t xml:space="preserve"> </w:t>
+        <w:t xml:space="preserve">la </w:t>
       </w:r>
       <w:r>
         <w:rPr>
@@ -742,23 +710,13 @@
           <w:szCs w:val="20"/>
         </w:rPr>
       </w:pPr>
-      <w:proofErr w:type="gramStart"/>
       <w:r>
         <w:rPr>
           <w:rFonts w:ascii="Arial" w:hAnsi="Arial"/>
           <w:sz w:val="20"/>
           <w:szCs w:val="20"/>
         </w:rPr>
-        <w:t>l’expression</w:t>
-      </w:r>
-      <w:proofErr w:type="gramEnd"/>
-      <w:r>
-        <w:rPr>
-          <w:rFonts w:ascii="Arial" w:hAnsi="Arial"/>
-          <w:sz w:val="20"/>
-          <w:szCs w:val="20"/>
-        </w:rPr>
-        <w:t xml:space="preserve"> des besoins qui sera remise </w:t>
+        <w:t xml:space="preserve">l’expression des besoins qui sera remise </w:t>
       </w:r>
       <w:r>
         <w:rPr>
@@ -2485,25 +2443,7 @@
           <w:sz w:val="20"/>
           <w:szCs w:val="20"/>
         </w:rPr>
-        <w:t xml:space="preserve">Seuls les candidats ayant préparé le brevet de technicien supérieur par la voie scolaire dans un établissement public ou privé sous contrat, par la voie de la formation professionnelle </w:t>
-      </w:r>
-      <w:proofErr w:type="gramStart"/>
-      <w:r>
-        <w:rPr>
-          <w:rFonts w:ascii="Arial" w:hAnsi="Arial"/>
-          <w:sz w:val="20"/>
-          <w:szCs w:val="20"/>
-        </w:rPr>
-        <w:t>continue</w:t>
-      </w:r>
-      <w:proofErr w:type="gramEnd"/>
-      <w:r>
-        <w:rPr>
-          <w:rFonts w:ascii="Arial" w:hAnsi="Arial"/>
-          <w:sz w:val="20"/>
-          <w:szCs w:val="20"/>
-        </w:rPr>
-        <w:t xml:space="preserve"> dans un établissement public habilité ou bien par la voie de l'apprentissage dans un centre de formation d'apprentis habilité ou une section d'apprentissage habilitée, peuvent </w:t>
+        <w:t xml:space="preserve">Seuls les candidats ayant préparé le brevet de technicien supérieur par la voie scolaire dans un établissement public ou privé sous contrat, par la voie de la formation professionnelle continue dans un établissement public habilité ou bien par la voie de l'apprentissage dans un centre de formation d'apprentis habilité ou une section d'apprentissage habilitée, peuvent </w:t>
       </w:r>
       <w:r>
         <w:rPr>
@@ -3641,7 +3581,7 @@
                 <w:b/>
                 <w:sz w:val="20"/>
               </w:rPr>
-              <w:t>01</w:t>
+              <w:t>1</w:t>
             </w:r>
           </w:p>
         </w:tc>
@@ -3685,33 +3625,15 @@
                 <w:b/>
                 <w:sz w:val="20"/>
               </w:rPr>
-              <w:t xml:space="preserve"> prénom</w:t>
-            </w:r>
-            <w:proofErr w:type="gramStart"/>
+              <w:t xml:space="preserve"> prénom :</w:t>
+            </w:r>
             <w:r>
               <w:rPr>
                 <w:rFonts w:ascii="Arial" w:hAnsi="Arial"/>
                 <w:b/>
                 <w:sz w:val="20"/>
               </w:rPr>
-              <w:t xml:space="preserve"> :</w:t>
-            </w:r>
-            <w:r>
-              <w:rPr>
-                <w:rFonts w:ascii="Arial" w:hAnsi="Arial"/>
-                <w:b/>
-                <w:sz w:val="20"/>
-              </w:rPr>
-              <w:t>Demange</w:t>
-            </w:r>
-            <w:proofErr w:type="gramEnd"/>
-            <w:r>
-              <w:rPr>
-                <w:rFonts w:ascii="Arial" w:hAnsi="Arial"/>
-                <w:b/>
-                <w:sz w:val="20"/>
-              </w:rPr>
-              <w:t xml:space="preserve"> Adrien </w:t>
+              <w:t xml:space="preserve">Demange Adrien </w:t>
             </w:r>
           </w:p>
         </w:tc>
@@ -3743,6 +3665,27 @@
                 <w:szCs w:val="20"/>
               </w:rPr>
               <w:t>N° candidat :</w:t>
+            </w:r>
+            <w:r>
+              <w:rPr>
+                <w:rFonts w:ascii="Arial" w:hAnsi="Arial" w:cs="Arial"/>
+                <w:b/>
+                <w:bCs/>
+                <w:color w:val="000000"/>
+                <w:sz w:val="20"/>
+                <w:szCs w:val="20"/>
+              </w:rPr>
+              <w:t xml:space="preserve"> </w:t>
+            </w:r>
+            <w:r>
+              <w:rPr>
+                <w:rFonts w:ascii="Arial" w:hAnsi="Arial"/>
+                <w:b/>
+                <w:bCs/>
+                <w:sz w:val="20"/>
+                <w:szCs w:val="20"/>
+              </w:rPr>
+              <w:t>2543651421</w:t>
             </w:r>
           </w:p>
         </w:tc>
@@ -4944,7 +4887,6 @@
               <w:t xml:space="preserve"> 3050 </w:t>
             </w:r>
             <w:proofErr w:type="spellStart"/>
-            <w:proofErr w:type="gramStart"/>
             <w:r>
               <w:rPr>
                 <w:lang w:val="en-US"/>
@@ -4956,26 +4898,7 @@
               <w:rPr>
                 <w:lang w:val="en-US"/>
               </w:rPr>
-              <w:t xml:space="preserve">  </w:t>
-            </w:r>
-            <w:r>
-              <w:rPr>
-                <w:lang w:val="en-US"/>
-              </w:rPr>
-              <w:t>:</w:t>
-            </w:r>
-            <w:proofErr w:type="gramEnd"/>
-            <w:r>
-              <w:rPr>
-                <w:lang w:val="en-US"/>
-              </w:rPr>
-              <w:t xml:space="preserve"> </w:t>
-            </w:r>
-            <w:r>
-              <w:rPr>
-                <w:lang w:val="en-US"/>
-              </w:rPr>
-              <w:t xml:space="preserve">1To de stockage, 25 Go RAM, </w:t>
+              <w:t xml:space="preserve">  : 1To de stockage, 25 Go RAM, </w:t>
             </w:r>
             <w:proofErr w:type="spellStart"/>
             <w:r>
@@ -5305,7 +5228,6 @@
               <w:t xml:space="preserve"> et créer un DNS pour GLPI nommé « </w:t>
             </w:r>
             <w:proofErr w:type="spellStart"/>
-            <w:proofErr w:type="gramStart"/>
             <w:r>
               <w:rPr>
                 <w:rFonts w:ascii="Arial" w:hAnsi="Arial" w:cs="Arial"/>
@@ -5314,7 +5236,6 @@
               <w:t>glpi.lab.local</w:t>
             </w:r>
             <w:proofErr w:type="spellEnd"/>
-            <w:proofErr w:type="gramEnd"/>
             <w:r>
               <w:rPr>
                 <w:rFonts w:ascii="Arial" w:hAnsi="Arial" w:cs="Arial"/>
@@ -5583,27 +5504,7 @@
                 <w:sz w:val="20"/>
                 <w:lang w:val="en-US"/>
               </w:rPr>
-              <w:t xml:space="preserve">Site Internet IT </w:t>
-            </w:r>
-            <w:proofErr w:type="gramStart"/>
-            <w:r>
-              <w:rPr>
-                <w:rFonts w:ascii="Arial" w:hAnsi="Arial" w:cs="Arial"/>
-                <w:bCs/>
-                <w:sz w:val="20"/>
-                <w:lang w:val="en-US"/>
-              </w:rPr>
-              <w:t>Connect :</w:t>
-            </w:r>
-            <w:proofErr w:type="gramEnd"/>
-            <w:r>
-              <w:rPr>
-                <w:rFonts w:ascii="Arial" w:hAnsi="Arial" w:cs="Arial"/>
-                <w:bCs/>
-                <w:sz w:val="20"/>
-                <w:lang w:val="en-US"/>
-              </w:rPr>
-              <w:t xml:space="preserve"> </w:t>
+              <w:t xml:space="preserve">Site Internet IT Connect : </w:t>
             </w:r>
             <w:r>
               <w:rPr>
@@ -5879,7 +5780,6 @@
               <w:t xml:space="preserve"> 3050 </w:t>
             </w:r>
             <w:proofErr w:type="spellStart"/>
-            <w:proofErr w:type="gramStart"/>
             <w:r>
               <w:rPr>
                 <w:lang w:val="en-US"/>
@@ -5891,14 +5791,7 @@
               <w:rPr>
                 <w:lang w:val="en-US"/>
               </w:rPr>
-              <w:t xml:space="preserve">  :</w:t>
-            </w:r>
-            <w:proofErr w:type="gramEnd"/>
-            <w:r>
-              <w:rPr>
-                <w:lang w:val="en-US"/>
-              </w:rPr>
-              <w:t xml:space="preserve"> 1To de stockage, 25 Go RAM, </w:t>
+              <w:t xml:space="preserve">  : 1To de stockage, 25 Go RAM, </w:t>
             </w:r>
             <w:proofErr w:type="spellStart"/>
             <w:r>
@@ -6637,27 +6530,7 @@
                 <w:sz w:val="20"/>
                 <w:lang w:val="en-US"/>
               </w:rPr>
-              <w:t xml:space="preserve">User </w:t>
-            </w:r>
-            <w:proofErr w:type="gramStart"/>
-            <w:r>
-              <w:rPr>
-                <w:rFonts w:ascii="Arial" w:hAnsi="Arial" w:cs="Arial"/>
-                <w:bCs/>
-                <w:sz w:val="20"/>
-                <w:lang w:val="en-US"/>
-              </w:rPr>
-              <w:t>name :</w:t>
-            </w:r>
-            <w:proofErr w:type="gramEnd"/>
-            <w:r>
-              <w:rPr>
-                <w:rFonts w:ascii="Arial" w:hAnsi="Arial" w:cs="Arial"/>
-                <w:bCs/>
-                <w:sz w:val="20"/>
-                <w:lang w:val="en-US"/>
-              </w:rPr>
-              <w:t xml:space="preserve"> root</w:t>
+              <w:t>User name : root</w:t>
             </w:r>
           </w:p>
           <w:p>
@@ -6671,7 +6544,6 @@
                 <w:lang w:val="en-US"/>
               </w:rPr>
             </w:pPr>
-            <w:proofErr w:type="gramStart"/>
             <w:r>
               <w:rPr>
                 <w:rFonts w:ascii="Arial" w:hAnsi="Arial" w:cs="Arial"/>
@@ -6679,37 +6551,7 @@
                 <w:sz w:val="20"/>
                 <w:lang w:val="en-US"/>
               </w:rPr>
-              <w:t>Password :</w:t>
-            </w:r>
-            <w:proofErr w:type="gramEnd"/>
-            <w:r>
-              <w:rPr>
-                <w:rFonts w:ascii="Arial" w:hAnsi="Arial" w:cs="Arial"/>
-                <w:bCs/>
-                <w:sz w:val="20"/>
-                <w:lang w:val="en-US"/>
-              </w:rPr>
-              <w:t xml:space="preserve"> w</w:t>
-            </w:r>
-            <w:proofErr w:type="gramStart"/>
-            <w:r>
-              <w:rPr>
-                <w:rFonts w:ascii="Arial" w:hAnsi="Arial" w:cs="Arial"/>
-                <w:bCs/>
-                <w:sz w:val="20"/>
-                <w:lang w:val="en-US"/>
-              </w:rPr>
-              <w:t>=:2cS.VjVHBBW</w:t>
-            </w:r>
-            <w:proofErr w:type="gramEnd"/>
-            <w:r>
-              <w:rPr>
-                <w:rFonts w:ascii="Arial" w:hAnsi="Arial" w:cs="Arial"/>
-                <w:bCs/>
-                <w:sz w:val="20"/>
-                <w:lang w:val="en-US"/>
-              </w:rPr>
-              <w:t>#</w:t>
+              <w:t>Password : w=:2cS.VjVHBBW#</w:t>
             </w:r>
           </w:p>
           <w:p>
@@ -6723,7 +6565,6 @@
                 <w:lang w:val="en-US"/>
               </w:rPr>
             </w:pPr>
-            <w:proofErr w:type="gramStart"/>
             <w:r>
               <w:rPr>
                 <w:rFonts w:ascii="Arial" w:hAnsi="Arial" w:cs="Arial"/>
@@ -6731,17 +6572,7 @@
                 <w:sz w:val="20"/>
                 <w:lang w:val="en-US"/>
               </w:rPr>
-              <w:t>Realm :</w:t>
-            </w:r>
-            <w:proofErr w:type="gramEnd"/>
-            <w:r>
-              <w:rPr>
-                <w:rFonts w:ascii="Arial" w:hAnsi="Arial" w:cs="Arial"/>
-                <w:bCs/>
-                <w:sz w:val="20"/>
-                <w:lang w:val="en-US"/>
-              </w:rPr>
-              <w:t xml:space="preserve"> Linux PAM standard authentication </w:t>
+              <w:t>Realm : Linux PAM standard authentication </w:t>
             </w:r>
           </w:p>
           <w:p>
@@ -6826,7 +6657,6 @@
               </w:rPr>
               <w:t xml:space="preserve"> </w:t>
             </w:r>
-            <w:proofErr w:type="gramStart"/>
             <w:r>
               <w:rPr>
                 <w:rFonts w:ascii="Arial" w:hAnsi="Arial" w:cs="Arial"/>
@@ -6852,9 +6682,8 @@
                 <w:sz w:val="20"/>
                 <w:lang w:val="en-US"/>
               </w:rPr>
-              <w:t>SRV</w:t>
-            </w:r>
-            <w:proofErr w:type="gramEnd"/>
+              <w:t xml:space="preserve">SRV-AD , </w:t>
+            </w:r>
             <w:r>
               <w:rPr>
                 <w:rFonts w:ascii="Arial" w:hAnsi="Arial" w:cs="Arial"/>
@@ -6862,9 +6691,8 @@
                 <w:sz w:val="20"/>
                 <w:lang w:val="en-US"/>
               </w:rPr>
-              <w:t>-</w:t>
-            </w:r>
-            <w:proofErr w:type="gramStart"/>
+              <w:t xml:space="preserve">Windows </w:t>
+            </w:r>
             <w:r>
               <w:rPr>
                 <w:rFonts w:ascii="Arial" w:hAnsi="Arial" w:cs="Arial"/>
@@ -6872,9 +6700,8 @@
                 <w:sz w:val="20"/>
                 <w:lang w:val="en-US"/>
               </w:rPr>
-              <w:t>AD ,</w:t>
-            </w:r>
-            <w:proofErr w:type="gramEnd"/>
+              <w:t xml:space="preserve">Server 2025 </w:t>
+            </w:r>
             <w:r>
               <w:rPr>
                 <w:rFonts w:ascii="Arial" w:hAnsi="Arial" w:cs="Arial"/>
@@ -6882,54 +6709,7 @@
                 <w:sz w:val="20"/>
                 <w:lang w:val="en-US"/>
               </w:rPr>
-              <w:t xml:space="preserve"> </w:t>
-            </w:r>
-            <w:r>
-              <w:rPr>
-                <w:rFonts w:ascii="Arial" w:hAnsi="Arial" w:cs="Arial"/>
-                <w:bCs/>
-                <w:sz w:val="20"/>
-                <w:lang w:val="en-US"/>
-              </w:rPr>
-              <w:t xml:space="preserve">Windows </w:t>
-            </w:r>
-            <w:r>
-              <w:rPr>
-                <w:rFonts w:ascii="Arial" w:hAnsi="Arial" w:cs="Arial"/>
-                <w:bCs/>
-                <w:sz w:val="20"/>
-                <w:lang w:val="en-US"/>
-              </w:rPr>
-              <w:t xml:space="preserve">Server 2025 </w:t>
-            </w:r>
-            <w:r>
-              <w:rPr>
-                <w:rFonts w:ascii="Arial" w:hAnsi="Arial" w:cs="Arial"/>
-                <w:bCs/>
-                <w:sz w:val="20"/>
-                <w:lang w:val="en-US"/>
-              </w:rPr>
-              <w:t xml:space="preserve">Active </w:t>
-            </w:r>
-            <w:proofErr w:type="gramStart"/>
-            <w:r>
-              <w:rPr>
-                <w:rFonts w:ascii="Arial" w:hAnsi="Arial" w:cs="Arial"/>
-                <w:bCs/>
-                <w:sz w:val="20"/>
-                <w:lang w:val="en-US"/>
-              </w:rPr>
-              <w:t>Directory :</w:t>
-            </w:r>
-            <w:proofErr w:type="gramEnd"/>
-            <w:r>
-              <w:rPr>
-                <w:rFonts w:ascii="Arial" w:hAnsi="Arial" w:cs="Arial"/>
-                <w:bCs/>
-                <w:sz w:val="20"/>
-                <w:lang w:val="en-US"/>
-              </w:rPr>
-              <w:t xml:space="preserve"> SRV-AD (Virtual Machine 101)</w:t>
+              <w:t>Active Directory : SRV-AD (Virtual Machine 101)</w:t>
             </w:r>
           </w:p>
           <w:p>
@@ -8354,7 +8134,6 @@
               <w:snapToGrid w:val="0"/>
               <w:spacing w:line="276" w:lineRule="auto"/>
             </w:pPr>
-            <w:proofErr w:type="gramStart"/>
             <w:r>
               <w:rPr>
                 <w:rFonts w:ascii="Arial" w:hAnsi="Arial"/>
@@ -8362,17 +8141,7 @@
                 <w:sz w:val="20"/>
                 <w:szCs w:val="20"/>
               </w:rPr>
-              <w:t>ainsi</w:t>
-            </w:r>
-            <w:proofErr w:type="gramEnd"/>
-            <w:r>
-              <w:rPr>
-                <w:rFonts w:ascii="Arial" w:hAnsi="Arial"/>
-                <w:bCs/>
-                <w:sz w:val="20"/>
-                <w:szCs w:val="20"/>
-              </w:rPr>
-              <w:t xml:space="preserve"> que le routeu</w:t>
+              <w:t>ainsi que le routeu</w:t>
             </w:r>
             <w:r>
               <w:rPr>
@@ -8459,12 +8228,10 @@
               <w:spacing w:line="276" w:lineRule="auto"/>
             </w:pPr>
             <w:proofErr w:type="spellStart"/>
-            <w:proofErr w:type="gramStart"/>
             <w:r>
               <w:t>glpi.lab.local</w:t>
             </w:r>
             <w:proofErr w:type="spellEnd"/>
-            <w:proofErr w:type="gramEnd"/>
             <w:r>
               <w:t xml:space="preserve"> -&gt; 192.168.60.30</w:t>
             </w:r>
@@ -8521,10 +8288,7 @@
               <w:spacing w:line="276" w:lineRule="auto"/>
             </w:pPr>
             <w:r>
-              <w:t xml:space="preserve">Etendue de 192.168.10.100-200 </w:t>
-            </w:r>
-            <w:r>
-              <w:t>pour les machines clientes</w:t>
+              <w:t>Etendue de 192.168.10.100-200 pour les machines clientes</w:t>
             </w:r>
           </w:p>
           <w:p>
@@ -8597,12 +8361,10 @@
               <w:t>et l’adresse « </w:t>
             </w:r>
             <w:proofErr w:type="spellStart"/>
-            <w:proofErr w:type="gramStart"/>
             <w:r>
               <w:t>glpi.lab.local</w:t>
             </w:r>
             <w:proofErr w:type="spellEnd"/>
-            <w:proofErr w:type="gramEnd"/>
             <w:r>
               <w:t xml:space="preserve"> » sont </w:t>
             </w:r>
@@ -12589,36 +12351,16 @@
                 <w:sz w:val="22"/>
                 <w:szCs w:val="22"/>
               </w:rPr>
-              <w:t xml:space="preserve"> </w:t>
-            </w:r>
-            <w:proofErr w:type="gramStart"/>
-            <w:r>
-              <w:rPr>
-                <w:rFonts w:ascii="Arial" w:hAnsi="Arial" w:cs="Arial"/>
-                <w:bCs/>
-                <w:sz w:val="22"/>
-                <w:szCs w:val="22"/>
-              </w:rPr>
-              <w:t>a</w:t>
-            </w:r>
-            <w:r>
-              <w:rPr>
-                <w:rFonts w:ascii="Arial" w:hAnsi="Arial" w:cs="Arial"/>
-                <w:bCs/>
-                <w:sz w:val="22"/>
-                <w:szCs w:val="22"/>
-              </w:rPr>
-              <w:t>bsence</w:t>
-            </w:r>
-            <w:proofErr w:type="gramEnd"/>
-            <w:r>
-              <w:rPr>
-                <w:rFonts w:ascii="Arial" w:hAnsi="Arial" w:cs="Arial"/>
-                <w:bCs/>
-                <w:sz w:val="22"/>
-                <w:szCs w:val="22"/>
-              </w:rPr>
-              <w:t xml:space="preserve"> de dossier</w:t>
+              <w:t xml:space="preserve"> a</w:t>
+            </w:r>
+            <w:r>
+              <w:rPr>
+                <w:rFonts w:ascii="Arial" w:hAnsi="Arial" w:cs="Arial"/>
+                <w:bCs/>
+                <w:sz w:val="22"/>
+                <w:szCs w:val="22"/>
+              </w:rPr>
+              <w:t>bsence de dossier</w:t>
             </w:r>
             <w:r>
               <w:rPr>
@@ -12726,36 +12468,16 @@
                 <w:sz w:val="22"/>
                 <w:szCs w:val="22"/>
               </w:rPr>
-              <w:t xml:space="preserve"> </w:t>
-            </w:r>
-            <w:proofErr w:type="gramStart"/>
-            <w:r>
-              <w:rPr>
-                <w:rFonts w:ascii="Arial" w:hAnsi="Arial" w:cs="Arial"/>
-                <w:bCs/>
-                <w:sz w:val="22"/>
-                <w:szCs w:val="22"/>
-              </w:rPr>
-              <w:t>d</w:t>
-            </w:r>
-            <w:r>
-              <w:rPr>
-                <w:rFonts w:ascii="Arial" w:hAnsi="Arial" w:cs="Arial"/>
-                <w:bCs/>
-                <w:sz w:val="22"/>
-                <w:szCs w:val="22"/>
-              </w:rPr>
-              <w:t>épôt</w:t>
-            </w:r>
-            <w:proofErr w:type="gramEnd"/>
-            <w:r>
-              <w:rPr>
-                <w:rFonts w:ascii="Arial" w:hAnsi="Arial" w:cs="Arial"/>
-                <w:bCs/>
-                <w:sz w:val="22"/>
-                <w:szCs w:val="22"/>
-              </w:rPr>
-              <w:t xml:space="preserve"> du dossier au-delà de la date fixée par les autorités académiques</w:t>
+              <w:t xml:space="preserve"> d</w:t>
+            </w:r>
+            <w:r>
+              <w:rPr>
+                <w:rFonts w:ascii="Arial" w:hAnsi="Arial" w:cs="Arial"/>
+                <w:bCs/>
+                <w:sz w:val="22"/>
+                <w:szCs w:val="22"/>
+              </w:rPr>
+              <w:t>épôt du dossier au-delà de la date fixée par les autorités académiques</w:t>
             </w:r>
             <w:r>
               <w:rPr>
@@ -20077,23 +19799,13 @@
                 <w:szCs w:val="18"/>
               </w:rPr>
             </w:pPr>
-            <w:proofErr w:type="gramStart"/>
-            <w:r>
-              <w:rPr>
-                <w:rFonts w:ascii="Arial" w:hAnsi="Arial" w:cs="Arial"/>
-                <w:sz w:val="18"/>
-                <w:szCs w:val="18"/>
-              </w:rPr>
-              <w:t>réalisation</w:t>
-            </w:r>
-            <w:proofErr w:type="gramEnd"/>
-            <w:r>
-              <w:rPr>
-                <w:rFonts w:ascii="Arial" w:hAnsi="Arial" w:cs="Arial"/>
-                <w:sz w:val="18"/>
-                <w:szCs w:val="18"/>
-              </w:rPr>
-              <w:t xml:space="preserve"> en env. 1</w:t>
+            <w:r>
+              <w:rPr>
+                <w:rFonts w:ascii="Arial" w:hAnsi="Arial" w:cs="Arial"/>
+                <w:sz w:val="18"/>
+                <w:szCs w:val="18"/>
+              </w:rPr>
+              <w:t>réalisation en env. 1</w:t>
             </w:r>
           </w:p>
         </w:tc>
@@ -20415,23 +20127,13 @@
                 <w:szCs w:val="18"/>
               </w:rPr>
             </w:pPr>
-            <w:proofErr w:type="gramStart"/>
-            <w:r>
-              <w:rPr>
-                <w:rFonts w:ascii="Arial" w:hAnsi="Arial" w:cs="Arial"/>
-                <w:sz w:val="18"/>
-                <w:szCs w:val="18"/>
-              </w:rPr>
-              <w:t>réalisation</w:t>
-            </w:r>
-            <w:proofErr w:type="gramEnd"/>
-            <w:r>
-              <w:rPr>
-                <w:rFonts w:ascii="Arial" w:hAnsi="Arial" w:cs="Arial"/>
-                <w:sz w:val="18"/>
-                <w:szCs w:val="18"/>
-              </w:rPr>
-              <w:t xml:space="preserve"> en env. 2</w:t>
+            <w:r>
+              <w:rPr>
+                <w:rFonts w:ascii="Arial" w:hAnsi="Arial" w:cs="Arial"/>
+                <w:sz w:val="18"/>
+                <w:szCs w:val="18"/>
+              </w:rPr>
+              <w:t>réalisation en env. 2</w:t>
             </w:r>
           </w:p>
         </w:tc>
@@ -20745,23 +20447,13 @@
                 <w:szCs w:val="18"/>
               </w:rPr>
             </w:pPr>
-            <w:proofErr w:type="gramStart"/>
-            <w:r>
-              <w:rPr>
-                <w:rFonts w:ascii="Arial" w:hAnsi="Arial" w:cs="Arial"/>
-                <w:sz w:val="18"/>
-                <w:szCs w:val="18"/>
-              </w:rPr>
-              <w:t>réalisation</w:t>
-            </w:r>
-            <w:proofErr w:type="gramEnd"/>
-            <w:r>
-              <w:rPr>
-                <w:rFonts w:ascii="Arial" w:hAnsi="Arial" w:cs="Arial"/>
-                <w:sz w:val="18"/>
-                <w:szCs w:val="18"/>
-              </w:rPr>
-              <w:t xml:space="preserve"> en env. 1</w:t>
+            <w:r>
+              <w:rPr>
+                <w:rFonts w:ascii="Arial" w:hAnsi="Arial" w:cs="Arial"/>
+                <w:sz w:val="18"/>
+                <w:szCs w:val="18"/>
+              </w:rPr>
+              <w:t>réalisation en env. 1</w:t>
             </w:r>
           </w:p>
         </w:tc>
@@ -22599,23 +22291,13 @@
                 <w:szCs w:val="18"/>
               </w:rPr>
             </w:pPr>
-            <w:proofErr w:type="gramStart"/>
-            <w:r>
-              <w:rPr>
-                <w:rFonts w:ascii="Arial" w:hAnsi="Arial" w:cs="Arial"/>
-                <w:sz w:val="18"/>
-                <w:szCs w:val="18"/>
-              </w:rPr>
-              <w:t>réalisation</w:t>
-            </w:r>
-            <w:proofErr w:type="gramEnd"/>
-            <w:r>
-              <w:rPr>
-                <w:rFonts w:ascii="Arial" w:hAnsi="Arial" w:cs="Arial"/>
-                <w:sz w:val="18"/>
-                <w:szCs w:val="18"/>
-              </w:rPr>
-              <w:t xml:space="preserve"> en env. 1</w:t>
+            <w:r>
+              <w:rPr>
+                <w:rFonts w:ascii="Arial" w:hAnsi="Arial" w:cs="Arial"/>
+                <w:sz w:val="18"/>
+                <w:szCs w:val="18"/>
+              </w:rPr>
+              <w:t>réalisation en env. 1</w:t>
             </w:r>
           </w:p>
         </w:tc>
@@ -22835,23 +22517,13 @@
                 <w:szCs w:val="18"/>
               </w:rPr>
             </w:pPr>
-            <w:proofErr w:type="gramStart"/>
-            <w:r>
-              <w:rPr>
-                <w:rFonts w:ascii="Arial" w:hAnsi="Arial" w:cs="Arial"/>
-                <w:sz w:val="18"/>
-                <w:szCs w:val="18"/>
-              </w:rPr>
-              <w:t>réalisation</w:t>
-            </w:r>
-            <w:proofErr w:type="gramEnd"/>
-            <w:r>
-              <w:rPr>
-                <w:rFonts w:ascii="Arial" w:hAnsi="Arial" w:cs="Arial"/>
-                <w:sz w:val="18"/>
-                <w:szCs w:val="18"/>
-              </w:rPr>
-              <w:t xml:space="preserve"> en env. 1</w:t>
+            <w:r>
+              <w:rPr>
+                <w:rFonts w:ascii="Arial" w:hAnsi="Arial" w:cs="Arial"/>
+                <w:sz w:val="18"/>
+                <w:szCs w:val="18"/>
+              </w:rPr>
+              <w:t>réalisation en env. 1</w:t>
             </w:r>
           </w:p>
         </w:tc>
@@ -23161,23 +22833,13 @@
                 <w:szCs w:val="18"/>
               </w:rPr>
             </w:pPr>
-            <w:proofErr w:type="gramStart"/>
-            <w:r>
-              <w:rPr>
-                <w:rFonts w:ascii="Arial" w:hAnsi="Arial" w:cs="Arial"/>
-                <w:sz w:val="18"/>
-                <w:szCs w:val="18"/>
-              </w:rPr>
-              <w:t>réalisation</w:t>
-            </w:r>
-            <w:proofErr w:type="gramEnd"/>
-            <w:r>
-              <w:rPr>
-                <w:rFonts w:ascii="Arial" w:hAnsi="Arial" w:cs="Arial"/>
-                <w:sz w:val="18"/>
-                <w:szCs w:val="18"/>
-              </w:rPr>
-              <w:t xml:space="preserve"> en env. 2</w:t>
+            <w:r>
+              <w:rPr>
+                <w:rFonts w:ascii="Arial" w:hAnsi="Arial" w:cs="Arial"/>
+                <w:sz w:val="18"/>
+                <w:szCs w:val="18"/>
+              </w:rPr>
+              <w:t>réalisation en env. 2</w:t>
             </w:r>
           </w:p>
         </w:tc>
@@ -23363,23 +23025,13 @@
                 <w:szCs w:val="18"/>
               </w:rPr>
             </w:pPr>
-            <w:proofErr w:type="gramStart"/>
-            <w:r>
-              <w:rPr>
-                <w:rFonts w:ascii="Arial" w:hAnsi="Arial" w:cs="Arial"/>
-                <w:sz w:val="18"/>
-                <w:szCs w:val="18"/>
-              </w:rPr>
-              <w:t>réalisation</w:t>
-            </w:r>
-            <w:proofErr w:type="gramEnd"/>
-            <w:r>
-              <w:rPr>
-                <w:rFonts w:ascii="Arial" w:hAnsi="Arial" w:cs="Arial"/>
-                <w:sz w:val="18"/>
-                <w:szCs w:val="18"/>
-              </w:rPr>
-              <w:t xml:space="preserve"> en env. 2</w:t>
+            <w:r>
+              <w:rPr>
+                <w:rFonts w:ascii="Arial" w:hAnsi="Arial" w:cs="Arial"/>
+                <w:sz w:val="18"/>
+                <w:szCs w:val="18"/>
+              </w:rPr>
+              <w:t>réalisation en env. 2</w:t>
             </w:r>
           </w:p>
         </w:tc>
@@ -23736,23 +23388,13 @@
                 <w:szCs w:val="18"/>
               </w:rPr>
             </w:pPr>
-            <w:proofErr w:type="gramStart"/>
-            <w:r>
-              <w:rPr>
-                <w:rFonts w:ascii="Arial" w:hAnsi="Arial" w:cs="Arial"/>
-                <w:sz w:val="18"/>
-                <w:szCs w:val="18"/>
-              </w:rPr>
-              <w:t>réalisation</w:t>
-            </w:r>
-            <w:proofErr w:type="gramEnd"/>
-            <w:r>
-              <w:rPr>
-                <w:rFonts w:ascii="Arial" w:hAnsi="Arial" w:cs="Arial"/>
-                <w:sz w:val="18"/>
-                <w:szCs w:val="18"/>
-              </w:rPr>
-              <w:t xml:space="preserve"> en env. 1</w:t>
+            <w:r>
+              <w:rPr>
+                <w:rFonts w:ascii="Arial" w:hAnsi="Arial" w:cs="Arial"/>
+                <w:sz w:val="18"/>
+                <w:szCs w:val="18"/>
+              </w:rPr>
+              <w:t>réalisation en env. 1</w:t>
             </w:r>
           </w:p>
         </w:tc>
@@ -24080,23 +23722,13 @@
                 <w:szCs w:val="18"/>
               </w:rPr>
             </w:pPr>
-            <w:proofErr w:type="gramStart"/>
-            <w:r>
-              <w:rPr>
-                <w:rFonts w:ascii="Arial" w:hAnsi="Arial" w:cs="Arial"/>
-                <w:sz w:val="18"/>
-                <w:szCs w:val="18"/>
-              </w:rPr>
-              <w:t>réalisation</w:t>
-            </w:r>
-            <w:proofErr w:type="gramEnd"/>
-            <w:r>
-              <w:rPr>
-                <w:rFonts w:ascii="Arial" w:hAnsi="Arial" w:cs="Arial"/>
-                <w:sz w:val="18"/>
-                <w:szCs w:val="18"/>
-              </w:rPr>
-              <w:t xml:space="preserve"> en env. </w:t>
+            <w:r>
+              <w:rPr>
+                <w:rFonts w:ascii="Arial" w:hAnsi="Arial" w:cs="Arial"/>
+                <w:sz w:val="18"/>
+                <w:szCs w:val="18"/>
+              </w:rPr>
+              <w:t xml:space="preserve">réalisation en env. </w:t>
             </w:r>
             <w:r>
               <w:rPr>
@@ -27998,29 +27630,7 @@
                 <w:sz w:val="16"/>
                 <w:szCs w:val="16"/>
               </w:rPr>
-              <w:t xml:space="preserve">Les choix de solutions répondant au besoin </w:t>
-            </w:r>
-            <w:proofErr w:type="gramStart"/>
-            <w:r>
-              <w:rPr>
-                <w:rFonts w:ascii="Arial" w:hAnsi="Arial" w:cs="Arial"/>
-                <w:i/>
-                <w:iCs/>
-                <w:sz w:val="16"/>
-                <w:szCs w:val="16"/>
-              </w:rPr>
-              <w:t>exprimé</w:t>
-            </w:r>
-            <w:proofErr w:type="gramEnd"/>
-            <w:r>
-              <w:rPr>
-                <w:rFonts w:ascii="Arial" w:hAnsi="Arial" w:cs="Arial"/>
-                <w:i/>
-                <w:iCs/>
-                <w:sz w:val="16"/>
-                <w:szCs w:val="16"/>
-              </w:rPr>
-              <w:t xml:space="preserve"> (adaptation d’une solution existante ou réalisation d’une nouvelle) sont décrits et justifiés en termes de coût, de délai et de qualité.</w:t>
+              <w:t>Les choix de solutions répondant au besoin exprimé (adaptation d’une solution existante ou réalisation d’une nouvelle) sont décrits et justifiés en termes de coût, de délai et de qualité.</w:t>
             </w:r>
           </w:p>
           <w:p>
@@ -30965,29 +30575,7 @@
                 <w:sz w:val="16"/>
                 <w:szCs w:val="16"/>
               </w:rPr>
-              <w:t xml:space="preserve">L’automatisation des tâches d’administration répond au besoin </w:t>
-            </w:r>
-            <w:proofErr w:type="gramStart"/>
-            <w:r>
-              <w:rPr>
-                <w:rFonts w:ascii="Arial" w:hAnsi="Arial" w:cs="Arial"/>
-                <w:i/>
-                <w:iCs/>
-                <w:sz w:val="16"/>
-                <w:szCs w:val="16"/>
-              </w:rPr>
-              <w:t>exprimé</w:t>
-            </w:r>
-            <w:proofErr w:type="gramEnd"/>
-            <w:r>
-              <w:rPr>
-                <w:rFonts w:ascii="Arial" w:hAnsi="Arial" w:cs="Arial"/>
-                <w:i/>
-                <w:iCs/>
-                <w:sz w:val="16"/>
-                <w:szCs w:val="16"/>
-              </w:rPr>
-              <w:t>.</w:t>
+              <w:t>L’automatisation des tâches d’administration répond au besoin exprimé.</w:t>
             </w:r>
           </w:p>
           <w:p>
@@ -35678,29 +35266,7 @@
                 <w:sz w:val="16"/>
                 <w:szCs w:val="16"/>
               </w:rPr>
-              <w:t xml:space="preserve">La proposition de la solution applicative répond au besoin </w:t>
-            </w:r>
-            <w:proofErr w:type="gramStart"/>
-            <w:r>
-              <w:rPr>
-                <w:rFonts w:ascii="Arial" w:hAnsi="Arial" w:cs="Arial"/>
-                <w:i/>
-                <w:iCs/>
-                <w:sz w:val="16"/>
-                <w:szCs w:val="16"/>
-              </w:rPr>
-              <w:t>exprimé</w:t>
-            </w:r>
-            <w:proofErr w:type="gramEnd"/>
-            <w:r>
-              <w:rPr>
-                <w:rFonts w:ascii="Arial" w:hAnsi="Arial" w:cs="Arial"/>
-                <w:i/>
-                <w:iCs/>
-                <w:sz w:val="16"/>
-                <w:szCs w:val="16"/>
-              </w:rPr>
-              <w:t xml:space="preserve"> dans le cahier des charges y compris dans sa dimension contractuelle :</w:t>
+              <w:t>La proposition de la solution applicative répond au besoin exprimé dans le cahier des charges y compris dans sa dimension contractuelle :</w:t>
             </w:r>
           </w:p>
           <w:p>
@@ -42486,7 +42052,6 @@
                 <w:szCs w:val="22"/>
               </w:rPr>
             </w:pPr>
-            <w:proofErr w:type="gramStart"/>
             <w:r>
               <w:rPr>
                 <w:rFonts w:ascii="Arial" w:hAnsi="Arial" w:cs="Arial"/>
@@ -42498,7 +42063,6 @@
               </w:rPr>
               <w:t>d’interrogation</w:t>
             </w:r>
-            <w:proofErr w:type="gramEnd"/>
           </w:p>
         </w:tc>
       </w:tr>
@@ -43206,7 +42770,6 @@
                 <w:szCs w:val="22"/>
               </w:rPr>
             </w:pPr>
-            <w:proofErr w:type="gramStart"/>
             <w:r>
               <w:rPr>
                 <w:rFonts w:ascii="Arial" w:hAnsi="Arial" w:cs="Arial"/>
@@ -43218,7 +42781,6 @@
               </w:rPr>
               <w:t>d’interrogation</w:t>
             </w:r>
-            <w:proofErr w:type="gramEnd"/>
           </w:p>
         </w:tc>
       </w:tr>
@@ -43683,7 +43245,6 @@
                 <w:szCs w:val="22"/>
               </w:rPr>
             </w:pPr>
-            <w:proofErr w:type="gramStart"/>
             <w:r>
               <w:rPr>
                 <w:rFonts w:ascii="Arial" w:hAnsi="Arial" w:cs="Arial"/>
@@ -43695,7 +43256,6 @@
               </w:rPr>
               <w:t>d’interrogation</w:t>
             </w:r>
-            <w:proofErr w:type="gramEnd"/>
           </w:p>
         </w:tc>
       </w:tr>
@@ -44419,7 +43979,6 @@
                 <w:szCs w:val="22"/>
               </w:rPr>
             </w:pPr>
-            <w:proofErr w:type="gramStart"/>
             <w:r>
               <w:rPr>
                 <w:rFonts w:ascii="Arial" w:hAnsi="Arial" w:cs="Arial"/>
@@ -44431,7 +43990,6 @@
               </w:rPr>
               <w:t>d’interrogation</w:t>
             </w:r>
-            <w:proofErr w:type="gramEnd"/>
           </w:p>
         </w:tc>
       </w:tr>
@@ -45190,7 +44748,6 @@
                 <w:szCs w:val="22"/>
               </w:rPr>
             </w:pPr>
-            <w:proofErr w:type="gramStart"/>
             <w:r>
               <w:rPr>
                 <w:rFonts w:ascii="Arial" w:hAnsi="Arial" w:cs="Arial"/>
@@ -45202,7 +44759,6 @@
               </w:rPr>
               <w:t>d’interrogation</w:t>
             </w:r>
-            <w:proofErr w:type="gramEnd"/>
           </w:p>
         </w:tc>
       </w:tr>
@@ -45650,7 +45206,6 @@
                 <w:szCs w:val="22"/>
               </w:rPr>
             </w:pPr>
-            <w:proofErr w:type="gramStart"/>
             <w:r>
               <w:rPr>
                 <w:rFonts w:ascii="Arial" w:hAnsi="Arial" w:cs="Arial"/>
@@ -45662,7 +45217,6 @@
               </w:rPr>
               <w:t>d’interrogation</w:t>
             </w:r>
-            <w:proofErr w:type="gramEnd"/>
           </w:p>
         </w:tc>
       </w:tr>
@@ -46252,27 +45806,7 @@
           <w:bCs/>
           <w:iCs/>
         </w:rPr>
-        <w:t xml:space="preserve">En référence à l’annexe II.E </w:t>
-      </w:r>
-      <w:proofErr w:type="gramStart"/>
-      <w:r>
-        <w:rPr>
-          <w:rFonts w:ascii="Arial" w:hAnsi="Arial" w:cs="Arial"/>
-          <w:b/>
-          <w:bCs/>
-          <w:iCs/>
-        </w:rPr>
-        <w:t>–«</w:t>
-      </w:r>
-      <w:proofErr w:type="gramEnd"/>
-      <w:r>
-        <w:rPr>
-          <w:rFonts w:ascii="Arial" w:hAnsi="Arial" w:cs="Arial"/>
-          <w:b/>
-          <w:bCs/>
-          <w:iCs/>
-        </w:rPr>
-        <w:t> Environnement technologique pour la certification » du référentiel du BTS SIO</w:t>
+        <w:t>En référence à l’annexe II.E –« Environnement technologique pour la certification » du référentiel du BTS SIO</w:t>
       </w:r>
     </w:p>
     <w:tbl>
@@ -46614,7 +46148,6 @@
                 <w:szCs w:val="22"/>
               </w:rPr>
             </w:pPr>
-            <w:proofErr w:type="gramStart"/>
             <w:r>
               <w:rPr>
                 <w:rFonts w:ascii="Arial" w:hAnsi="Arial" w:cs="Arial"/>
@@ -46626,7 +46159,6 @@
               </w:rPr>
               <w:t>d’interrogation</w:t>
             </w:r>
-            <w:proofErr w:type="gramEnd"/>
           </w:p>
         </w:tc>
       </w:tr>
@@ -47334,7 +46866,6 @@
                 <w:szCs w:val="22"/>
               </w:rPr>
             </w:pPr>
-            <w:proofErr w:type="gramStart"/>
             <w:r>
               <w:rPr>
                 <w:rFonts w:ascii="Arial" w:hAnsi="Arial" w:cs="Arial"/>
@@ -47346,7 +46877,6 @@
               </w:rPr>
               <w:t>d’interrogation</w:t>
             </w:r>
-            <w:proofErr w:type="gramEnd"/>
           </w:p>
         </w:tc>
       </w:tr>
@@ -47811,7 +47341,6 @@
                 <w:szCs w:val="22"/>
               </w:rPr>
             </w:pPr>
-            <w:proofErr w:type="gramStart"/>
             <w:r>
               <w:rPr>
                 <w:rFonts w:ascii="Arial" w:hAnsi="Arial" w:cs="Arial"/>
@@ -47823,7 +47352,6 @@
               </w:rPr>
               <w:t>d’interrogation</w:t>
             </w:r>
-            <w:proofErr w:type="gramEnd"/>
           </w:p>
         </w:tc>
       </w:tr>
@@ -48516,7 +48044,6 @@
                 <w:szCs w:val="22"/>
               </w:rPr>
             </w:pPr>
-            <w:proofErr w:type="gramStart"/>
             <w:r>
               <w:rPr>
                 <w:rFonts w:ascii="Arial" w:hAnsi="Arial" w:cs="Arial"/>
@@ -48528,7 +48055,6 @@
               </w:rPr>
               <w:t>d’interrogation</w:t>
             </w:r>
-            <w:proofErr w:type="gramEnd"/>
           </w:p>
         </w:tc>
       </w:tr>
@@ -49210,7 +48736,6 @@
                 <w:szCs w:val="22"/>
               </w:rPr>
             </w:pPr>
-            <w:proofErr w:type="gramStart"/>
             <w:r>
               <w:rPr>
                 <w:rFonts w:ascii="Arial" w:hAnsi="Arial" w:cs="Arial"/>
@@ -49222,7 +48747,6 @@
               </w:rPr>
               <w:t>d’interrogation</w:t>
             </w:r>
-            <w:proofErr w:type="gramEnd"/>
           </w:p>
         </w:tc>
       </w:tr>

--- a/Projet_NetCorp_BTS_Adrien_D/RealisationReseau/ANNEXE_VII_projet_adrien_d_reseau.docx
+++ b/Projet_NetCorp_BTS_Adrien_D/RealisationReseau/ANNEXE_VII_projet_adrien_d_reseau.docx
@@ -417,6 +417,7 @@
           <w:szCs w:val="20"/>
         </w:rPr>
       </w:pPr>
+      <w:proofErr w:type="gramStart"/>
       <w:r>
         <w:rPr>
           <w:rFonts w:ascii="Arial" w:hAnsi="Arial" w:cs="Arial"/>
@@ -424,7 +425,17 @@
           <w:sz w:val="20"/>
           <w:szCs w:val="20"/>
         </w:rPr>
-        <w:t xml:space="preserve">des fiches descriptives des deux réalisations professionnelles intégrant les modalités d’accès aux éléments techniques. Ces fiches sont décrites à l’aide du modèle de fiche présenté </w:t>
+        <w:t>des</w:t>
+      </w:r>
+      <w:proofErr w:type="gramEnd"/>
+      <w:r>
+        <w:rPr>
+          <w:rFonts w:ascii="Arial" w:hAnsi="Arial" w:cs="Arial"/>
+          <w:color w:val="000000"/>
+          <w:sz w:val="20"/>
+          <w:szCs w:val="20"/>
+        </w:rPr>
+        <w:t xml:space="preserve"> fiches descriptives des deux réalisations professionnelles intégrant les modalités d’accès aux éléments techniques. Ces fiches sont décrites à l’aide du modèle de fiche présenté </w:t>
       </w:r>
       <w:r>
         <w:rPr>
@@ -604,6 +615,7 @@
           <w:szCs w:val="20"/>
         </w:rPr>
       </w:pPr>
+      <w:proofErr w:type="gramStart"/>
       <w:r>
         <w:rPr>
           <w:rFonts w:ascii="Arial" w:hAnsi="Arial" w:cs="Arial"/>
@@ -611,7 +623,17 @@
           <w:sz w:val="20"/>
           <w:szCs w:val="20"/>
         </w:rPr>
-        <w:t>des éléments constitutifs de chaque réalisation professionnelle mise en œuvre par la personne candidate : description des ressources matérielles et logicielles utilisées, schémas explicatifs ou encore documentation utile.</w:t>
+        <w:t>des</w:t>
+      </w:r>
+      <w:proofErr w:type="gramEnd"/>
+      <w:r>
+        <w:rPr>
+          <w:rFonts w:ascii="Arial" w:hAnsi="Arial" w:cs="Arial"/>
+          <w:color w:val="000000"/>
+          <w:sz w:val="20"/>
+          <w:szCs w:val="20"/>
+        </w:rPr>
+        <w:t xml:space="preserve"> éléments constitutifs de chaque réalisation professionnelle mise en œuvre par la personne candidate : description des ressources matérielles et logicielles utilisées, schémas explicatifs ou encore documentation utile.</w:t>
       </w:r>
     </w:p>
     <w:p>
@@ -671,13 +693,23 @@
           <w:szCs w:val="20"/>
         </w:rPr>
       </w:pPr>
+      <w:proofErr w:type="gramStart"/>
       <w:r>
         <w:rPr>
           <w:rFonts w:ascii="Arial" w:hAnsi="Arial"/>
           <w:sz w:val="20"/>
           <w:szCs w:val="20"/>
         </w:rPr>
-        <w:t xml:space="preserve">la </w:t>
+        <w:t>la</w:t>
+      </w:r>
+      <w:proofErr w:type="gramEnd"/>
+      <w:r>
+        <w:rPr>
+          <w:rFonts w:ascii="Arial" w:hAnsi="Arial"/>
+          <w:sz w:val="20"/>
+          <w:szCs w:val="20"/>
+        </w:rPr>
+        <w:t xml:space="preserve"> </w:t>
       </w:r>
       <w:r>
         <w:rPr>
@@ -710,13 +742,23 @@
           <w:szCs w:val="20"/>
         </w:rPr>
       </w:pPr>
+      <w:proofErr w:type="gramStart"/>
       <w:r>
         <w:rPr>
           <w:rFonts w:ascii="Arial" w:hAnsi="Arial"/>
           <w:sz w:val="20"/>
           <w:szCs w:val="20"/>
         </w:rPr>
-        <w:t xml:space="preserve">l’expression des besoins qui sera remise </w:t>
+        <w:t>l’expression</w:t>
+      </w:r>
+      <w:proofErr w:type="gramEnd"/>
+      <w:r>
+        <w:rPr>
+          <w:rFonts w:ascii="Arial" w:hAnsi="Arial"/>
+          <w:sz w:val="20"/>
+          <w:szCs w:val="20"/>
+        </w:rPr>
+        <w:t xml:space="preserve"> des besoins qui sera remise </w:t>
       </w:r>
       <w:r>
         <w:rPr>
@@ -2443,7 +2485,25 @@
           <w:sz w:val="20"/>
           <w:szCs w:val="20"/>
         </w:rPr>
-        <w:t xml:space="preserve">Seuls les candidats ayant préparé le brevet de technicien supérieur par la voie scolaire dans un établissement public ou privé sous contrat, par la voie de la formation professionnelle continue dans un établissement public habilité ou bien par la voie de l'apprentissage dans un centre de formation d'apprentis habilité ou une section d'apprentissage habilitée, peuvent </w:t>
+        <w:t xml:space="preserve">Seuls les candidats ayant préparé le brevet de technicien supérieur par la voie scolaire dans un établissement public ou privé sous contrat, par la voie de la formation professionnelle </w:t>
+      </w:r>
+      <w:proofErr w:type="gramStart"/>
+      <w:r>
+        <w:rPr>
+          <w:rFonts w:ascii="Arial" w:hAnsi="Arial"/>
+          <w:sz w:val="20"/>
+          <w:szCs w:val="20"/>
+        </w:rPr>
+        <w:t>continue</w:t>
+      </w:r>
+      <w:proofErr w:type="gramEnd"/>
+      <w:r>
+        <w:rPr>
+          <w:rFonts w:ascii="Arial" w:hAnsi="Arial"/>
+          <w:sz w:val="20"/>
+          <w:szCs w:val="20"/>
+        </w:rPr>
+        <w:t xml:space="preserve"> dans un établissement public habilité ou bien par la voie de l'apprentissage dans un centre de formation d'apprentis habilité ou une section d'apprentissage habilitée, peuvent </w:t>
       </w:r>
       <w:r>
         <w:rPr>
@@ -3625,15 +3685,33 @@
                 <w:b/>
                 <w:sz w:val="20"/>
               </w:rPr>
-              <w:t xml:space="preserve"> prénom :</w:t>
-            </w:r>
+              <w:t xml:space="preserve"> prénom</w:t>
+            </w:r>
+            <w:proofErr w:type="gramStart"/>
             <w:r>
               <w:rPr>
                 <w:rFonts w:ascii="Arial" w:hAnsi="Arial"/>
                 <w:b/>
                 <w:sz w:val="20"/>
               </w:rPr>
-              <w:t xml:space="preserve">Demange Adrien </w:t>
+              <w:t xml:space="preserve"> :</w:t>
+            </w:r>
+            <w:r>
+              <w:rPr>
+                <w:rFonts w:ascii="Arial" w:hAnsi="Arial"/>
+                <w:b/>
+                <w:sz w:val="20"/>
+              </w:rPr>
+              <w:t>Demange</w:t>
+            </w:r>
+            <w:proofErr w:type="gramEnd"/>
+            <w:r>
+              <w:rPr>
+                <w:rFonts w:ascii="Arial" w:hAnsi="Arial"/>
+                <w:b/>
+                <w:sz w:val="20"/>
+              </w:rPr>
+              <w:t xml:space="preserve"> Adrien </w:t>
             </w:r>
           </w:p>
         </w:tc>
@@ -4005,10 +4083,22 @@
               <w:t xml:space="preserve">, </w:t>
             </w:r>
             <w:r>
-              <w:t xml:space="preserve">d’un service Administration </w:t>
-            </w:r>
-            <w:r>
-              <w:t>et d’un service RH.</w:t>
+              <w:t xml:space="preserve">d’un service </w:t>
+            </w:r>
+            <w:r>
+              <w:t>Direction</w:t>
+            </w:r>
+            <w:r>
+              <w:t xml:space="preserve"> </w:t>
+            </w:r>
+            <w:r>
+              <w:t xml:space="preserve">et d’un service </w:t>
+            </w:r>
+            <w:r>
+              <w:t>IT</w:t>
+            </w:r>
+            <w:r>
+              <w:t xml:space="preserve"> en LAN.</w:t>
             </w:r>
           </w:p>
           <w:p>
@@ -4089,7 +4179,21 @@
                 <w:rFonts w:ascii="Arial" w:hAnsi="Arial" w:cs="Arial"/>
                 <w:sz w:val="20"/>
               </w:rPr>
-              <w:t xml:space="preserve">Administration du réseau de l’entreprise </w:t>
+              <w:t xml:space="preserve">Administration du réseau </w:t>
+            </w:r>
+            <w:r>
+              <w:rPr>
+                <w:rFonts w:ascii="Arial" w:hAnsi="Arial" w:cs="Arial"/>
+                <w:sz w:val="20"/>
+              </w:rPr>
+              <w:t xml:space="preserve">LAN </w:t>
+            </w:r>
+            <w:r>
+              <w:rPr>
+                <w:rFonts w:ascii="Arial" w:hAnsi="Arial" w:cs="Arial"/>
+                <w:sz w:val="20"/>
+              </w:rPr>
+              <w:t xml:space="preserve">de l’entreprise </w:t>
             </w:r>
             <w:proofErr w:type="spellStart"/>
             <w:r>
@@ -4128,7 +4232,21 @@
                 <w:rFonts w:ascii="Arial" w:hAnsi="Arial" w:cs="Arial"/>
                 <w:sz w:val="20"/>
               </w:rPr>
-              <w:t xml:space="preserve"> ainsi </w:t>
+              <w:t xml:space="preserve"> </w:t>
+            </w:r>
+            <w:r>
+              <w:rPr>
+                <w:rFonts w:ascii="Arial" w:hAnsi="Arial" w:cs="Arial"/>
+                <w:sz w:val="20"/>
+              </w:rPr>
+              <w:t xml:space="preserve">&amp;Pare-Feu </w:t>
+            </w:r>
+            <w:r>
+              <w:rPr>
+                <w:rFonts w:ascii="Arial" w:hAnsi="Arial" w:cs="Arial"/>
+                <w:sz w:val="20"/>
+              </w:rPr>
+              <w:t xml:space="preserve">ainsi </w:t>
             </w:r>
             <w:r>
               <w:rPr>
@@ -4258,7 +4376,7 @@
                 <w:sz w:val="20"/>
                 <w:szCs w:val="24"/>
               </w:rPr>
-              <w:tab/>
+              <w:t xml:space="preserve">De mars à mai </w:t>
             </w:r>
             <w:r>
               <w:rPr>
@@ -4266,31 +4384,49 @@
                 <w:sz w:val="20"/>
                 <w:szCs w:val="24"/>
               </w:rPr>
+              <w:t xml:space="preserve">2026 </w:t>
+            </w:r>
+            <w:r>
+              <w:rPr>
+                <w:b/>
+                <w:sz w:val="20"/>
+                <w:szCs w:val="24"/>
+              </w:rPr>
+              <w:t xml:space="preserve">                           </w:t>
+            </w:r>
+            <w:r>
+              <w:rPr>
+                <w:b/>
+                <w:sz w:val="20"/>
+                <w:szCs w:val="24"/>
+              </w:rPr>
+              <w:t>Lieu :</w:t>
+            </w:r>
+            <w:r>
+              <w:rPr>
+                <w:bCs/>
+                <w:sz w:val="20"/>
+                <w:szCs w:val="24"/>
+              </w:rPr>
               <w:t xml:space="preserve"> </w:t>
             </w:r>
-            <w:r>
-              <w:rPr>
-                <w:b/>
+            <w:proofErr w:type="spellStart"/>
+            <w:r>
+              <w:rPr>
+                <w:bCs/>
                 <w:sz w:val="20"/>
                 <w:szCs w:val="24"/>
               </w:rPr>
-              <w:t>Lieu :</w:t>
-            </w:r>
+              <w:t>Hecten</w:t>
+            </w:r>
+            <w:proofErr w:type="spellEnd"/>
             <w:r>
               <w:rPr>
                 <w:bCs/>
                 <w:sz w:val="20"/>
                 <w:szCs w:val="24"/>
               </w:rPr>
-              <w:t xml:space="preserve"> </w:t>
-            </w:r>
-            <w:r>
-              <w:rPr>
-                <w:bCs/>
-                <w:sz w:val="20"/>
-                <w:szCs w:val="24"/>
-              </w:rPr>
-              <w:tab/>
+              <w:t xml:space="preserve">, Paris </w:t>
             </w:r>
           </w:p>
           <w:p>
@@ -4328,6 +4464,7 @@
                 <w:b/>
                 <w:sz w:val="20"/>
                 <w:szCs w:val="24"/>
+                <w:highlight w:val="yellow"/>
               </w:rPr>
               <w:fldChar w:fldCharType="begin">
                 <w:ffData>
@@ -4346,6 +4483,7 @@
                 <w:b/>
                 <w:sz w:val="20"/>
                 <w:szCs w:val="24"/>
+                <w:highlight w:val="yellow"/>
               </w:rPr>
               <w:instrText xml:space="preserve"> FORMCHECKBOX </w:instrText>
             </w:r>
@@ -4354,6 +4492,7 @@
                 <w:b/>
                 <w:sz w:val="20"/>
                 <w:szCs w:val="24"/>
+                <w:highlight w:val="yellow"/>
               </w:rPr>
             </w:r>
             <w:r>
@@ -4361,6 +4500,7 @@
                 <w:b/>
                 <w:sz w:val="20"/>
                 <w:szCs w:val="24"/>
+                <w:highlight w:val="yellow"/>
               </w:rPr>
               <w:fldChar w:fldCharType="separate"/>
             </w:r>
@@ -4369,6 +4509,7 @@
                 <w:b/>
                 <w:sz w:val="20"/>
                 <w:szCs w:val="24"/>
+                <w:highlight w:val="yellow"/>
               </w:rPr>
               <w:fldChar w:fldCharType="end"/>
             </w:r>
@@ -4528,6 +4669,7 @@
                 <w:rFonts w:ascii="Arial" w:hAnsi="Arial" w:cs="Arial"/>
                 <w:b/>
                 <w:sz w:val="20"/>
+                <w:highlight w:val="yellow"/>
               </w:rPr>
               <w:fldChar w:fldCharType="begin">
                 <w:ffData>
@@ -4546,6 +4688,7 @@
                 <w:rFonts w:ascii="Arial" w:hAnsi="Arial" w:cs="Arial"/>
                 <w:b/>
                 <w:sz w:val="20"/>
+                <w:highlight w:val="yellow"/>
               </w:rPr>
               <w:instrText xml:space="preserve"> FORMCHECKBOX </w:instrText>
             </w:r>
@@ -4554,13 +4697,15 @@
                 <w:rFonts w:ascii="Arial" w:hAnsi="Arial" w:cs="Arial"/>
                 <w:b/>
                 <w:sz w:val="20"/>
-              </w:rPr>
-            </w:r>
-            <w:r>
-              <w:rPr>
-                <w:rFonts w:ascii="Arial" w:hAnsi="Arial" w:cs="Arial"/>
-                <w:b/>
-                <w:sz w:val="20"/>
+                <w:highlight w:val="yellow"/>
+              </w:rPr>
+            </w:r>
+            <w:r>
+              <w:rPr>
+                <w:rFonts w:ascii="Arial" w:hAnsi="Arial" w:cs="Arial"/>
+                <w:b/>
+                <w:sz w:val="20"/>
+                <w:highlight w:val="yellow"/>
               </w:rPr>
               <w:fldChar w:fldCharType="separate"/>
             </w:r>
@@ -4569,6 +4714,7 @@
                 <w:rFonts w:ascii="Arial" w:hAnsi="Arial" w:cs="Arial"/>
                 <w:b/>
                 <w:sz w:val="20"/>
+                <w:highlight w:val="yellow"/>
               </w:rPr>
               <w:fldChar w:fldCharType="end"/>
             </w:r>
@@ -4612,6 +4758,7 @@
                 <w:rFonts w:ascii="Arial" w:hAnsi="Arial" w:cs="Arial"/>
                 <w:b/>
                 <w:sz w:val="20"/>
+                <w:highlight w:val="yellow"/>
               </w:rPr>
               <w:fldChar w:fldCharType="begin">
                 <w:ffData>
@@ -4630,6 +4777,7 @@
                 <w:rFonts w:ascii="Arial" w:hAnsi="Arial" w:cs="Arial"/>
                 <w:b/>
                 <w:sz w:val="20"/>
+                <w:highlight w:val="yellow"/>
               </w:rPr>
               <w:instrText xml:space="preserve"> FORMCHECKBOX </w:instrText>
             </w:r>
@@ -4638,13 +4786,15 @@
                 <w:rFonts w:ascii="Arial" w:hAnsi="Arial" w:cs="Arial"/>
                 <w:b/>
                 <w:sz w:val="20"/>
-              </w:rPr>
-            </w:r>
-            <w:r>
-              <w:rPr>
-                <w:rFonts w:ascii="Arial" w:hAnsi="Arial" w:cs="Arial"/>
-                <w:b/>
-                <w:sz w:val="20"/>
+                <w:highlight w:val="yellow"/>
+              </w:rPr>
+            </w:r>
+            <w:r>
+              <w:rPr>
+                <w:rFonts w:ascii="Arial" w:hAnsi="Arial" w:cs="Arial"/>
+                <w:b/>
+                <w:sz w:val="20"/>
+                <w:highlight w:val="yellow"/>
               </w:rPr>
               <w:fldChar w:fldCharType="separate"/>
             </w:r>
@@ -4653,6 +4803,7 @@
                 <w:rFonts w:ascii="Arial" w:hAnsi="Arial" w:cs="Arial"/>
                 <w:b/>
                 <w:sz w:val="20"/>
+                <w:highlight w:val="yellow"/>
               </w:rPr>
               <w:fldChar w:fldCharType="end"/>
             </w:r>
@@ -4695,6 +4846,7 @@
                 <w:rFonts w:ascii="Arial" w:hAnsi="Arial" w:cs="Arial"/>
                 <w:b/>
                 <w:sz w:val="20"/>
+                <w:highlight w:val="yellow"/>
               </w:rPr>
               <w:fldChar w:fldCharType="begin">
                 <w:ffData>
@@ -4713,6 +4865,7 @@
                 <w:rFonts w:ascii="Arial" w:hAnsi="Arial" w:cs="Arial"/>
                 <w:b/>
                 <w:sz w:val="20"/>
+                <w:highlight w:val="yellow"/>
               </w:rPr>
               <w:instrText xml:space="preserve"> FORMCHECKBOX </w:instrText>
             </w:r>
@@ -4721,13 +4874,15 @@
                 <w:rFonts w:ascii="Arial" w:hAnsi="Arial" w:cs="Arial"/>
                 <w:b/>
                 <w:sz w:val="20"/>
-              </w:rPr>
-            </w:r>
-            <w:r>
-              <w:rPr>
-                <w:rFonts w:ascii="Arial" w:hAnsi="Arial" w:cs="Arial"/>
-                <w:b/>
-                <w:sz w:val="20"/>
+                <w:highlight w:val="yellow"/>
+              </w:rPr>
+            </w:r>
+            <w:r>
+              <w:rPr>
+                <w:rFonts w:ascii="Arial" w:hAnsi="Arial" w:cs="Arial"/>
+                <w:b/>
+                <w:sz w:val="20"/>
+                <w:highlight w:val="yellow"/>
               </w:rPr>
               <w:fldChar w:fldCharType="separate"/>
             </w:r>
@@ -4736,6 +4891,7 @@
                 <w:rFonts w:ascii="Arial" w:hAnsi="Arial" w:cs="Arial"/>
                 <w:b/>
                 <w:sz w:val="20"/>
+                <w:highlight w:val="yellow"/>
               </w:rPr>
               <w:fldChar w:fldCharType="end"/>
             </w:r>
@@ -4887,6 +5043,7 @@
               <w:t xml:space="preserve"> 3050 </w:t>
             </w:r>
             <w:proofErr w:type="spellStart"/>
+            <w:proofErr w:type="gramStart"/>
             <w:r>
               <w:rPr>
                 <w:lang w:val="en-US"/>
@@ -4898,7 +5055,14 @@
               <w:rPr>
                 <w:lang w:val="en-US"/>
               </w:rPr>
-              <w:t xml:space="preserve">  : 1To de stockage, 25 Go RAM, </w:t>
+              <w:t xml:space="preserve">  :</w:t>
+            </w:r>
+            <w:proofErr w:type="gramEnd"/>
+            <w:r>
+              <w:rPr>
+                <w:lang w:val="en-US"/>
+              </w:rPr>
+              <w:t xml:space="preserve"> 1To de stockage, 25 Go RAM, </w:t>
             </w:r>
             <w:proofErr w:type="spellStart"/>
             <w:r>
@@ -5101,7 +5265,21 @@
                 <w:rFonts w:ascii="Arial" w:hAnsi="Arial" w:cs="Arial"/>
                 <w:sz w:val="20"/>
               </w:rPr>
-              <w:t xml:space="preserve"> avec des Virtual Area Networks afin d’isoler les différents services (RH, Administration, IT).</w:t>
+              <w:t xml:space="preserve"> avec des Virtual Area Networks afin d’isoler les différents services (RH, </w:t>
+            </w:r>
+            <w:r>
+              <w:rPr>
+                <w:rFonts w:ascii="Arial" w:hAnsi="Arial" w:cs="Arial"/>
+                <w:sz w:val="20"/>
+              </w:rPr>
+              <w:t>Direction</w:t>
+            </w:r>
+            <w:r>
+              <w:rPr>
+                <w:rFonts w:ascii="Arial" w:hAnsi="Arial" w:cs="Arial"/>
+                <w:sz w:val="20"/>
+              </w:rPr>
+              <w:t>, IT).</w:t>
             </w:r>
           </w:p>
           <w:p>
@@ -5228,6 +5406,7 @@
               <w:t xml:space="preserve"> et créer un DNS pour GLPI nommé « </w:t>
             </w:r>
             <w:proofErr w:type="spellStart"/>
+            <w:proofErr w:type="gramStart"/>
             <w:r>
               <w:rPr>
                 <w:rFonts w:ascii="Arial" w:hAnsi="Arial" w:cs="Arial"/>
@@ -5236,6 +5415,7 @@
               <w:t>glpi.lab.local</w:t>
             </w:r>
             <w:proofErr w:type="spellEnd"/>
+            <w:proofErr w:type="gramEnd"/>
             <w:r>
               <w:rPr>
                 <w:rFonts w:ascii="Arial" w:hAnsi="Arial" w:cs="Arial"/>
@@ -5276,14 +5456,6 @@
           <w:p>
             <w:pPr>
               <w:pStyle w:val="ListParagraph"/>
-              <w:rPr>
-                <w:rFonts w:ascii="Arial" w:hAnsi="Arial" w:cs="Arial"/>
-                <w:sz w:val="20"/>
-              </w:rPr>
-            </w:pPr>
-          </w:p>
-          <w:p>
-            <w:pPr>
               <w:rPr>
                 <w:rFonts w:ascii="Arial" w:hAnsi="Arial" w:cs="Arial"/>
                 <w:sz w:val="20"/>
@@ -5504,7 +5676,27 @@
                 <w:sz w:val="20"/>
                 <w:lang w:val="en-US"/>
               </w:rPr>
-              <w:t xml:space="preserve">Site Internet IT Connect : </w:t>
+              <w:t xml:space="preserve">Site Internet IT </w:t>
+            </w:r>
+            <w:proofErr w:type="gramStart"/>
+            <w:r>
+              <w:rPr>
+                <w:rFonts w:ascii="Arial" w:hAnsi="Arial" w:cs="Arial"/>
+                <w:bCs/>
+                <w:sz w:val="20"/>
+                <w:lang w:val="en-US"/>
+              </w:rPr>
+              <w:t>Connect :</w:t>
+            </w:r>
+            <w:proofErr w:type="gramEnd"/>
+            <w:r>
+              <w:rPr>
+                <w:rFonts w:ascii="Arial" w:hAnsi="Arial" w:cs="Arial"/>
+                <w:bCs/>
+                <w:sz w:val="20"/>
+                <w:lang w:val="en-US"/>
+              </w:rPr>
+              <w:t xml:space="preserve"> </w:t>
             </w:r>
             <w:r>
               <w:rPr>
@@ -5780,6 +5972,7 @@
               <w:t xml:space="preserve"> 3050 </w:t>
             </w:r>
             <w:proofErr w:type="spellStart"/>
+            <w:proofErr w:type="gramStart"/>
             <w:r>
               <w:rPr>
                 <w:lang w:val="en-US"/>
@@ -5791,7 +5984,14 @@
               <w:rPr>
                 <w:lang w:val="en-US"/>
               </w:rPr>
-              <w:t xml:space="preserve">  : 1To de stockage, 25 Go RAM, </w:t>
+              <w:t xml:space="preserve">  :</w:t>
+            </w:r>
+            <w:proofErr w:type="gramEnd"/>
+            <w:r>
+              <w:rPr>
+                <w:lang w:val="en-US"/>
+              </w:rPr>
+              <w:t xml:space="preserve"> 1To de stockage, 25 Go RAM, </w:t>
             </w:r>
             <w:proofErr w:type="spellStart"/>
             <w:r>
@@ -6395,7 +6595,15 @@
                 <w:bCs/>
                 <w:sz w:val="20"/>
               </w:rPr>
-              <w:t xml:space="preserve"> Serveurs :</w:t>
+              <w:t xml:space="preserve"> créées </w:t>
+            </w:r>
+            <w:r>
+              <w:rPr>
+                <w:rFonts w:ascii="Arial" w:hAnsi="Arial" w:cs="Arial"/>
+                <w:bCs/>
+                <w:sz w:val="20"/>
+              </w:rPr>
+              <w:t>:</w:t>
             </w:r>
           </w:p>
           <w:p>
@@ -6408,6 +6616,62 @@
                 <w:sz w:val="20"/>
               </w:rPr>
             </w:pPr>
+            <w:r>
+              <w:rPr>
+                <w:rFonts w:ascii="Arial" w:hAnsi="Arial" w:cs="Arial"/>
+                <w:bCs/>
+                <w:sz w:val="20"/>
+              </w:rPr>
+              <w:t>A</w:t>
+            </w:r>
+            <w:r>
+              <w:rPr>
+                <w:rFonts w:ascii="Arial" w:hAnsi="Arial" w:cs="Arial"/>
+                <w:bCs/>
+                <w:sz w:val="20"/>
+              </w:rPr>
+              <w:t>c</w:t>
+            </w:r>
+            <w:r>
+              <w:rPr>
+                <w:rFonts w:ascii="Arial" w:hAnsi="Arial" w:cs="Arial"/>
+                <w:bCs/>
+                <w:sz w:val="20"/>
+              </w:rPr>
+              <w:t xml:space="preserve">cessible sur 172.16.1.2 depuis le </w:t>
+            </w:r>
+            <w:r>
+              <w:rPr>
+                <w:rFonts w:ascii="Arial" w:hAnsi="Arial" w:cs="Arial"/>
+                <w:bCs/>
+                <w:sz w:val="20"/>
+              </w:rPr>
+              <w:t xml:space="preserve">réseau du </w:t>
+            </w:r>
+            <w:r>
+              <w:rPr>
+                <w:rFonts w:ascii="Arial" w:hAnsi="Arial" w:cs="Arial"/>
+                <w:bCs/>
+                <w:sz w:val="20"/>
+              </w:rPr>
+              <w:t>LAB</w:t>
+            </w:r>
+            <w:r>
+              <w:rPr>
+                <w:rFonts w:ascii="Arial" w:hAnsi="Arial" w:cs="Arial"/>
+                <w:bCs/>
+                <w:sz w:val="20"/>
+              </w:rPr>
+              <w:t xml:space="preserve"> ou par VPN</w:t>
+            </w:r>
+            <w:r>
+              <w:rPr>
+                <w:rFonts w:ascii="Arial" w:hAnsi="Arial" w:cs="Arial"/>
+                <w:bCs/>
+                <w:sz w:val="20"/>
+              </w:rPr>
+              <w:t xml:space="preserve"> avec </w:t>
+            </w:r>
             <w:proofErr w:type="spellStart"/>
             <w:r>
               <w:rPr>
@@ -6415,7 +6679,7 @@
                 <w:bCs/>
                 <w:sz w:val="20"/>
               </w:rPr>
-              <w:t>Acessible</w:t>
+              <w:t>TailScale</w:t>
             </w:r>
             <w:proofErr w:type="spellEnd"/>
             <w:r>
@@ -6424,39 +6688,25 @@
                 <w:bCs/>
                 <w:sz w:val="20"/>
               </w:rPr>
-              <w:t xml:space="preserve"> sur 172.16.1.2 depuis le </w:t>
-            </w:r>
-            <w:r>
-              <w:rPr>
-                <w:rFonts w:ascii="Arial" w:hAnsi="Arial" w:cs="Arial"/>
-                <w:bCs/>
-                <w:sz w:val="20"/>
-              </w:rPr>
-              <w:t xml:space="preserve">réseau du </w:t>
-            </w:r>
-            <w:r>
-              <w:rPr>
-                <w:rFonts w:ascii="Arial" w:hAnsi="Arial" w:cs="Arial"/>
-                <w:bCs/>
-                <w:sz w:val="20"/>
-              </w:rPr>
-              <w:t>LAB</w:t>
-            </w:r>
-            <w:r>
-              <w:rPr>
-                <w:rFonts w:ascii="Arial" w:hAnsi="Arial" w:cs="Arial"/>
-                <w:bCs/>
-                <w:sz w:val="20"/>
-              </w:rPr>
-              <w:t xml:space="preserve"> ou par VPN</w:t>
-            </w:r>
-            <w:r>
-              <w:rPr>
-                <w:rFonts w:ascii="Arial" w:hAnsi="Arial" w:cs="Arial"/>
-                <w:bCs/>
-                <w:sz w:val="20"/>
-              </w:rPr>
-              <w:t xml:space="preserve"> avec </w:t>
+              <w:t>.</w:t>
+            </w:r>
+          </w:p>
+          <w:p>
+            <w:pPr>
+              <w:snapToGrid w:val="0"/>
+              <w:rPr>
+                <w:rFonts w:ascii="Arial" w:hAnsi="Arial" w:cs="Arial"/>
+                <w:bCs/>
+                <w:sz w:val="20"/>
+              </w:rPr>
+            </w:pPr>
+            <w:r>
+              <w:rPr>
+                <w:rFonts w:ascii="Arial" w:hAnsi="Arial" w:cs="Arial"/>
+                <w:bCs/>
+                <w:sz w:val="20"/>
+              </w:rPr>
+              <w:t xml:space="preserve">Identifiants pour se connecter au </w:t>
             </w:r>
             <w:proofErr w:type="spellStart"/>
             <w:r>
@@ -6465,7 +6715,7 @@
                 <w:bCs/>
                 <w:sz w:val="20"/>
               </w:rPr>
-              <w:t>TailScale</w:t>
+              <w:t>Proxmox</w:t>
             </w:r>
             <w:proofErr w:type="spellEnd"/>
             <w:r>
@@ -6474,7 +6724,7 @@
                 <w:bCs/>
                 <w:sz w:val="20"/>
               </w:rPr>
-              <w:t>.</w:t>
+              <w:t xml:space="preserve"> : </w:t>
             </w:r>
           </w:p>
           <w:p>
@@ -6484,42 +6734,6 @@
                 <w:rFonts w:ascii="Arial" w:hAnsi="Arial" w:cs="Arial"/>
                 <w:bCs/>
                 <w:sz w:val="20"/>
-              </w:rPr>
-            </w:pPr>
-            <w:r>
-              <w:rPr>
-                <w:rFonts w:ascii="Arial" w:hAnsi="Arial" w:cs="Arial"/>
-                <w:bCs/>
-                <w:sz w:val="20"/>
-              </w:rPr>
-              <w:t xml:space="preserve">Identifiants pour se connecter au </w:t>
-            </w:r>
-            <w:proofErr w:type="spellStart"/>
-            <w:r>
-              <w:rPr>
-                <w:rFonts w:ascii="Arial" w:hAnsi="Arial" w:cs="Arial"/>
-                <w:bCs/>
-                <w:sz w:val="20"/>
-              </w:rPr>
-              <w:t>Proxmox</w:t>
-            </w:r>
-            <w:proofErr w:type="spellEnd"/>
-            <w:r>
-              <w:rPr>
-                <w:rFonts w:ascii="Arial" w:hAnsi="Arial" w:cs="Arial"/>
-                <w:bCs/>
-                <w:sz w:val="20"/>
-              </w:rPr>
-              <w:t xml:space="preserve"> : </w:t>
-            </w:r>
-          </w:p>
-          <w:p>
-            <w:pPr>
-              <w:snapToGrid w:val="0"/>
-              <w:rPr>
-                <w:rFonts w:ascii="Arial" w:hAnsi="Arial" w:cs="Arial"/>
-                <w:bCs/>
-                <w:sz w:val="20"/>
                 <w:lang w:val="en-US"/>
               </w:rPr>
             </w:pPr>
@@ -6530,7 +6744,27 @@
                 <w:sz w:val="20"/>
                 <w:lang w:val="en-US"/>
               </w:rPr>
-              <w:t>User name : root</w:t>
+              <w:t xml:space="preserve">User </w:t>
+            </w:r>
+            <w:proofErr w:type="gramStart"/>
+            <w:r>
+              <w:rPr>
+                <w:rFonts w:ascii="Arial" w:hAnsi="Arial" w:cs="Arial"/>
+                <w:bCs/>
+                <w:sz w:val="20"/>
+                <w:lang w:val="en-US"/>
+              </w:rPr>
+              <w:t>name :</w:t>
+            </w:r>
+            <w:proofErr w:type="gramEnd"/>
+            <w:r>
+              <w:rPr>
+                <w:rFonts w:ascii="Arial" w:hAnsi="Arial" w:cs="Arial"/>
+                <w:bCs/>
+                <w:sz w:val="20"/>
+                <w:lang w:val="en-US"/>
+              </w:rPr>
+              <w:t xml:space="preserve"> root</w:t>
             </w:r>
           </w:p>
           <w:p>
@@ -6544,6 +6778,7 @@
                 <w:lang w:val="en-US"/>
               </w:rPr>
             </w:pPr>
+            <w:proofErr w:type="gramStart"/>
             <w:r>
               <w:rPr>
                 <w:rFonts w:ascii="Arial" w:hAnsi="Arial" w:cs="Arial"/>
@@ -6551,7 +6786,37 @@
                 <w:sz w:val="20"/>
                 <w:lang w:val="en-US"/>
               </w:rPr>
-              <w:t>Password : w=:2cS.VjVHBBW#</w:t>
+              <w:t>Password :</w:t>
+            </w:r>
+            <w:proofErr w:type="gramEnd"/>
+            <w:r>
+              <w:rPr>
+                <w:rFonts w:ascii="Arial" w:hAnsi="Arial" w:cs="Arial"/>
+                <w:bCs/>
+                <w:sz w:val="20"/>
+                <w:lang w:val="en-US"/>
+              </w:rPr>
+              <w:t xml:space="preserve"> w</w:t>
+            </w:r>
+            <w:proofErr w:type="gramStart"/>
+            <w:r>
+              <w:rPr>
+                <w:rFonts w:ascii="Arial" w:hAnsi="Arial" w:cs="Arial"/>
+                <w:bCs/>
+                <w:sz w:val="20"/>
+                <w:lang w:val="en-US"/>
+              </w:rPr>
+              <w:t>=:2cS.VjVHBBW</w:t>
+            </w:r>
+            <w:proofErr w:type="gramEnd"/>
+            <w:r>
+              <w:rPr>
+                <w:rFonts w:ascii="Arial" w:hAnsi="Arial" w:cs="Arial"/>
+                <w:bCs/>
+                <w:sz w:val="20"/>
+                <w:lang w:val="en-US"/>
+              </w:rPr>
+              <w:t>#</w:t>
             </w:r>
           </w:p>
           <w:p>
@@ -6565,6 +6830,7 @@
                 <w:lang w:val="en-US"/>
               </w:rPr>
             </w:pPr>
+            <w:proofErr w:type="gramStart"/>
             <w:r>
               <w:rPr>
                 <w:rFonts w:ascii="Arial" w:hAnsi="Arial" w:cs="Arial"/>
@@ -6572,7 +6838,17 @@
                 <w:sz w:val="20"/>
                 <w:lang w:val="en-US"/>
               </w:rPr>
-              <w:t>Realm : Linux PAM standard authentication </w:t>
+              <w:t>Realm :</w:t>
+            </w:r>
+            <w:proofErr w:type="gramEnd"/>
+            <w:r>
+              <w:rPr>
+                <w:rFonts w:ascii="Arial" w:hAnsi="Arial" w:cs="Arial"/>
+                <w:bCs/>
+                <w:sz w:val="20"/>
+                <w:lang w:val="en-US"/>
+              </w:rPr>
+              <w:t xml:space="preserve"> Linux PAM standard authentication </w:t>
             </w:r>
           </w:p>
           <w:p>
@@ -6664,8 +6940,9 @@
                 <w:sz w:val="20"/>
                 <w:lang w:val="en-US"/>
               </w:rPr>
-              <w:t xml:space="preserve">à </w:t>
-            </w:r>
+              <w:t>à SRV-</w:t>
+            </w:r>
+            <w:proofErr w:type="gramStart"/>
             <w:r>
               <w:rPr>
                 <w:rFonts w:ascii="Arial" w:hAnsi="Arial" w:cs="Arial"/>
@@ -6673,6 +6950,16 @@
                 <w:sz w:val="20"/>
                 <w:lang w:val="en-US"/>
               </w:rPr>
+              <w:t>AD ,</w:t>
+            </w:r>
+            <w:proofErr w:type="gramEnd"/>
+            <w:r>
+              <w:rPr>
+                <w:rFonts w:ascii="Arial" w:hAnsi="Arial" w:cs="Arial"/>
+                <w:bCs/>
+                <w:sz w:val="20"/>
+                <w:lang w:val="en-US"/>
+              </w:rPr>
               <w:t xml:space="preserve"> </w:t>
             </w:r>
             <w:r>
@@ -6682,7 +6969,7 @@
                 <w:sz w:val="20"/>
                 <w:lang w:val="en-US"/>
               </w:rPr>
-              <w:t xml:space="preserve">SRV-AD , </w:t>
+              <w:t xml:space="preserve">Windows </w:t>
             </w:r>
             <w:r>
               <w:rPr>
@@ -6691,7 +6978,7 @@
                 <w:sz w:val="20"/>
                 <w:lang w:val="en-US"/>
               </w:rPr>
-              <w:t xml:space="preserve">Windows </w:t>
+              <w:t xml:space="preserve">Server 2025 </w:t>
             </w:r>
             <w:r>
               <w:rPr>
@@ -6700,7 +6987,7 @@
                 <w:sz w:val="20"/>
                 <w:lang w:val="en-US"/>
               </w:rPr>
-              <w:t xml:space="preserve">Server 2025 </w:t>
+              <w:t xml:space="preserve">avec </w:t>
             </w:r>
             <w:r>
               <w:rPr>
@@ -6709,8 +6996,37 @@
                 <w:sz w:val="20"/>
                 <w:lang w:val="en-US"/>
               </w:rPr>
-              <w:t>Active Directory : SRV-AD (Virtual Machine 101)</w:t>
-            </w:r>
+              <w:t xml:space="preserve">Active </w:t>
+            </w:r>
+            <w:proofErr w:type="gramStart"/>
+            <w:r>
+              <w:rPr>
+                <w:rFonts w:ascii="Arial" w:hAnsi="Arial" w:cs="Arial"/>
+                <w:bCs/>
+                <w:sz w:val="20"/>
+                <w:lang w:val="en-US"/>
+              </w:rPr>
+              <w:t>Directory</w:t>
+            </w:r>
+            <w:r>
+              <w:rPr>
+                <w:rFonts w:ascii="Arial" w:hAnsi="Arial" w:cs="Arial"/>
+                <w:bCs/>
+                <w:sz w:val="20"/>
+                <w:lang w:val="en-US"/>
+              </w:rPr>
+              <w:t xml:space="preserve"> </w:t>
+            </w:r>
+            <w:r>
+              <w:rPr>
+                <w:rFonts w:ascii="Arial" w:hAnsi="Arial" w:cs="Arial"/>
+                <w:bCs/>
+                <w:sz w:val="20"/>
+                <w:lang w:val="en-US"/>
+              </w:rPr>
+              <w:t>:</w:t>
+            </w:r>
+            <w:proofErr w:type="gramEnd"/>
           </w:p>
           <w:p>
             <w:pPr>
@@ -6777,7 +7093,23 @@
                 <w:bCs/>
                 <w:sz w:val="20"/>
               </w:rPr>
-              <w:t>Accès à SRV-FICHIERS : </w:t>
+              <w:t>Accès à SRV-FICHIERS</w:t>
+            </w:r>
+            <w:r>
+              <w:rPr>
+                <w:rFonts w:ascii="Arial" w:hAnsi="Arial" w:cs="Arial"/>
+                <w:bCs/>
+                <w:sz w:val="20"/>
+              </w:rPr>
+              <w:t>, Windows Server 2025</w:t>
+            </w:r>
+            <w:r>
+              <w:rPr>
+                <w:rFonts w:ascii="Arial" w:hAnsi="Arial" w:cs="Arial"/>
+                <w:bCs/>
+                <w:sz w:val="20"/>
+              </w:rPr>
+              <w:t xml:space="preserve"> : </w:t>
             </w:r>
           </w:p>
           <w:p>
@@ -6845,7 +7177,23 @@
                 <w:bCs/>
                 <w:sz w:val="20"/>
               </w:rPr>
-              <w:t>Accès à DEBIAN-GLPI : </w:t>
+              <w:t>Accès à DEBIAN-GLPI</w:t>
+            </w:r>
+            <w:r>
+              <w:rPr>
+                <w:rFonts w:ascii="Arial" w:hAnsi="Arial" w:cs="Arial"/>
+                <w:bCs/>
+                <w:sz w:val="20"/>
+              </w:rPr>
+              <w:t>, Debian 13</w:t>
+            </w:r>
+            <w:r>
+              <w:rPr>
+                <w:rFonts w:ascii="Arial" w:hAnsi="Arial" w:cs="Arial"/>
+                <w:bCs/>
+                <w:sz w:val="20"/>
+              </w:rPr>
+              <w:t xml:space="preserve"> : </w:t>
             </w:r>
           </w:p>
           <w:p>
@@ -7706,18 +8054,16 @@
             </w:pPr>
             <w:r>
               <w:rPr>
-                <w:rFonts w:ascii="Arial" w:hAnsi="Arial" w:cs="Arial"/>
-                <w:noProof/>
-                <w:color w:val="000000"/>
+                <w:rFonts w:ascii="Arial" w:hAnsi="Arial"/>
+                <w:bCs/>
                 <w:sz w:val="20"/>
                 <w:szCs w:val="20"/>
-                <w:bdr w:val="none" w:sz="0" w:space="0" w:color="auto" w:frame="1"/>
               </w:rPr>
               <w:drawing>
-                <wp:inline distT="0" distB="0" distL="0" distR="0" wp14:anchorId="29160D2C" wp14:editId="723A2886">
-                  <wp:extent cx="5458691" cy="1077234"/>
-                  <wp:effectExtent l="0" t="0" r="0" b="8890"/>
-                  <wp:docPr id="1809399642" name="Picture 5"/>
+                <wp:inline distT="0" distB="0" distL="0" distR="0" wp14:anchorId="21F152B1" wp14:editId="689C59EA">
+                  <wp:extent cx="6027420" cy="825707"/>
+                  <wp:effectExtent l="0" t="0" r="0" b="0"/>
+                  <wp:docPr id="1124586251" name="Picture 1"/>
                   <wp:cNvGraphicFramePr>
                     <a:graphicFrameLocks xmlns:a="http://schemas.openxmlformats.org/drawingml/2006/main" noChangeAspect="1"/>
                   </wp:cNvGraphicFramePr>
@@ -7725,36 +8071,23 @@
                     <a:graphicData uri="http://schemas.openxmlformats.org/drawingml/2006/picture">
                       <pic:pic xmlns:pic="http://schemas.openxmlformats.org/drawingml/2006/picture">
                         <pic:nvPicPr>
-                          <pic:cNvPr id="0" name="Picture 15"/>
-                          <pic:cNvPicPr>
-                            <a:picLocks noChangeAspect="1" noChangeArrowheads="1"/>
-                          </pic:cNvPicPr>
+                          <pic:cNvPr id="1124586251" name=""/>
+                          <pic:cNvPicPr/>
                         </pic:nvPicPr>
                         <pic:blipFill>
-                          <a:blip r:embed="rId9">
-                            <a:extLst>
-                              <a:ext uri="{28A0092B-C50C-407E-A947-70E740481C1C}">
-                                <a14:useLocalDpi xmlns:a14="http://schemas.microsoft.com/office/drawing/2010/main" val="0"/>
-                              </a:ext>
-                            </a:extLst>
-                          </a:blip>
-                          <a:srcRect/>
+                          <a:blip r:embed="rId9"/>
                           <a:stretch>
                             <a:fillRect/>
                           </a:stretch>
                         </pic:blipFill>
-                        <pic:spPr bwMode="auto">
+                        <pic:spPr>
                           <a:xfrm>
                             <a:off x="0" y="0"/>
-                            <a:ext cx="5474292" cy="1080313"/>
+                            <a:ext cx="6029311" cy="825966"/>
                           </a:xfrm>
                           <a:prstGeom prst="rect">
                             <a:avLst/>
                           </a:prstGeom>
-                          <a:noFill/>
-                          <a:ln>
-                            <a:noFill/>
-                          </a:ln>
                         </pic:spPr>
                       </pic:pic>
                     </a:graphicData>
@@ -7834,18 +8167,16 @@
             </w:pPr>
             <w:r>
               <w:rPr>
-                <w:rFonts w:ascii="Arial" w:hAnsi="Arial" w:cs="Arial"/>
-                <w:noProof/>
-                <w:color w:val="000000"/>
+                <w:rFonts w:ascii="Arial" w:hAnsi="Arial"/>
+                <w:bCs/>
                 <w:sz w:val="20"/>
                 <w:szCs w:val="20"/>
-                <w:bdr w:val="none" w:sz="0" w:space="0" w:color="auto" w:frame="1"/>
               </w:rPr>
               <w:drawing>
-                <wp:inline distT="0" distB="0" distL="0" distR="0" wp14:anchorId="1CC0BD69" wp14:editId="6454FD49">
-                  <wp:extent cx="4918364" cy="1551203"/>
-                  <wp:effectExtent l="0" t="0" r="0" b="0"/>
-                  <wp:docPr id="673049666" name="Picture 6"/>
+                <wp:inline distT="0" distB="0" distL="0" distR="0" wp14:anchorId="12C55234" wp14:editId="3ADCB544">
+                  <wp:extent cx="6071529" cy="1245175"/>
+                  <wp:effectExtent l="0" t="0" r="5715" b="0"/>
+                  <wp:docPr id="1045735188" name="Picture 1"/>
                   <wp:cNvGraphicFramePr>
                     <a:graphicFrameLocks xmlns:a="http://schemas.openxmlformats.org/drawingml/2006/main" noChangeAspect="1"/>
                   </wp:cNvGraphicFramePr>
@@ -7853,36 +8184,23 @@
                     <a:graphicData uri="http://schemas.openxmlformats.org/drawingml/2006/picture">
                       <pic:pic xmlns:pic="http://schemas.openxmlformats.org/drawingml/2006/picture">
                         <pic:nvPicPr>
-                          <pic:cNvPr id="0" name="Picture 17"/>
-                          <pic:cNvPicPr>
-                            <a:picLocks noChangeAspect="1" noChangeArrowheads="1"/>
-                          </pic:cNvPicPr>
+                          <pic:cNvPr id="1045735188" name=""/>
+                          <pic:cNvPicPr/>
                         </pic:nvPicPr>
                         <pic:blipFill>
-                          <a:blip r:embed="rId10">
-                            <a:extLst>
-                              <a:ext uri="{28A0092B-C50C-407E-A947-70E740481C1C}">
-                                <a14:useLocalDpi xmlns:a14="http://schemas.microsoft.com/office/drawing/2010/main" val="0"/>
-                              </a:ext>
-                            </a:extLst>
-                          </a:blip>
-                          <a:srcRect/>
+                          <a:blip r:embed="rId10"/>
                           <a:stretch>
                             <a:fillRect/>
                           </a:stretch>
                         </pic:blipFill>
-                        <pic:spPr bwMode="auto">
+                        <pic:spPr>
                           <a:xfrm>
                             <a:off x="0" y="0"/>
-                            <a:ext cx="4952546" cy="1561984"/>
+                            <a:ext cx="6103584" cy="1251749"/>
                           </a:xfrm>
                           <a:prstGeom prst="rect">
                             <a:avLst/>
                           </a:prstGeom>
-                          <a:noFill/>
-                          <a:ln>
-                            <a:noFill/>
-                          </a:ln>
                         </pic:spPr>
                       </pic:pic>
                     </a:graphicData>
@@ -7950,18 +8268,16 @@
             </w:pPr>
             <w:r>
               <w:rPr>
-                <w:rFonts w:ascii="Arial" w:hAnsi="Arial" w:cs="Arial"/>
-                <w:noProof/>
-                <w:color w:val="000000"/>
+                <w:rFonts w:ascii="Arial" w:hAnsi="Arial"/>
+                <w:bCs/>
                 <w:sz w:val="20"/>
                 <w:szCs w:val="20"/>
-                <w:bdr w:val="none" w:sz="0" w:space="0" w:color="auto" w:frame="1"/>
               </w:rPr>
               <w:drawing>
-                <wp:inline distT="0" distB="0" distL="0" distR="0" wp14:anchorId="02BD4B82" wp14:editId="54757DBA">
-                  <wp:extent cx="5521152" cy="3480899"/>
-                  <wp:effectExtent l="0" t="0" r="3810" b="5715"/>
-                  <wp:docPr id="2125560021" name="Picture 7"/>
+                <wp:inline distT="0" distB="0" distL="0" distR="0" wp14:anchorId="35C93977" wp14:editId="7AFC402B">
+                  <wp:extent cx="6049345" cy="3756660"/>
+                  <wp:effectExtent l="0" t="0" r="8890" b="0"/>
+                  <wp:docPr id="1220720014" name="Picture 1"/>
                   <wp:cNvGraphicFramePr>
                     <a:graphicFrameLocks xmlns:a="http://schemas.openxmlformats.org/drawingml/2006/main" noChangeAspect="1"/>
                   </wp:cNvGraphicFramePr>
@@ -7969,36 +8285,23 @@
                     <a:graphicData uri="http://schemas.openxmlformats.org/drawingml/2006/picture">
                       <pic:pic xmlns:pic="http://schemas.openxmlformats.org/drawingml/2006/picture">
                         <pic:nvPicPr>
-                          <pic:cNvPr id="0" name="Picture 19"/>
-                          <pic:cNvPicPr>
-                            <a:picLocks noChangeAspect="1" noChangeArrowheads="1"/>
-                          </pic:cNvPicPr>
+                          <pic:cNvPr id="1220720014" name=""/>
+                          <pic:cNvPicPr/>
                         </pic:nvPicPr>
                         <pic:blipFill>
-                          <a:blip r:embed="rId11" cstate="print">
-                            <a:extLst>
-                              <a:ext uri="{28A0092B-C50C-407E-A947-70E740481C1C}">
-                                <a14:useLocalDpi xmlns:a14="http://schemas.microsoft.com/office/drawing/2010/main" val="0"/>
-                              </a:ext>
-                            </a:extLst>
-                          </a:blip>
-                          <a:srcRect/>
+                          <a:blip r:embed="rId11"/>
                           <a:stretch>
                             <a:fillRect/>
                           </a:stretch>
                         </pic:blipFill>
-                        <pic:spPr bwMode="auto">
+                        <pic:spPr>
                           <a:xfrm>
                             <a:off x="0" y="0"/>
-                            <a:ext cx="5521152" cy="3480899"/>
+                            <a:ext cx="6052691" cy="3758738"/>
                           </a:xfrm>
                           <a:prstGeom prst="rect">
                             <a:avLst/>
                           </a:prstGeom>
-                          <a:noFill/>
-                          <a:ln>
-                            <a:noFill/>
-                          </a:ln>
                         </pic:spPr>
                       </pic:pic>
                     </a:graphicData>
@@ -8085,7 +8388,6 @@
                 <w:sz w:val="20"/>
                 <w:szCs w:val="20"/>
               </w:rPr>
-              <w:lastRenderedPageBreak/>
               <w:t xml:space="preserve">Pour la création des 3 VLANS, le logiciel </w:t>
             </w:r>
             <w:proofErr w:type="spellStart"/>
@@ -8134,6 +8436,7 @@
               <w:snapToGrid w:val="0"/>
               <w:spacing w:line="276" w:lineRule="auto"/>
             </w:pPr>
+            <w:proofErr w:type="gramStart"/>
             <w:r>
               <w:rPr>
                 <w:rFonts w:ascii="Arial" w:hAnsi="Arial"/>
@@ -8141,7 +8444,17 @@
                 <w:sz w:val="20"/>
                 <w:szCs w:val="20"/>
               </w:rPr>
-              <w:t>ainsi que le routeu</w:t>
+              <w:t>ainsi</w:t>
+            </w:r>
+            <w:proofErr w:type="gramEnd"/>
+            <w:r>
+              <w:rPr>
+                <w:rFonts w:ascii="Arial" w:hAnsi="Arial"/>
+                <w:bCs/>
+                <w:sz w:val="20"/>
+                <w:szCs w:val="20"/>
+              </w:rPr>
+              <w:t xml:space="preserve"> que le routeu</w:t>
             </w:r>
             <w:r>
               <w:rPr>
@@ -8165,7 +8478,11 @@
               <w:spacing w:line="276" w:lineRule="auto"/>
             </w:pPr>
             <w:r>
-              <w:t>Les commandes ont ensuite été saisies en CLI sur le matériel.</w:t>
+              <w:lastRenderedPageBreak/>
+              <w:t xml:space="preserve">Les commandes ont ensuite été saisies en CLI </w:t>
+            </w:r>
+            <w:r>
+              <w:t>pour la configuration.</w:t>
             </w:r>
           </w:p>
           <w:p>
@@ -8187,6 +8504,12 @@
             <w:pPr>
               <w:snapToGrid w:val="0"/>
               <w:spacing w:line="276" w:lineRule="auto"/>
+            </w:pPr>
+          </w:p>
+          <w:p>
+            <w:pPr>
+              <w:snapToGrid w:val="0"/>
+              <w:spacing w:line="276" w:lineRule="auto"/>
               <w:rPr>
                 <w:u w:val="single"/>
               </w:rPr>
@@ -8197,6 +8520,15 @@
               </w:rPr>
               <w:t xml:space="preserve">Zones DNS : </w:t>
             </w:r>
+          </w:p>
+          <w:p>
+            <w:pPr>
+              <w:snapToGrid w:val="0"/>
+              <w:spacing w:line="276" w:lineRule="auto"/>
+              <w:rPr>
+                <w:u w:val="single"/>
+              </w:rPr>
+            </w:pPr>
           </w:p>
           <w:p>
             <w:pPr>
@@ -8214,7 +8546,13 @@
             </w:r>
             <w:proofErr w:type="spellEnd"/>
             <w:r>
-              <w:t xml:space="preserve"> -&gt; 192.168.60.10</w:t>
+              <w:t xml:space="preserve"> -&gt; 192.168.6</w:t>
+            </w:r>
+            <w:r>
+              <w:t>1</w:t>
+            </w:r>
+            <w:r>
+              <w:t>.10</w:t>
             </w:r>
           </w:p>
           <w:p>
@@ -8228,13 +8566,92 @@
               <w:spacing w:line="276" w:lineRule="auto"/>
             </w:pPr>
             <w:proofErr w:type="spellStart"/>
+            <w:proofErr w:type="gramStart"/>
             <w:r>
               <w:t>glpi.lab.local</w:t>
             </w:r>
             <w:proofErr w:type="spellEnd"/>
-            <w:r>
-              <w:t xml:space="preserve"> -&gt; 192.168.60.30</w:t>
-            </w:r>
+            <w:proofErr w:type="gramEnd"/>
+            <w:r>
+              <w:t xml:space="preserve"> -&gt; 192.168.6</w:t>
+            </w:r>
+            <w:r>
+              <w:t>1</w:t>
+            </w:r>
+            <w:r>
+              <w:t>.30</w:t>
+            </w:r>
+          </w:p>
+          <w:p>
+            <w:pPr>
+              <w:snapToGrid w:val="0"/>
+              <w:spacing w:line="276" w:lineRule="auto"/>
+            </w:pPr>
+            <w:r>
+              <w:t>Pour les utilisateurs l’accès à GLPI peut se faire sur l’adresse </w:t>
+            </w:r>
+            <w:hyperlink r:id="rId12" w:history="1">
+              <w:r>
+                <w:rPr>
+                  <w:rStyle w:val="Hyperlink"/>
+                </w:rPr>
+                <w:t>http://glpi.lab.local</w:t>
+              </w:r>
+            </w:hyperlink>
+            <w:r>
+              <w:t>.</w:t>
+            </w:r>
+          </w:p>
+          <w:p>
+            <w:pPr>
+              <w:snapToGrid w:val="0"/>
+              <w:spacing w:line="276" w:lineRule="auto"/>
+            </w:pPr>
+          </w:p>
+          <w:p>
+            <w:pPr>
+              <w:snapToGrid w:val="0"/>
+              <w:spacing w:line="276" w:lineRule="auto"/>
+              <w:rPr>
+                <w:u w:val="single"/>
+              </w:rPr>
+            </w:pPr>
+            <w:r>
+              <w:rPr>
+                <w:u w:val="single"/>
+              </w:rPr>
+              <w:t xml:space="preserve">Adresses IP via DHCP : </w:t>
+            </w:r>
+          </w:p>
+          <w:p>
+            <w:pPr>
+              <w:snapToGrid w:val="0"/>
+              <w:spacing w:line="276" w:lineRule="auto"/>
+              <w:rPr>
+                <w:u w:val="single"/>
+              </w:rPr>
+            </w:pPr>
+          </w:p>
+          <w:p>
+            <w:pPr>
+              <w:snapToGrid w:val="0"/>
+              <w:spacing w:line="276" w:lineRule="auto"/>
+            </w:pPr>
+            <w:r>
+              <w:t xml:space="preserve"> Pour le VLAN </w:t>
+            </w:r>
+            <w:r>
+              <w:t>21</w:t>
+            </w:r>
+            <w:r>
+              <w:t xml:space="preserve"> – RH : </w:t>
+            </w:r>
+          </w:p>
+          <w:p>
+            <w:pPr>
+              <w:snapToGrid w:val="0"/>
+              <w:spacing w:line="276" w:lineRule="auto"/>
+            </w:pPr>
           </w:p>
           <w:p>
             <w:pPr>
@@ -8246,29 +8663,44 @@
               <w:snapToGrid w:val="0"/>
               <w:spacing w:line="276" w:lineRule="auto"/>
             </w:pPr>
+            <w:r>
+              <w:t>Etendue de 192.168.</w:t>
+            </w:r>
+            <w:r>
+              <w:t>21</w:t>
+            </w:r>
+            <w:r>
+              <w:t>.100</w:t>
+            </w:r>
+            <w:r>
+              <w:t xml:space="preserve"> à </w:t>
+            </w:r>
+            <w:r>
+              <w:t>200 pour les machines clientes</w:t>
+            </w:r>
+            <w:r>
+              <w:t xml:space="preserve"> RH</w:t>
+            </w:r>
           </w:p>
           <w:p>
             <w:pPr>
               <w:snapToGrid w:val="0"/>
               <w:spacing w:line="276" w:lineRule="auto"/>
-              <w:rPr>
-                <w:u w:val="single"/>
-              </w:rPr>
-            </w:pPr>
-            <w:r>
-              <w:rPr>
-                <w:u w:val="single"/>
-              </w:rPr>
-              <w:t xml:space="preserve">Adresses IP via DHCP : </w:t>
-            </w:r>
-          </w:p>
-          <w:p>
-            <w:pPr>
-              <w:snapToGrid w:val="0"/>
-              <w:spacing w:line="276" w:lineRule="auto"/>
-            </w:pPr>
-            <w:r>
-              <w:t xml:space="preserve"> Pour le VLAN 10 – RH : </w:t>
+            </w:pPr>
+            <w:r>
+              <w:t xml:space="preserve">Pour le VLAN </w:t>
+            </w:r>
+            <w:r>
+              <w:t>31</w:t>
+            </w:r>
+            <w:r>
+              <w:t xml:space="preserve"> – </w:t>
+            </w:r>
+            <w:r>
+              <w:t>Direction</w:t>
+            </w:r>
+            <w:r>
+              <w:t xml:space="preserve"> : </w:t>
             </w:r>
           </w:p>
           <w:p>
@@ -8288,7 +8720,22 @@
               <w:spacing w:line="276" w:lineRule="auto"/>
             </w:pPr>
             <w:r>
-              <w:t>Etendue de 192.168.10.100-200 pour les machines clientes</w:t>
+              <w:t>Etendue de 192.168.</w:t>
+            </w:r>
+            <w:r>
+              <w:t>31</w:t>
+            </w:r>
+            <w:r>
+              <w:t>.100</w:t>
+            </w:r>
+            <w:r>
+              <w:t xml:space="preserve"> à </w:t>
+            </w:r>
+            <w:r>
+              <w:t xml:space="preserve">200 pour les machines clientes </w:t>
+            </w:r>
+            <w:r>
+              <w:t>Direction</w:t>
             </w:r>
           </w:p>
           <w:p>
@@ -8297,7 +8744,7 @@
               <w:spacing w:line="276" w:lineRule="auto"/>
             </w:pPr>
             <w:r>
-              <w:t xml:space="preserve">Pour le VLAN 20 – Administration : </w:t>
+              <w:t>Pour le VLAN 61 :</w:t>
             </w:r>
           </w:p>
           <w:p>
@@ -8308,16 +8755,17 @@
           </w:p>
           <w:p>
             <w:pPr>
-              <w:pStyle w:val="ListParagraph"/>
-              <w:numPr>
-                <w:ilvl w:val="0"/>
-                <w:numId w:val="11"/>
-              </w:numPr>
               <w:snapToGrid w:val="0"/>
               <w:spacing w:line="276" w:lineRule="auto"/>
             </w:pPr>
             <w:r>
-              <w:t xml:space="preserve">Etendue de 192.168.20.100-200 pour les machines clientes </w:t>
+              <w:t>L</w:t>
+            </w:r>
+            <w:r>
+              <w:t>es serveurs ont des adresses IP statiques pour garantir la disponibilité des services</w:t>
+            </w:r>
+            <w:r>
+              <w:t xml:space="preserve"> et les configurations effectuées.</w:t>
             </w:r>
           </w:p>
           <w:p>
@@ -8332,77 +8780,125 @@
               <w:spacing w:line="276" w:lineRule="auto"/>
             </w:pPr>
             <w:r>
-              <w:t>Dans notre projet, les serveurs ont des adresses IP statiques pour garantir la disponibilité des services.</w:t>
+              <w:t xml:space="preserve">Le domaine </w:t>
+            </w:r>
+            <w:proofErr w:type="spellStart"/>
+            <w:r>
+              <w:t>LAB.local</w:t>
+            </w:r>
+            <w:proofErr w:type="spellEnd"/>
+            <w:r>
+              <w:t xml:space="preserve"> </w:t>
+            </w:r>
+            <w:r>
+              <w:t>et l’adresse « </w:t>
+            </w:r>
+            <w:proofErr w:type="spellStart"/>
+            <w:proofErr w:type="gramStart"/>
+            <w:r>
+              <w:t>glpi.lab.local</w:t>
+            </w:r>
+            <w:proofErr w:type="spellEnd"/>
+            <w:proofErr w:type="gramEnd"/>
+            <w:r>
+              <w:t xml:space="preserve"> » sont </w:t>
+            </w:r>
+            <w:r>
+              <w:t>accessible</w:t>
+            </w:r>
+            <w:r>
+              <w:t>s</w:t>
+            </w:r>
+            <w:r>
+              <w:t xml:space="preserve"> </w:t>
+            </w:r>
+            <w:r>
+              <w:t>pour</w:t>
+            </w:r>
+            <w:r>
+              <w:t xml:space="preserve"> les machines clientes si</w:t>
+            </w:r>
+            <w:r>
+              <w:t xml:space="preserve"> et seulement si</w:t>
+            </w:r>
+            <w:r>
+              <w:t xml:space="preserve"> elles ont le serveur </w:t>
+            </w:r>
+            <w:r>
+              <w:t>SRV-</w:t>
+            </w:r>
+            <w:r>
+              <w:t xml:space="preserve">AD configuré en </w:t>
+            </w:r>
+            <w:r>
+              <w:t xml:space="preserve">serveur </w:t>
+            </w:r>
+            <w:r>
+              <w:t>DNS</w:t>
+            </w:r>
+            <w:r>
+              <w:t>.</w:t>
             </w:r>
           </w:p>
           <w:p>
             <w:pPr>
               <w:snapToGrid w:val="0"/>
               <w:spacing w:line="276" w:lineRule="auto"/>
+              <w:rPr>
+                <w:rFonts w:ascii="Arial" w:hAnsi="Arial"/>
+                <w:bCs/>
+                <w:sz w:val="20"/>
+                <w:szCs w:val="20"/>
+              </w:rPr>
             </w:pPr>
           </w:p>
           <w:p>
             <w:pPr>
               <w:snapToGrid w:val="0"/>
               <w:spacing w:line="276" w:lineRule="auto"/>
-            </w:pPr>
-            <w:r>
-              <w:t xml:space="preserve">Le domaine </w:t>
+              <w:rPr>
+                <w:bCs/>
+                <w:u w:val="single"/>
+              </w:rPr>
+            </w:pPr>
+            <w:r>
+              <w:rPr>
+                <w:bCs/>
+                <w:u w:val="single"/>
+              </w:rPr>
+              <w:t xml:space="preserve">Mise en place du VPN </w:t>
             </w:r>
             <w:proofErr w:type="spellStart"/>
             <w:r>
-              <w:t>LAB.local</w:t>
+              <w:rPr>
+                <w:bCs/>
+                <w:u w:val="single"/>
+              </w:rPr>
+              <w:t>TailScale</w:t>
             </w:r>
             <w:proofErr w:type="spellEnd"/>
             <w:r>
-              <w:t xml:space="preserve"> </w:t>
-            </w:r>
-            <w:r>
-              <w:t>et l’adresse « </w:t>
+              <w:rPr>
+                <w:bCs/>
+                <w:u w:val="single"/>
+              </w:rPr>
+              <w:t xml:space="preserve"> sur l’hyperviseur </w:t>
             </w:r>
             <w:proofErr w:type="spellStart"/>
             <w:r>
-              <w:t>glpi.lab.local</w:t>
+              <w:rPr>
+                <w:bCs/>
+                <w:u w:val="single"/>
+              </w:rPr>
+              <w:t>Proxmox</w:t>
             </w:r>
             <w:proofErr w:type="spellEnd"/>
             <w:r>
-              <w:t xml:space="preserve"> » sont </w:t>
-            </w:r>
-            <w:r>
-              <w:t>accessible</w:t>
-            </w:r>
-            <w:r>
-              <w:t>s</w:t>
-            </w:r>
-            <w:r>
-              <w:t xml:space="preserve"> </w:t>
-            </w:r>
-            <w:r>
-              <w:t>pour</w:t>
-            </w:r>
-            <w:r>
-              <w:t xml:space="preserve"> les machines clientes si</w:t>
-            </w:r>
-            <w:r>
-              <w:t xml:space="preserve"> et seulement si</w:t>
-            </w:r>
-            <w:r>
-              <w:t xml:space="preserve"> elles ont le serveur </w:t>
-            </w:r>
-            <w:r>
-              <w:t>SRV-</w:t>
-            </w:r>
-            <w:r>
-              <w:t xml:space="preserve">AD configuré en </w:t>
-            </w:r>
-            <w:r>
-              <w:t xml:space="preserve">serveur </w:t>
-            </w:r>
-            <w:r>
-              <w:t>DNS</w:t>
-            </w:r>
-            <w:r>
-              <w:t>.</w:t>
+              <w:rPr>
+                <w:bCs/>
+                <w:u w:val="single"/>
+              </w:rPr>
+              <w:t xml:space="preserve"> : </w:t>
             </w:r>
           </w:p>
           <w:p>
@@ -8410,10 +8906,8 @@
               <w:snapToGrid w:val="0"/>
               <w:spacing w:line="276" w:lineRule="auto"/>
               <w:rPr>
-                <w:rFonts w:ascii="Arial" w:hAnsi="Arial"/>
-                <w:bCs/>
-                <w:sz w:val="20"/>
-                <w:szCs w:val="20"/>
+                <w:bCs/>
+                <w:u w:val="single"/>
               </w:rPr>
             </w:pPr>
           </w:p>
@@ -8422,67 +8916,63 @@
               <w:snapToGrid w:val="0"/>
               <w:spacing w:line="276" w:lineRule="auto"/>
               <w:rPr>
-                <w:rFonts w:ascii="Arial" w:hAnsi="Arial"/>
-                <w:bCs/>
-                <w:sz w:val="20"/>
-                <w:szCs w:val="20"/>
+                <w:bCs/>
                 <w:u w:val="single"/>
               </w:rPr>
             </w:pPr>
-            <w:r>
-              <w:rPr>
-                <w:rFonts w:ascii="Arial" w:hAnsi="Arial"/>
-                <w:bCs/>
-                <w:sz w:val="20"/>
-                <w:szCs w:val="20"/>
+          </w:p>
+          <w:p>
+            <w:pPr>
+              <w:snapToGrid w:val="0"/>
+              <w:spacing w:line="276" w:lineRule="auto"/>
+              <w:rPr>
+                <w:bCs/>
                 <w:u w:val="single"/>
               </w:rPr>
-              <w:t xml:space="preserve">Mise en place du VPN </w:t>
+            </w:pPr>
+            <w:r>
+              <w:rPr>
+                <w:bCs/>
+                <w:u w:val="single"/>
+              </w:rPr>
+              <w:t xml:space="preserve">Configuration du Pare-Feu avec </w:t>
             </w:r>
             <w:proofErr w:type="spellStart"/>
             <w:r>
               <w:rPr>
-                <w:rFonts w:ascii="Arial" w:hAnsi="Arial"/>
-                <w:bCs/>
-                <w:sz w:val="20"/>
-                <w:szCs w:val="20"/>
+                <w:bCs/>
                 <w:u w:val="single"/>
               </w:rPr>
-              <w:t>TailScale</w:t>
+              <w:t>pfSense</w:t>
             </w:r>
             <w:proofErr w:type="spellEnd"/>
             <w:r>
               <w:rPr>
-                <w:rFonts w:ascii="Arial" w:hAnsi="Arial"/>
-                <w:bCs/>
-                <w:sz w:val="20"/>
-                <w:szCs w:val="20"/>
+                <w:bCs/>
                 <w:u w:val="single"/>
               </w:rPr>
-              <w:t xml:space="preserve"> sur l’hyperviseur </w:t>
-            </w:r>
-            <w:proofErr w:type="spellStart"/>
-            <w:r>
-              <w:rPr>
-                <w:rFonts w:ascii="Arial" w:hAnsi="Arial"/>
-                <w:bCs/>
-                <w:sz w:val="20"/>
-                <w:szCs w:val="20"/>
+              <w:t xml:space="preserve"> : </w:t>
+            </w:r>
+          </w:p>
+          <w:p>
+            <w:pPr>
+              <w:snapToGrid w:val="0"/>
+              <w:spacing w:line="276" w:lineRule="auto"/>
+              <w:rPr>
+                <w:bCs/>
                 <w:u w:val="single"/>
               </w:rPr>
-              <w:t>Proxmox</w:t>
-            </w:r>
-            <w:proofErr w:type="spellEnd"/>
-            <w:r>
-              <w:rPr>
-                <w:rFonts w:ascii="Arial" w:hAnsi="Arial"/>
-                <w:bCs/>
-                <w:sz w:val="20"/>
-                <w:szCs w:val="20"/>
+            </w:pPr>
+          </w:p>
+          <w:p>
+            <w:pPr>
+              <w:snapToGrid w:val="0"/>
+              <w:spacing w:line="276" w:lineRule="auto"/>
+              <w:rPr>
+                <w:bCs/>
                 <w:u w:val="single"/>
               </w:rPr>
-              <w:t xml:space="preserve"> : </w:t>
-            </w:r>
+            </w:pPr>
           </w:p>
           <w:p>
             <w:pPr>
@@ -12351,16 +12841,36 @@
                 <w:sz w:val="22"/>
                 <w:szCs w:val="22"/>
               </w:rPr>
-              <w:t xml:space="preserve"> a</w:t>
-            </w:r>
-            <w:r>
-              <w:rPr>
-                <w:rFonts w:ascii="Arial" w:hAnsi="Arial" w:cs="Arial"/>
-                <w:bCs/>
-                <w:sz w:val="22"/>
-                <w:szCs w:val="22"/>
-              </w:rPr>
-              <w:t>bsence de dossier</w:t>
+              <w:t xml:space="preserve"> </w:t>
+            </w:r>
+            <w:proofErr w:type="gramStart"/>
+            <w:r>
+              <w:rPr>
+                <w:rFonts w:ascii="Arial" w:hAnsi="Arial" w:cs="Arial"/>
+                <w:bCs/>
+                <w:sz w:val="22"/>
+                <w:szCs w:val="22"/>
+              </w:rPr>
+              <w:t>a</w:t>
+            </w:r>
+            <w:r>
+              <w:rPr>
+                <w:rFonts w:ascii="Arial" w:hAnsi="Arial" w:cs="Arial"/>
+                <w:bCs/>
+                <w:sz w:val="22"/>
+                <w:szCs w:val="22"/>
+              </w:rPr>
+              <w:t>bsence</w:t>
+            </w:r>
+            <w:proofErr w:type="gramEnd"/>
+            <w:r>
+              <w:rPr>
+                <w:rFonts w:ascii="Arial" w:hAnsi="Arial" w:cs="Arial"/>
+                <w:bCs/>
+                <w:sz w:val="22"/>
+                <w:szCs w:val="22"/>
+              </w:rPr>
+              <w:t xml:space="preserve"> de dossier</w:t>
             </w:r>
             <w:r>
               <w:rPr>
@@ -12468,16 +12978,36 @@
                 <w:sz w:val="22"/>
                 <w:szCs w:val="22"/>
               </w:rPr>
-              <w:t xml:space="preserve"> d</w:t>
-            </w:r>
-            <w:r>
-              <w:rPr>
-                <w:rFonts w:ascii="Arial" w:hAnsi="Arial" w:cs="Arial"/>
-                <w:bCs/>
-                <w:sz w:val="22"/>
-                <w:szCs w:val="22"/>
-              </w:rPr>
-              <w:t>épôt du dossier au-delà de la date fixée par les autorités académiques</w:t>
+              <w:t xml:space="preserve"> </w:t>
+            </w:r>
+            <w:proofErr w:type="gramStart"/>
+            <w:r>
+              <w:rPr>
+                <w:rFonts w:ascii="Arial" w:hAnsi="Arial" w:cs="Arial"/>
+                <w:bCs/>
+                <w:sz w:val="22"/>
+                <w:szCs w:val="22"/>
+              </w:rPr>
+              <w:t>d</w:t>
+            </w:r>
+            <w:r>
+              <w:rPr>
+                <w:rFonts w:ascii="Arial" w:hAnsi="Arial" w:cs="Arial"/>
+                <w:bCs/>
+                <w:sz w:val="22"/>
+                <w:szCs w:val="22"/>
+              </w:rPr>
+              <w:t>épôt</w:t>
+            </w:r>
+            <w:proofErr w:type="gramEnd"/>
+            <w:r>
+              <w:rPr>
+                <w:rFonts w:ascii="Arial" w:hAnsi="Arial" w:cs="Arial"/>
+                <w:bCs/>
+                <w:sz w:val="22"/>
+                <w:szCs w:val="22"/>
+              </w:rPr>
+              <w:t xml:space="preserve"> du dossier au-delà de la date fixée par les autorités académiques</w:t>
             </w:r>
             <w:r>
               <w:rPr>
@@ -16118,7 +16648,7 @@
           <w:szCs w:val="22"/>
         </w:rPr>
         <w:sectPr>
-          <w:footerReference w:type="default" r:id="rId12"/>
+          <w:footerReference w:type="default" r:id="rId13"/>
           <w:pgSz w:w="11900" w:h="16840"/>
           <w:pgMar w:top="851" w:right="1134" w:bottom="851" w:left="1134" w:header="709" w:footer="709" w:gutter="0"/>
           <w:cols w:space="708"/>
@@ -19799,13 +20329,23 @@
                 <w:szCs w:val="18"/>
               </w:rPr>
             </w:pPr>
-            <w:r>
-              <w:rPr>
-                <w:rFonts w:ascii="Arial" w:hAnsi="Arial" w:cs="Arial"/>
-                <w:sz w:val="18"/>
-                <w:szCs w:val="18"/>
-              </w:rPr>
-              <w:t>réalisation en env. 1</w:t>
+            <w:proofErr w:type="gramStart"/>
+            <w:r>
+              <w:rPr>
+                <w:rFonts w:ascii="Arial" w:hAnsi="Arial" w:cs="Arial"/>
+                <w:sz w:val="18"/>
+                <w:szCs w:val="18"/>
+              </w:rPr>
+              <w:t>réalisation</w:t>
+            </w:r>
+            <w:proofErr w:type="gramEnd"/>
+            <w:r>
+              <w:rPr>
+                <w:rFonts w:ascii="Arial" w:hAnsi="Arial" w:cs="Arial"/>
+                <w:sz w:val="18"/>
+                <w:szCs w:val="18"/>
+              </w:rPr>
+              <w:t xml:space="preserve"> en env. 1</w:t>
             </w:r>
           </w:p>
         </w:tc>
@@ -20127,13 +20667,23 @@
                 <w:szCs w:val="18"/>
               </w:rPr>
             </w:pPr>
-            <w:r>
-              <w:rPr>
-                <w:rFonts w:ascii="Arial" w:hAnsi="Arial" w:cs="Arial"/>
-                <w:sz w:val="18"/>
-                <w:szCs w:val="18"/>
-              </w:rPr>
-              <w:t>réalisation en env. 2</w:t>
+            <w:proofErr w:type="gramStart"/>
+            <w:r>
+              <w:rPr>
+                <w:rFonts w:ascii="Arial" w:hAnsi="Arial" w:cs="Arial"/>
+                <w:sz w:val="18"/>
+                <w:szCs w:val="18"/>
+              </w:rPr>
+              <w:t>réalisation</w:t>
+            </w:r>
+            <w:proofErr w:type="gramEnd"/>
+            <w:r>
+              <w:rPr>
+                <w:rFonts w:ascii="Arial" w:hAnsi="Arial" w:cs="Arial"/>
+                <w:sz w:val="18"/>
+                <w:szCs w:val="18"/>
+              </w:rPr>
+              <w:t xml:space="preserve"> en env. 2</w:t>
             </w:r>
           </w:p>
         </w:tc>
@@ -20447,13 +20997,23 @@
                 <w:szCs w:val="18"/>
               </w:rPr>
             </w:pPr>
-            <w:r>
-              <w:rPr>
-                <w:rFonts w:ascii="Arial" w:hAnsi="Arial" w:cs="Arial"/>
-                <w:sz w:val="18"/>
-                <w:szCs w:val="18"/>
-              </w:rPr>
-              <w:t>réalisation en env. 1</w:t>
+            <w:proofErr w:type="gramStart"/>
+            <w:r>
+              <w:rPr>
+                <w:rFonts w:ascii="Arial" w:hAnsi="Arial" w:cs="Arial"/>
+                <w:sz w:val="18"/>
+                <w:szCs w:val="18"/>
+              </w:rPr>
+              <w:t>réalisation</w:t>
+            </w:r>
+            <w:proofErr w:type="gramEnd"/>
+            <w:r>
+              <w:rPr>
+                <w:rFonts w:ascii="Arial" w:hAnsi="Arial" w:cs="Arial"/>
+                <w:sz w:val="18"/>
+                <w:szCs w:val="18"/>
+              </w:rPr>
+              <w:t xml:space="preserve"> en env. 1</w:t>
             </w:r>
           </w:p>
         </w:tc>
@@ -22291,13 +22851,23 @@
                 <w:szCs w:val="18"/>
               </w:rPr>
             </w:pPr>
-            <w:r>
-              <w:rPr>
-                <w:rFonts w:ascii="Arial" w:hAnsi="Arial" w:cs="Arial"/>
-                <w:sz w:val="18"/>
-                <w:szCs w:val="18"/>
-              </w:rPr>
-              <w:t>réalisation en env. 1</w:t>
+            <w:proofErr w:type="gramStart"/>
+            <w:r>
+              <w:rPr>
+                <w:rFonts w:ascii="Arial" w:hAnsi="Arial" w:cs="Arial"/>
+                <w:sz w:val="18"/>
+                <w:szCs w:val="18"/>
+              </w:rPr>
+              <w:t>réalisation</w:t>
+            </w:r>
+            <w:proofErr w:type="gramEnd"/>
+            <w:r>
+              <w:rPr>
+                <w:rFonts w:ascii="Arial" w:hAnsi="Arial" w:cs="Arial"/>
+                <w:sz w:val="18"/>
+                <w:szCs w:val="18"/>
+              </w:rPr>
+              <w:t xml:space="preserve"> en env. 1</w:t>
             </w:r>
           </w:p>
         </w:tc>
@@ -22517,13 +23087,23 @@
                 <w:szCs w:val="18"/>
               </w:rPr>
             </w:pPr>
-            <w:r>
-              <w:rPr>
-                <w:rFonts w:ascii="Arial" w:hAnsi="Arial" w:cs="Arial"/>
-                <w:sz w:val="18"/>
-                <w:szCs w:val="18"/>
-              </w:rPr>
-              <w:t>réalisation en env. 1</w:t>
+            <w:proofErr w:type="gramStart"/>
+            <w:r>
+              <w:rPr>
+                <w:rFonts w:ascii="Arial" w:hAnsi="Arial" w:cs="Arial"/>
+                <w:sz w:val="18"/>
+                <w:szCs w:val="18"/>
+              </w:rPr>
+              <w:t>réalisation</w:t>
+            </w:r>
+            <w:proofErr w:type="gramEnd"/>
+            <w:r>
+              <w:rPr>
+                <w:rFonts w:ascii="Arial" w:hAnsi="Arial" w:cs="Arial"/>
+                <w:sz w:val="18"/>
+                <w:szCs w:val="18"/>
+              </w:rPr>
+              <w:t xml:space="preserve"> en env. 1</w:t>
             </w:r>
           </w:p>
         </w:tc>
@@ -22833,13 +23413,23 @@
                 <w:szCs w:val="18"/>
               </w:rPr>
             </w:pPr>
-            <w:r>
-              <w:rPr>
-                <w:rFonts w:ascii="Arial" w:hAnsi="Arial" w:cs="Arial"/>
-                <w:sz w:val="18"/>
-                <w:szCs w:val="18"/>
-              </w:rPr>
-              <w:t>réalisation en env. 2</w:t>
+            <w:proofErr w:type="gramStart"/>
+            <w:r>
+              <w:rPr>
+                <w:rFonts w:ascii="Arial" w:hAnsi="Arial" w:cs="Arial"/>
+                <w:sz w:val="18"/>
+                <w:szCs w:val="18"/>
+              </w:rPr>
+              <w:t>réalisation</w:t>
+            </w:r>
+            <w:proofErr w:type="gramEnd"/>
+            <w:r>
+              <w:rPr>
+                <w:rFonts w:ascii="Arial" w:hAnsi="Arial" w:cs="Arial"/>
+                <w:sz w:val="18"/>
+                <w:szCs w:val="18"/>
+              </w:rPr>
+              <w:t xml:space="preserve"> en env. 2</w:t>
             </w:r>
           </w:p>
         </w:tc>
@@ -23025,13 +23615,23 @@
                 <w:szCs w:val="18"/>
               </w:rPr>
             </w:pPr>
-            <w:r>
-              <w:rPr>
-                <w:rFonts w:ascii="Arial" w:hAnsi="Arial" w:cs="Arial"/>
-                <w:sz w:val="18"/>
-                <w:szCs w:val="18"/>
-              </w:rPr>
-              <w:t>réalisation en env. 2</w:t>
+            <w:proofErr w:type="gramStart"/>
+            <w:r>
+              <w:rPr>
+                <w:rFonts w:ascii="Arial" w:hAnsi="Arial" w:cs="Arial"/>
+                <w:sz w:val="18"/>
+                <w:szCs w:val="18"/>
+              </w:rPr>
+              <w:t>réalisation</w:t>
+            </w:r>
+            <w:proofErr w:type="gramEnd"/>
+            <w:r>
+              <w:rPr>
+                <w:rFonts w:ascii="Arial" w:hAnsi="Arial" w:cs="Arial"/>
+                <w:sz w:val="18"/>
+                <w:szCs w:val="18"/>
+              </w:rPr>
+              <w:t xml:space="preserve"> en env. 2</w:t>
             </w:r>
           </w:p>
         </w:tc>
@@ -23388,13 +23988,23 @@
                 <w:szCs w:val="18"/>
               </w:rPr>
             </w:pPr>
-            <w:r>
-              <w:rPr>
-                <w:rFonts w:ascii="Arial" w:hAnsi="Arial" w:cs="Arial"/>
-                <w:sz w:val="18"/>
-                <w:szCs w:val="18"/>
-              </w:rPr>
-              <w:t>réalisation en env. 1</w:t>
+            <w:proofErr w:type="gramStart"/>
+            <w:r>
+              <w:rPr>
+                <w:rFonts w:ascii="Arial" w:hAnsi="Arial" w:cs="Arial"/>
+                <w:sz w:val="18"/>
+                <w:szCs w:val="18"/>
+              </w:rPr>
+              <w:t>réalisation</w:t>
+            </w:r>
+            <w:proofErr w:type="gramEnd"/>
+            <w:r>
+              <w:rPr>
+                <w:rFonts w:ascii="Arial" w:hAnsi="Arial" w:cs="Arial"/>
+                <w:sz w:val="18"/>
+                <w:szCs w:val="18"/>
+              </w:rPr>
+              <w:t xml:space="preserve"> en env. 1</w:t>
             </w:r>
           </w:p>
         </w:tc>
@@ -23722,13 +24332,23 @@
                 <w:szCs w:val="18"/>
               </w:rPr>
             </w:pPr>
-            <w:r>
-              <w:rPr>
-                <w:rFonts w:ascii="Arial" w:hAnsi="Arial" w:cs="Arial"/>
-                <w:sz w:val="18"/>
-                <w:szCs w:val="18"/>
-              </w:rPr>
-              <w:t xml:space="preserve">réalisation en env. </w:t>
+            <w:proofErr w:type="gramStart"/>
+            <w:r>
+              <w:rPr>
+                <w:rFonts w:ascii="Arial" w:hAnsi="Arial" w:cs="Arial"/>
+                <w:sz w:val="18"/>
+                <w:szCs w:val="18"/>
+              </w:rPr>
+              <w:t>réalisation</w:t>
+            </w:r>
+            <w:proofErr w:type="gramEnd"/>
+            <w:r>
+              <w:rPr>
+                <w:rFonts w:ascii="Arial" w:hAnsi="Arial" w:cs="Arial"/>
+                <w:sz w:val="18"/>
+                <w:szCs w:val="18"/>
+              </w:rPr>
+              <w:t xml:space="preserve"> en env. </w:t>
             </w:r>
             <w:r>
               <w:rPr>
@@ -24638,7 +25258,31 @@
           <w:sz w:val="21"/>
           <w:szCs w:val="21"/>
         </w:rPr>
-        <w:t>Proposition de note suite à l’évaluation du profil de la personne candidate</w:t>
+        <w:t xml:space="preserve">Proposition de note </w:t>
+      </w:r>
+      <w:proofErr w:type="gramStart"/>
+      <w:r>
+        <w:rPr>
+          <w:rFonts w:ascii="Arial" w:hAnsi="Arial" w:cs="Arial"/>
+          <w:b/>
+          <w:bCs/>
+          <w:iCs/>
+          <w:sz w:val="21"/>
+          <w:szCs w:val="21"/>
+        </w:rPr>
+        <w:t>suite à</w:t>
+      </w:r>
+      <w:proofErr w:type="gramEnd"/>
+      <w:r>
+        <w:rPr>
+          <w:rFonts w:ascii="Arial" w:hAnsi="Arial" w:cs="Arial"/>
+          <w:b/>
+          <w:bCs/>
+          <w:iCs/>
+          <w:sz w:val="21"/>
+          <w:szCs w:val="21"/>
+        </w:rPr>
+        <w:t xml:space="preserve"> l’évaluation du profil de la personne candidate</w:t>
       </w:r>
     </w:p>
     <w:tbl>
@@ -25034,7 +25678,25 @@
                 <w:sz w:val="20"/>
                 <w:szCs w:val="20"/>
               </w:rPr>
-              <w:t>Les pénalités ci-dessous doivent être appliquées de façon à ce que la note finale de la personne candidate (</w:t>
+              <w:t xml:space="preserve">Les pénalités ci-dessous doivent être appliquées </w:t>
+            </w:r>
+            <w:proofErr w:type="gramStart"/>
+            <w:r>
+              <w:rPr>
+                <w:rFonts w:ascii="Arial" w:hAnsi="Arial" w:cs="Arial"/>
+                <w:sz w:val="20"/>
+                <w:szCs w:val="20"/>
+              </w:rPr>
+              <w:t>de façon à ce</w:t>
+            </w:r>
+            <w:proofErr w:type="gramEnd"/>
+            <w:r>
+              <w:rPr>
+                <w:rFonts w:ascii="Arial" w:hAnsi="Arial" w:cs="Arial"/>
+                <w:sz w:val="20"/>
+                <w:szCs w:val="20"/>
+              </w:rPr>
+              <w:t xml:space="preserve"> que la note finale de la personne candidate (</w:t>
             </w:r>
             <w:r>
               <w:rPr>
@@ -27630,7 +28292,29 @@
                 <w:sz w:val="16"/>
                 <w:szCs w:val="16"/>
               </w:rPr>
-              <w:t>Les choix de solutions répondant au besoin exprimé (adaptation d’une solution existante ou réalisation d’une nouvelle) sont décrits et justifiés en termes de coût, de délai et de qualité.</w:t>
+              <w:t xml:space="preserve">Les choix de solutions répondant au besoin </w:t>
+            </w:r>
+            <w:proofErr w:type="gramStart"/>
+            <w:r>
+              <w:rPr>
+                <w:rFonts w:ascii="Arial" w:hAnsi="Arial" w:cs="Arial"/>
+                <w:i/>
+                <w:iCs/>
+                <w:sz w:val="16"/>
+                <w:szCs w:val="16"/>
+              </w:rPr>
+              <w:t>exprimé</w:t>
+            </w:r>
+            <w:proofErr w:type="gramEnd"/>
+            <w:r>
+              <w:rPr>
+                <w:rFonts w:ascii="Arial" w:hAnsi="Arial" w:cs="Arial"/>
+                <w:i/>
+                <w:iCs/>
+                <w:sz w:val="16"/>
+                <w:szCs w:val="16"/>
+              </w:rPr>
+              <w:t xml:space="preserve"> (adaptation d’une solution existante ou réalisation d’une nouvelle) sont décrits et justifiés en termes de coût, de délai et de qualité.</w:t>
             </w:r>
           </w:p>
           <w:p>
@@ -30575,7 +31259,29 @@
                 <w:sz w:val="16"/>
                 <w:szCs w:val="16"/>
               </w:rPr>
-              <w:t>L’automatisation des tâches d’administration répond au besoin exprimé.</w:t>
+              <w:t xml:space="preserve">L’automatisation des tâches d’administration répond au besoin </w:t>
+            </w:r>
+            <w:proofErr w:type="gramStart"/>
+            <w:r>
+              <w:rPr>
+                <w:rFonts w:ascii="Arial" w:hAnsi="Arial" w:cs="Arial"/>
+                <w:i/>
+                <w:iCs/>
+                <w:sz w:val="16"/>
+                <w:szCs w:val="16"/>
+              </w:rPr>
+              <w:t>exprimé</w:t>
+            </w:r>
+            <w:proofErr w:type="gramEnd"/>
+            <w:r>
+              <w:rPr>
+                <w:rFonts w:ascii="Arial" w:hAnsi="Arial" w:cs="Arial"/>
+                <w:i/>
+                <w:iCs/>
+                <w:sz w:val="16"/>
+                <w:szCs w:val="16"/>
+              </w:rPr>
+              <w:t>.</w:t>
             </w:r>
           </w:p>
           <w:p>
@@ -32459,7 +33165,31 @@
           <w:sz w:val="21"/>
           <w:szCs w:val="21"/>
         </w:rPr>
-        <w:t>Proposition de note suite à l’évaluation du profil de la personne candidate</w:t>
+        <w:t xml:space="preserve">Proposition de note </w:t>
+      </w:r>
+      <w:proofErr w:type="gramStart"/>
+      <w:r>
+        <w:rPr>
+          <w:rFonts w:ascii="Arial" w:hAnsi="Arial" w:cs="Arial"/>
+          <w:b/>
+          <w:bCs/>
+          <w:iCs/>
+          <w:sz w:val="21"/>
+          <w:szCs w:val="21"/>
+        </w:rPr>
+        <w:t>suite à</w:t>
+      </w:r>
+      <w:proofErr w:type="gramEnd"/>
+      <w:r>
+        <w:rPr>
+          <w:rFonts w:ascii="Arial" w:hAnsi="Arial" w:cs="Arial"/>
+          <w:b/>
+          <w:bCs/>
+          <w:iCs/>
+          <w:sz w:val="21"/>
+          <w:szCs w:val="21"/>
+        </w:rPr>
+        <w:t xml:space="preserve"> l’évaluation du profil de la personne candidate</w:t>
       </w:r>
     </w:p>
     <w:tbl>
@@ -32855,7 +33585,25 @@
                 <w:sz w:val="20"/>
                 <w:szCs w:val="20"/>
               </w:rPr>
-              <w:t>Les pénalités ci-dessous doivent être appliquées de façon à ce que la note finale de la personne candidate (</w:t>
+              <w:t xml:space="preserve">Les pénalités ci-dessous doivent être appliquées </w:t>
+            </w:r>
+            <w:proofErr w:type="gramStart"/>
+            <w:r>
+              <w:rPr>
+                <w:rFonts w:ascii="Arial" w:hAnsi="Arial" w:cs="Arial"/>
+                <w:sz w:val="20"/>
+                <w:szCs w:val="20"/>
+              </w:rPr>
+              <w:t>de façon à ce</w:t>
+            </w:r>
+            <w:proofErr w:type="gramEnd"/>
+            <w:r>
+              <w:rPr>
+                <w:rFonts w:ascii="Arial" w:hAnsi="Arial" w:cs="Arial"/>
+                <w:sz w:val="20"/>
+                <w:szCs w:val="20"/>
+              </w:rPr>
+              <w:t xml:space="preserve"> que la note finale de la personne candidate (</w:t>
             </w:r>
             <w:r>
               <w:rPr>
@@ -35266,7 +36014,29 @@
                 <w:sz w:val="16"/>
                 <w:szCs w:val="16"/>
               </w:rPr>
-              <w:t>La proposition de la solution applicative répond au besoin exprimé dans le cahier des charges y compris dans sa dimension contractuelle :</w:t>
+              <w:t xml:space="preserve">La proposition de la solution applicative répond au besoin </w:t>
+            </w:r>
+            <w:proofErr w:type="gramStart"/>
+            <w:r>
+              <w:rPr>
+                <w:rFonts w:ascii="Arial" w:hAnsi="Arial" w:cs="Arial"/>
+                <w:i/>
+                <w:iCs/>
+                <w:sz w:val="16"/>
+                <w:szCs w:val="16"/>
+              </w:rPr>
+              <w:t>exprimé</w:t>
+            </w:r>
+            <w:proofErr w:type="gramEnd"/>
+            <w:r>
+              <w:rPr>
+                <w:rFonts w:ascii="Arial" w:hAnsi="Arial" w:cs="Arial"/>
+                <w:i/>
+                <w:iCs/>
+                <w:sz w:val="16"/>
+                <w:szCs w:val="16"/>
+              </w:rPr>
+              <w:t xml:space="preserve"> dans le cahier des charges y compris dans sa dimension contractuelle :</w:t>
             </w:r>
           </w:p>
           <w:p>
@@ -37891,7 +38661,29 @@
                 <w:sz w:val="16"/>
                 <w:szCs w:val="16"/>
               </w:rPr>
-              <w:t>Les tests de non régression sont réalisés.</w:t>
+              <w:t xml:space="preserve">Les tests de </w:t>
+            </w:r>
+            <w:proofErr w:type="gramStart"/>
+            <w:r>
+              <w:rPr>
+                <w:rFonts w:ascii="Arial" w:hAnsi="Arial" w:cs="Arial"/>
+                <w:i/>
+                <w:iCs/>
+                <w:sz w:val="16"/>
+                <w:szCs w:val="16"/>
+              </w:rPr>
+              <w:t>non régression</w:t>
+            </w:r>
+            <w:proofErr w:type="gramEnd"/>
+            <w:r>
+              <w:rPr>
+                <w:rFonts w:ascii="Arial" w:hAnsi="Arial" w:cs="Arial"/>
+                <w:i/>
+                <w:iCs/>
+                <w:sz w:val="16"/>
+                <w:szCs w:val="16"/>
+              </w:rPr>
+              <w:t xml:space="preserve"> sont réalisés.</w:t>
             </w:r>
           </w:p>
           <w:p>
@@ -42052,6 +42844,7 @@
                 <w:szCs w:val="22"/>
               </w:rPr>
             </w:pPr>
+            <w:proofErr w:type="gramStart"/>
             <w:r>
               <w:rPr>
                 <w:rFonts w:ascii="Arial" w:hAnsi="Arial" w:cs="Arial"/>
@@ -42063,6 +42856,7 @@
               </w:rPr>
               <w:t>d’interrogation</w:t>
             </w:r>
+            <w:proofErr w:type="gramEnd"/>
           </w:p>
         </w:tc>
       </w:tr>
@@ -42770,6 +43564,7 @@
                 <w:szCs w:val="22"/>
               </w:rPr>
             </w:pPr>
+            <w:proofErr w:type="gramStart"/>
             <w:r>
               <w:rPr>
                 <w:rFonts w:ascii="Arial" w:hAnsi="Arial" w:cs="Arial"/>
@@ -42781,6 +43576,7 @@
               </w:rPr>
               <w:t>d’interrogation</w:t>
             </w:r>
+            <w:proofErr w:type="gramEnd"/>
           </w:p>
         </w:tc>
       </w:tr>
@@ -43245,6 +44041,7 @@
                 <w:szCs w:val="22"/>
               </w:rPr>
             </w:pPr>
+            <w:proofErr w:type="gramStart"/>
             <w:r>
               <w:rPr>
                 <w:rFonts w:ascii="Arial" w:hAnsi="Arial" w:cs="Arial"/>
@@ -43256,6 +44053,7 @@
               </w:rPr>
               <w:t>d’interrogation</w:t>
             </w:r>
+            <w:proofErr w:type="gramEnd"/>
           </w:p>
         </w:tc>
       </w:tr>
@@ -43979,6 +44777,7 @@
                 <w:szCs w:val="22"/>
               </w:rPr>
             </w:pPr>
+            <w:proofErr w:type="gramStart"/>
             <w:r>
               <w:rPr>
                 <w:rFonts w:ascii="Arial" w:hAnsi="Arial" w:cs="Arial"/>
@@ -43990,6 +44789,7 @@
               </w:rPr>
               <w:t>d’interrogation</w:t>
             </w:r>
+            <w:proofErr w:type="gramEnd"/>
           </w:p>
         </w:tc>
       </w:tr>
@@ -44748,6 +45548,7 @@
                 <w:szCs w:val="22"/>
               </w:rPr>
             </w:pPr>
+            <w:proofErr w:type="gramStart"/>
             <w:r>
               <w:rPr>
                 <w:rFonts w:ascii="Arial" w:hAnsi="Arial" w:cs="Arial"/>
@@ -44759,6 +45560,7 @@
               </w:rPr>
               <w:t>d’interrogation</w:t>
             </w:r>
+            <w:proofErr w:type="gramEnd"/>
           </w:p>
         </w:tc>
       </w:tr>
@@ -45206,6 +46008,7 @@
                 <w:szCs w:val="22"/>
               </w:rPr>
             </w:pPr>
+            <w:proofErr w:type="gramStart"/>
             <w:r>
               <w:rPr>
                 <w:rFonts w:ascii="Arial" w:hAnsi="Arial" w:cs="Arial"/>
@@ -45217,6 +46020,7 @@
               </w:rPr>
               <w:t>d’interrogation</w:t>
             </w:r>
+            <w:proofErr w:type="gramEnd"/>
           </w:p>
         </w:tc>
       </w:tr>
@@ -45806,7 +46610,27 @@
           <w:bCs/>
           <w:iCs/>
         </w:rPr>
-        <w:t>En référence à l’annexe II.E –« Environnement technologique pour la certification » du référentiel du BTS SIO</w:t>
+        <w:t xml:space="preserve">En référence à l’annexe II.E </w:t>
+      </w:r>
+      <w:proofErr w:type="gramStart"/>
+      <w:r>
+        <w:rPr>
+          <w:rFonts w:ascii="Arial" w:hAnsi="Arial" w:cs="Arial"/>
+          <w:b/>
+          <w:bCs/>
+          <w:iCs/>
+        </w:rPr>
+        <w:t>–«</w:t>
+      </w:r>
+      <w:proofErr w:type="gramEnd"/>
+      <w:r>
+        <w:rPr>
+          <w:rFonts w:ascii="Arial" w:hAnsi="Arial" w:cs="Arial"/>
+          <w:b/>
+          <w:bCs/>
+          <w:iCs/>
+        </w:rPr>
+        <w:t> Environnement technologique pour la certification » du référentiel du BTS SIO</w:t>
       </w:r>
     </w:p>
     <w:tbl>
@@ -46148,6 +46972,7 @@
                 <w:szCs w:val="22"/>
               </w:rPr>
             </w:pPr>
+            <w:proofErr w:type="gramStart"/>
             <w:r>
               <w:rPr>
                 <w:rFonts w:ascii="Arial" w:hAnsi="Arial" w:cs="Arial"/>
@@ -46159,6 +46984,7 @@
               </w:rPr>
               <w:t>d’interrogation</w:t>
             </w:r>
+            <w:proofErr w:type="gramEnd"/>
           </w:p>
         </w:tc>
       </w:tr>
@@ -46866,6 +47692,7 @@
                 <w:szCs w:val="22"/>
               </w:rPr>
             </w:pPr>
+            <w:proofErr w:type="gramStart"/>
             <w:r>
               <w:rPr>
                 <w:rFonts w:ascii="Arial" w:hAnsi="Arial" w:cs="Arial"/>
@@ -46877,6 +47704,7 @@
               </w:rPr>
               <w:t>d’interrogation</w:t>
             </w:r>
+            <w:proofErr w:type="gramEnd"/>
           </w:p>
         </w:tc>
       </w:tr>
@@ -47341,6 +48169,7 @@
                 <w:szCs w:val="22"/>
               </w:rPr>
             </w:pPr>
+            <w:proofErr w:type="gramStart"/>
             <w:r>
               <w:rPr>
                 <w:rFonts w:ascii="Arial" w:hAnsi="Arial" w:cs="Arial"/>
@@ -47352,6 +48181,7 @@
               </w:rPr>
               <w:t>d’interrogation</w:t>
             </w:r>
+            <w:proofErr w:type="gramEnd"/>
           </w:p>
         </w:tc>
       </w:tr>
@@ -48044,6 +48874,7 @@
                 <w:szCs w:val="22"/>
               </w:rPr>
             </w:pPr>
+            <w:proofErr w:type="gramStart"/>
             <w:r>
               <w:rPr>
                 <w:rFonts w:ascii="Arial" w:hAnsi="Arial" w:cs="Arial"/>
@@ -48055,6 +48886,7 @@
               </w:rPr>
               <w:t>d’interrogation</w:t>
             </w:r>
+            <w:proofErr w:type="gramEnd"/>
           </w:p>
         </w:tc>
       </w:tr>
@@ -48736,6 +49568,7 @@
                 <w:szCs w:val="22"/>
               </w:rPr>
             </w:pPr>
+            <w:proofErr w:type="gramStart"/>
             <w:r>
               <w:rPr>
                 <w:rFonts w:ascii="Arial" w:hAnsi="Arial" w:cs="Arial"/>
@@ -48747,6 +49580,7 @@
               </w:rPr>
               <w:t>d’interrogation</w:t>
             </w:r>
+            <w:proofErr w:type="gramEnd"/>
           </w:p>
         </w:tc>
       </w:tr>
@@ -52224,6 +53058,7 @@
   <w:style w:type="character" w:default="1" w:styleId="DefaultParagraphFont">
     <w:name w:val="Default Paragraph Font"/>
     <w:uiPriority w:val="1"/>
+    <w:semiHidden/>
     <w:unhideWhenUsed/>
   </w:style>
   <w:style w:type="table" w:default="1" w:styleId="TableNormal">

--- a/Projet_NetCorp_BTS_Adrien_D/RealisationReseau/ANNEXE_VII_projet_adrien_d_reseau.docx
+++ b/Projet_NetCorp_BTS_Adrien_D/RealisationReseau/ANNEXE_VII_projet_adrien_d_reseau.docx
@@ -3685,16 +3685,15 @@
                 <w:b/>
                 <w:sz w:val="20"/>
               </w:rPr>
-              <w:t xml:space="preserve"> prénom</w:t>
-            </w:r>
-            <w:proofErr w:type="gramStart"/>
+              <w:t xml:space="preserve"> prénom :</w:t>
+            </w:r>
             <w:r>
               <w:rPr>
                 <w:rFonts w:ascii="Arial" w:hAnsi="Arial"/>
                 <w:b/>
                 <w:sz w:val="20"/>
               </w:rPr>
-              <w:t xml:space="preserve"> :</w:t>
+              <w:t xml:space="preserve"> </w:t>
             </w:r>
             <w:r>
               <w:rPr>
@@ -3702,16 +3701,7 @@
                 <w:b/>
                 <w:sz w:val="20"/>
               </w:rPr>
-              <w:t>Demange</w:t>
-            </w:r>
-            <w:proofErr w:type="gramEnd"/>
-            <w:r>
-              <w:rPr>
-                <w:rFonts w:ascii="Arial" w:hAnsi="Arial"/>
-                <w:b/>
-                <w:sz w:val="20"/>
-              </w:rPr>
-              <w:t xml:space="preserve"> Adrien </w:t>
+              <w:t xml:space="preserve">Demange Adrien </w:t>
             </w:r>
           </w:p>
         </w:tc>
@@ -4209,7 +4199,21 @@
                 <w:rFonts w:ascii="Arial" w:hAnsi="Arial" w:cs="Arial"/>
                 <w:sz w:val="20"/>
               </w:rPr>
-              <w:t>. Mise en place d’un réseau avec 3 VLANs sécurisés</w:t>
+              <w:t xml:space="preserve"> : </w:t>
+            </w:r>
+            <w:r>
+              <w:rPr>
+                <w:rFonts w:ascii="Arial" w:hAnsi="Arial" w:cs="Arial"/>
+                <w:sz w:val="20"/>
+              </w:rPr>
+              <w:t>M</w:t>
+            </w:r>
+            <w:r>
+              <w:rPr>
+                <w:rFonts w:ascii="Arial" w:hAnsi="Arial" w:cs="Arial"/>
+                <w:sz w:val="20"/>
+              </w:rPr>
+              <w:t>ise en place d’un réseau avec 3 VLANs sécurisés</w:t>
             </w:r>
             <w:r>
               <w:rPr>
@@ -4296,6 +4300,13 @@
                 <w:sz w:val="20"/>
               </w:rPr>
               <w:t xml:space="preserve"> sur un serveur</w:t>
+            </w:r>
+            <w:r>
+              <w:rPr>
+                <w:rFonts w:ascii="Arial" w:hAnsi="Arial" w:cs="Arial"/>
+                <w:sz w:val="20"/>
+              </w:rPr>
+              <w:t xml:space="preserve"> Windows</w:t>
             </w:r>
             <w:r>
               <w:rPr>
@@ -6542,6 +6553,30 @@
                 <w:sz w:val="20"/>
               </w:rPr>
             </w:pPr>
+            <w:r>
+              <w:rPr>
+                <w:rFonts w:ascii="Arial" w:hAnsi="Arial" w:cs="Arial"/>
+                <w:bCs/>
+                <w:sz w:val="20"/>
+              </w:rPr>
+              <w:t xml:space="preserve">Accès </w:t>
+            </w:r>
+            <w:r>
+              <w:rPr>
+                <w:rFonts w:ascii="Arial" w:hAnsi="Arial" w:cs="Arial"/>
+                <w:b/>
+                <w:sz w:val="20"/>
+              </w:rPr>
+              <w:t>Wifi LABO</w:t>
+            </w:r>
+            <w:r>
+              <w:rPr>
+                <w:rFonts w:ascii="Arial" w:hAnsi="Arial" w:cs="Arial"/>
+                <w:bCs/>
+                <w:sz w:val="20"/>
+              </w:rPr>
+              <w:t xml:space="preserve"> du centre de formation : </w:t>
+            </w:r>
           </w:p>
           <w:p>
             <w:pPr>
@@ -6559,7 +6594,7 @@
                 <w:bCs/>
                 <w:sz w:val="20"/>
               </w:rPr>
-              <w:t xml:space="preserve">Serveur </w:t>
+              <w:t xml:space="preserve">SSID : LABO / Mot de passe : </w:t>
             </w:r>
             <w:proofErr w:type="spellStart"/>
             <w:r>
@@ -6568,43 +6603,9 @@
                 <w:bCs/>
                 <w:sz w:val="20"/>
               </w:rPr>
-              <w:t>Proxmox</w:t>
+              <w:t>labohecten</w:t>
             </w:r>
             <w:proofErr w:type="spellEnd"/>
-            <w:r>
-              <w:rPr>
-                <w:rFonts w:ascii="Arial" w:hAnsi="Arial" w:cs="Arial"/>
-                <w:bCs/>
-                <w:sz w:val="20"/>
-              </w:rPr>
-              <w:t xml:space="preserve"> avec 3 </w:t>
-            </w:r>
-            <w:proofErr w:type="spellStart"/>
-            <w:r>
-              <w:rPr>
-                <w:rFonts w:ascii="Arial" w:hAnsi="Arial" w:cs="Arial"/>
-                <w:bCs/>
-                <w:sz w:val="20"/>
-              </w:rPr>
-              <w:t>VMs</w:t>
-            </w:r>
-            <w:proofErr w:type="spellEnd"/>
-            <w:r>
-              <w:rPr>
-                <w:rFonts w:ascii="Arial" w:hAnsi="Arial" w:cs="Arial"/>
-                <w:bCs/>
-                <w:sz w:val="20"/>
-              </w:rPr>
-              <w:t xml:space="preserve"> créées </w:t>
-            </w:r>
-            <w:r>
-              <w:rPr>
-                <w:rFonts w:ascii="Arial" w:hAnsi="Arial" w:cs="Arial"/>
-                <w:bCs/>
-                <w:sz w:val="20"/>
-              </w:rPr>
-              <w:t>:</w:t>
-            </w:r>
           </w:p>
           <w:p>
             <w:pPr>
@@ -6622,66 +6623,16 @@
                 <w:bCs/>
                 <w:sz w:val="20"/>
               </w:rPr>
-              <w:t>A</w:t>
-            </w:r>
-            <w:r>
-              <w:rPr>
-                <w:rFonts w:ascii="Arial" w:hAnsi="Arial" w:cs="Arial"/>
-                <w:bCs/>
-                <w:sz w:val="20"/>
-              </w:rPr>
-              <w:t>c</w:t>
-            </w:r>
-            <w:r>
-              <w:rPr>
-                <w:rFonts w:ascii="Arial" w:hAnsi="Arial" w:cs="Arial"/>
-                <w:bCs/>
-                <w:sz w:val="20"/>
-              </w:rPr>
-              <w:t xml:space="preserve">cessible sur 172.16.1.2 depuis le </w:t>
-            </w:r>
-            <w:r>
-              <w:rPr>
-                <w:rFonts w:ascii="Arial" w:hAnsi="Arial" w:cs="Arial"/>
-                <w:bCs/>
-                <w:sz w:val="20"/>
-              </w:rPr>
-              <w:t xml:space="preserve">réseau du </w:t>
-            </w:r>
-            <w:r>
-              <w:rPr>
-                <w:rFonts w:ascii="Arial" w:hAnsi="Arial" w:cs="Arial"/>
-                <w:bCs/>
-                <w:sz w:val="20"/>
-              </w:rPr>
-              <w:t>LAB</w:t>
-            </w:r>
-            <w:r>
-              <w:rPr>
-                <w:rFonts w:ascii="Arial" w:hAnsi="Arial" w:cs="Arial"/>
-                <w:bCs/>
-                <w:sz w:val="20"/>
-              </w:rPr>
-              <w:t xml:space="preserve"> ou par VPN</w:t>
-            </w:r>
-            <w:r>
-              <w:rPr>
-                <w:rFonts w:ascii="Arial" w:hAnsi="Arial" w:cs="Arial"/>
-                <w:bCs/>
-                <w:sz w:val="20"/>
-              </w:rPr>
-              <w:t xml:space="preserve"> avec </w:t>
-            </w:r>
-            <w:proofErr w:type="spellStart"/>
-            <w:r>
-              <w:rPr>
-                <w:rFonts w:ascii="Arial" w:hAnsi="Arial" w:cs="Arial"/>
-                <w:bCs/>
-                <w:sz w:val="20"/>
-              </w:rPr>
-              <w:t>TailScale</w:t>
-            </w:r>
-            <w:proofErr w:type="spellEnd"/>
+              <w:t>Accès via le web à l’hyperviseur sur l’adresse IP suivante depuis le Wi-Fi LABO ou en Ethernet : http://</w:t>
+            </w:r>
+            <w:r>
+              <w:rPr>
+                <w:rFonts w:ascii="Arial" w:hAnsi="Arial" w:cs="Arial"/>
+                <w:bCs/>
+                <w:sz w:val="20"/>
+              </w:rPr>
+              <w:t>172</w:t>
+            </w:r>
             <w:r>
               <w:rPr>
                 <w:rFonts w:ascii="Arial" w:hAnsi="Arial" w:cs="Arial"/>
@@ -6690,81 +6641,29 @@
               </w:rPr>
               <w:t>.</w:t>
             </w:r>
-          </w:p>
-          <w:p>
-            <w:pPr>
-              <w:snapToGrid w:val="0"/>
-              <w:rPr>
-                <w:rFonts w:ascii="Arial" w:hAnsi="Arial" w:cs="Arial"/>
-                <w:bCs/>
-                <w:sz w:val="20"/>
-              </w:rPr>
-            </w:pPr>
-            <w:r>
-              <w:rPr>
-                <w:rFonts w:ascii="Arial" w:hAnsi="Arial" w:cs="Arial"/>
-                <w:bCs/>
-                <w:sz w:val="20"/>
-              </w:rPr>
-              <w:t xml:space="preserve">Identifiants pour se connecter au </w:t>
-            </w:r>
-            <w:proofErr w:type="spellStart"/>
-            <w:r>
-              <w:rPr>
-                <w:rFonts w:ascii="Arial" w:hAnsi="Arial" w:cs="Arial"/>
-                <w:bCs/>
-                <w:sz w:val="20"/>
-              </w:rPr>
-              <w:t>Proxmox</w:t>
-            </w:r>
-            <w:proofErr w:type="spellEnd"/>
-            <w:r>
-              <w:rPr>
-                <w:rFonts w:ascii="Arial" w:hAnsi="Arial" w:cs="Arial"/>
-                <w:bCs/>
-                <w:sz w:val="20"/>
-              </w:rPr>
-              <w:t xml:space="preserve"> : </w:t>
-            </w:r>
-          </w:p>
-          <w:p>
-            <w:pPr>
-              <w:snapToGrid w:val="0"/>
-              <w:rPr>
-                <w:rFonts w:ascii="Arial" w:hAnsi="Arial" w:cs="Arial"/>
-                <w:bCs/>
-                <w:sz w:val="20"/>
-                <w:lang w:val="en-US"/>
-              </w:rPr>
-            </w:pPr>
-            <w:r>
-              <w:rPr>
-                <w:rFonts w:ascii="Arial" w:hAnsi="Arial" w:cs="Arial"/>
-                <w:bCs/>
-                <w:sz w:val="20"/>
-                <w:lang w:val="en-US"/>
-              </w:rPr>
-              <w:t xml:space="preserve">User </w:t>
-            </w:r>
-            <w:proofErr w:type="gramStart"/>
-            <w:r>
-              <w:rPr>
-                <w:rFonts w:ascii="Arial" w:hAnsi="Arial" w:cs="Arial"/>
-                <w:bCs/>
-                <w:sz w:val="20"/>
-                <w:lang w:val="en-US"/>
-              </w:rPr>
-              <w:t>name :</w:t>
-            </w:r>
-            <w:proofErr w:type="gramEnd"/>
-            <w:r>
-              <w:rPr>
-                <w:rFonts w:ascii="Arial" w:hAnsi="Arial" w:cs="Arial"/>
-                <w:bCs/>
-                <w:sz w:val="20"/>
-                <w:lang w:val="en-US"/>
-              </w:rPr>
-              <w:t xml:space="preserve"> root</w:t>
+            <w:r>
+              <w:rPr>
+                <w:rFonts w:ascii="Arial" w:hAnsi="Arial" w:cs="Arial"/>
+                <w:bCs/>
+                <w:sz w:val="20"/>
+              </w:rPr>
+              <w:t>16</w:t>
+            </w:r>
+            <w:r>
+              <w:rPr>
+                <w:rFonts w:ascii="Arial" w:hAnsi="Arial" w:cs="Arial"/>
+                <w:bCs/>
+                <w:sz w:val="20"/>
+              </w:rPr>
+              <w:t>.1.</w:t>
+            </w:r>
+            <w:r>
+              <w:rPr>
+                <w:rFonts w:ascii="Arial" w:hAnsi="Arial" w:cs="Arial"/>
+                <w:bCs/>
+                <w:sz w:val="20"/>
+              </w:rPr>
+              <w:t>2</w:t>
             </w:r>
           </w:p>
           <w:p>
@@ -6775,49 +6674,8 @@
                 <w:rFonts w:ascii="Arial" w:hAnsi="Arial" w:cs="Arial"/>
                 <w:bCs/>
                 <w:sz w:val="20"/>
-                <w:lang w:val="en-US"/>
-              </w:rPr>
-            </w:pPr>
-            <w:proofErr w:type="gramStart"/>
-            <w:r>
-              <w:rPr>
-                <w:rFonts w:ascii="Arial" w:hAnsi="Arial" w:cs="Arial"/>
-                <w:bCs/>
-                <w:sz w:val="20"/>
-                <w:lang w:val="en-US"/>
-              </w:rPr>
-              <w:t>Password :</w:t>
-            </w:r>
-            <w:proofErr w:type="gramEnd"/>
-            <w:r>
-              <w:rPr>
-                <w:rFonts w:ascii="Arial" w:hAnsi="Arial" w:cs="Arial"/>
-                <w:bCs/>
-                <w:sz w:val="20"/>
-                <w:lang w:val="en-US"/>
-              </w:rPr>
-              <w:t xml:space="preserve"> w</w:t>
-            </w:r>
-            <w:proofErr w:type="gramStart"/>
-            <w:r>
-              <w:rPr>
-                <w:rFonts w:ascii="Arial" w:hAnsi="Arial" w:cs="Arial"/>
-                <w:bCs/>
-                <w:sz w:val="20"/>
-                <w:lang w:val="en-US"/>
-              </w:rPr>
-              <w:t>=:2cS.VjVHBBW</w:t>
-            </w:r>
-            <w:proofErr w:type="gramEnd"/>
-            <w:r>
-              <w:rPr>
-                <w:rFonts w:ascii="Arial" w:hAnsi="Arial" w:cs="Arial"/>
-                <w:bCs/>
-                <w:sz w:val="20"/>
-                <w:lang w:val="en-US"/>
-              </w:rPr>
-              <w:t>#</w:t>
-            </w:r>
+              </w:rPr>
+            </w:pPr>
           </w:p>
           <w:p>
             <w:pPr>
@@ -6827,28 +6685,59 @@
                 <w:rFonts w:ascii="Arial" w:hAnsi="Arial" w:cs="Arial"/>
                 <w:bCs/>
                 <w:sz w:val="20"/>
-                <w:lang w:val="en-US"/>
-              </w:rPr>
-            </w:pPr>
-            <w:proofErr w:type="gramStart"/>
-            <w:r>
-              <w:rPr>
-                <w:rFonts w:ascii="Arial" w:hAnsi="Arial" w:cs="Arial"/>
-                <w:bCs/>
-                <w:sz w:val="20"/>
-                <w:lang w:val="en-US"/>
-              </w:rPr>
-              <w:t>Realm :</w:t>
-            </w:r>
-            <w:proofErr w:type="gramEnd"/>
-            <w:r>
-              <w:rPr>
-                <w:rFonts w:ascii="Arial" w:hAnsi="Arial" w:cs="Arial"/>
-                <w:bCs/>
-                <w:sz w:val="20"/>
-                <w:lang w:val="en-US"/>
-              </w:rPr>
-              <w:t xml:space="preserve"> Linux PAM standard authentication </w:t>
+              </w:rPr>
+            </w:pPr>
+            <w:r>
+              <w:rPr>
+                <w:rFonts w:ascii="Arial" w:hAnsi="Arial" w:cs="Arial"/>
+                <w:bCs/>
+                <w:sz w:val="20"/>
+              </w:rPr>
+              <w:t xml:space="preserve">Serveur </w:t>
+            </w:r>
+            <w:proofErr w:type="spellStart"/>
+            <w:r>
+              <w:rPr>
+                <w:rFonts w:ascii="Arial" w:hAnsi="Arial" w:cs="Arial"/>
+                <w:bCs/>
+                <w:sz w:val="20"/>
+              </w:rPr>
+              <w:t>Proxmox</w:t>
+            </w:r>
+            <w:proofErr w:type="spellEnd"/>
+            <w:r>
+              <w:rPr>
+                <w:rFonts w:ascii="Arial" w:hAnsi="Arial" w:cs="Arial"/>
+                <w:bCs/>
+                <w:sz w:val="20"/>
+              </w:rPr>
+              <w:t xml:space="preserve"> avec 3 </w:t>
+            </w:r>
+            <w:proofErr w:type="spellStart"/>
+            <w:r>
+              <w:rPr>
+                <w:rFonts w:ascii="Arial" w:hAnsi="Arial" w:cs="Arial"/>
+                <w:bCs/>
+                <w:sz w:val="20"/>
+              </w:rPr>
+              <w:t>VMs</w:t>
+            </w:r>
+            <w:proofErr w:type="spellEnd"/>
+            <w:r>
+              <w:rPr>
+                <w:rFonts w:ascii="Arial" w:hAnsi="Arial" w:cs="Arial"/>
+                <w:bCs/>
+                <w:sz w:val="20"/>
+              </w:rPr>
+              <w:t xml:space="preserve"> créées </w:t>
+            </w:r>
+            <w:r>
+              <w:rPr>
+                <w:rFonts w:ascii="Arial" w:hAnsi="Arial" w:cs="Arial"/>
+                <w:bCs/>
+                <w:sz w:val="20"/>
+              </w:rPr>
+              <w:t>:</w:t>
             </w:r>
           </w:p>
           <w:p>
@@ -6859,6 +6748,126 @@
                 <w:rFonts w:ascii="Arial" w:hAnsi="Arial" w:cs="Arial"/>
                 <w:bCs/>
                 <w:sz w:val="20"/>
+              </w:rPr>
+            </w:pPr>
+            <w:r>
+              <w:rPr>
+                <w:rFonts w:ascii="Arial" w:hAnsi="Arial" w:cs="Arial"/>
+                <w:bCs/>
+                <w:sz w:val="20"/>
+              </w:rPr>
+              <w:t>A</w:t>
+            </w:r>
+            <w:r>
+              <w:rPr>
+                <w:rFonts w:ascii="Arial" w:hAnsi="Arial" w:cs="Arial"/>
+                <w:bCs/>
+                <w:sz w:val="20"/>
+              </w:rPr>
+              <w:t>c</w:t>
+            </w:r>
+            <w:r>
+              <w:rPr>
+                <w:rFonts w:ascii="Arial" w:hAnsi="Arial" w:cs="Arial"/>
+                <w:bCs/>
+                <w:sz w:val="20"/>
+              </w:rPr>
+              <w:t xml:space="preserve">cessible sur 172.16.1.2 depuis le </w:t>
+            </w:r>
+            <w:r>
+              <w:rPr>
+                <w:rFonts w:ascii="Arial" w:hAnsi="Arial" w:cs="Arial"/>
+                <w:bCs/>
+                <w:sz w:val="20"/>
+              </w:rPr>
+              <w:t xml:space="preserve">réseau du </w:t>
+            </w:r>
+            <w:r>
+              <w:rPr>
+                <w:rFonts w:ascii="Arial" w:hAnsi="Arial" w:cs="Arial"/>
+                <w:bCs/>
+                <w:sz w:val="20"/>
+              </w:rPr>
+              <w:t>LAB</w:t>
+            </w:r>
+            <w:r>
+              <w:rPr>
+                <w:rFonts w:ascii="Arial" w:hAnsi="Arial" w:cs="Arial"/>
+                <w:bCs/>
+                <w:sz w:val="20"/>
+              </w:rPr>
+              <w:t xml:space="preserve"> ou par VPN</w:t>
+            </w:r>
+            <w:r>
+              <w:rPr>
+                <w:rFonts w:ascii="Arial" w:hAnsi="Arial" w:cs="Arial"/>
+                <w:bCs/>
+                <w:sz w:val="20"/>
+              </w:rPr>
+              <w:t xml:space="preserve"> avec </w:t>
+            </w:r>
+            <w:proofErr w:type="spellStart"/>
+            <w:r>
+              <w:rPr>
+                <w:rFonts w:ascii="Arial" w:hAnsi="Arial" w:cs="Arial"/>
+                <w:bCs/>
+                <w:sz w:val="20"/>
+              </w:rPr>
+              <w:t>TailScale</w:t>
+            </w:r>
+            <w:proofErr w:type="spellEnd"/>
+            <w:r>
+              <w:rPr>
+                <w:rFonts w:ascii="Arial" w:hAnsi="Arial" w:cs="Arial"/>
+                <w:bCs/>
+                <w:sz w:val="20"/>
+              </w:rPr>
+              <w:t>.</w:t>
+            </w:r>
+          </w:p>
+          <w:p>
+            <w:pPr>
+              <w:snapToGrid w:val="0"/>
+              <w:rPr>
+                <w:rFonts w:ascii="Arial" w:hAnsi="Arial" w:cs="Arial"/>
+                <w:bCs/>
+                <w:sz w:val="20"/>
+              </w:rPr>
+            </w:pPr>
+            <w:r>
+              <w:rPr>
+                <w:rFonts w:ascii="Arial" w:hAnsi="Arial" w:cs="Arial"/>
+                <w:bCs/>
+                <w:sz w:val="20"/>
+              </w:rPr>
+              <w:t xml:space="preserve">Identifiants pour se connecter au </w:t>
+            </w:r>
+            <w:proofErr w:type="spellStart"/>
+            <w:r>
+              <w:rPr>
+                <w:rFonts w:ascii="Arial" w:hAnsi="Arial" w:cs="Arial"/>
+                <w:bCs/>
+                <w:sz w:val="20"/>
+              </w:rPr>
+              <w:t>Proxmox</w:t>
+            </w:r>
+            <w:proofErr w:type="spellEnd"/>
+            <w:r>
+              <w:rPr>
+                <w:rFonts w:ascii="Arial" w:hAnsi="Arial" w:cs="Arial"/>
+                <w:bCs/>
+                <w:sz w:val="20"/>
+              </w:rPr>
+              <w:t xml:space="preserve"> : </w:t>
+            </w:r>
+          </w:p>
+          <w:p>
+            <w:pPr>
+              <w:snapToGrid w:val="0"/>
+              <w:rPr>
+                <w:rFonts w:ascii="Arial" w:hAnsi="Arial" w:cs="Arial"/>
+                <w:bCs/>
+                <w:sz w:val="20"/>
                 <w:lang w:val="en-US"/>
               </w:rPr>
             </w:pPr>
@@ -6869,7 +6878,27 @@
                 <w:sz w:val="20"/>
                 <w:lang w:val="en-US"/>
               </w:rPr>
-              <w:t>Language English </w:t>
+              <w:t xml:space="preserve">User </w:t>
+            </w:r>
+            <w:proofErr w:type="gramStart"/>
+            <w:r>
+              <w:rPr>
+                <w:rFonts w:ascii="Arial" w:hAnsi="Arial" w:cs="Arial"/>
+                <w:bCs/>
+                <w:sz w:val="20"/>
+                <w:lang w:val="en-US"/>
+              </w:rPr>
+              <w:t>name :</w:t>
+            </w:r>
+            <w:proofErr w:type="gramEnd"/>
+            <w:r>
+              <w:rPr>
+                <w:rFonts w:ascii="Arial" w:hAnsi="Arial" w:cs="Arial"/>
+                <w:bCs/>
+                <w:sz w:val="20"/>
+                <w:lang w:val="en-US"/>
+              </w:rPr>
+              <w:t xml:space="preserve"> root</w:t>
             </w:r>
           </w:p>
           <w:p>
@@ -6880,15 +6909,48 @@
                 <w:rFonts w:ascii="Arial" w:hAnsi="Arial" w:cs="Arial"/>
                 <w:bCs/>
                 <w:sz w:val="20"/>
-              </w:rPr>
-            </w:pPr>
-            <w:r>
-              <w:rPr>
-                <w:rFonts w:ascii="Arial" w:hAnsi="Arial" w:cs="Arial"/>
-                <w:bCs/>
-                <w:sz w:val="20"/>
-              </w:rPr>
-              <w:t>2FA sur téléphone, en cas de secours voici le secret : BVUQM6XIDNTWXHK3U6OJVXXAG4AHSQ3M</w:t>
+                <w:lang w:val="en-US"/>
+              </w:rPr>
+            </w:pPr>
+            <w:proofErr w:type="gramStart"/>
+            <w:r>
+              <w:rPr>
+                <w:rFonts w:ascii="Arial" w:hAnsi="Arial" w:cs="Arial"/>
+                <w:bCs/>
+                <w:sz w:val="20"/>
+                <w:lang w:val="en-US"/>
+              </w:rPr>
+              <w:t>Password :</w:t>
+            </w:r>
+            <w:proofErr w:type="gramEnd"/>
+            <w:r>
+              <w:rPr>
+                <w:rFonts w:ascii="Arial" w:hAnsi="Arial" w:cs="Arial"/>
+                <w:bCs/>
+                <w:sz w:val="20"/>
+                <w:lang w:val="en-US"/>
+              </w:rPr>
+              <w:t xml:space="preserve"> w</w:t>
+            </w:r>
+            <w:proofErr w:type="gramStart"/>
+            <w:r>
+              <w:rPr>
+                <w:rFonts w:ascii="Arial" w:hAnsi="Arial" w:cs="Arial"/>
+                <w:bCs/>
+                <w:sz w:val="20"/>
+                <w:lang w:val="en-US"/>
+              </w:rPr>
+              <w:t>=:2cS.VjVHBBW</w:t>
+            </w:r>
+            <w:proofErr w:type="gramEnd"/>
+            <w:r>
+              <w:rPr>
+                <w:rFonts w:ascii="Arial" w:hAnsi="Arial" w:cs="Arial"/>
+                <w:bCs/>
+                <w:sz w:val="20"/>
+                <w:lang w:val="en-US"/>
+              </w:rPr>
+              <w:t>#</w:t>
             </w:r>
           </w:p>
           <w:p>
@@ -6899,8 +6961,29 @@
                 <w:rFonts w:ascii="Arial" w:hAnsi="Arial" w:cs="Arial"/>
                 <w:bCs/>
                 <w:sz w:val="20"/>
-              </w:rPr>
-            </w:pPr>
+                <w:lang w:val="en-US"/>
+              </w:rPr>
+            </w:pPr>
+            <w:proofErr w:type="gramStart"/>
+            <w:r>
+              <w:rPr>
+                <w:rFonts w:ascii="Arial" w:hAnsi="Arial" w:cs="Arial"/>
+                <w:bCs/>
+                <w:sz w:val="20"/>
+                <w:lang w:val="en-US"/>
+              </w:rPr>
+              <w:t>Realm :</w:t>
+            </w:r>
+            <w:proofErr w:type="gramEnd"/>
+            <w:r>
+              <w:rPr>
+                <w:rFonts w:ascii="Arial" w:hAnsi="Arial" w:cs="Arial"/>
+                <w:bCs/>
+                <w:sz w:val="20"/>
+                <w:lang w:val="en-US"/>
+              </w:rPr>
+              <w:t xml:space="preserve"> Linux PAM standard authentication </w:t>
+            </w:r>
           </w:p>
           <w:p>
             <w:pPr>
@@ -6913,7 +6996,6 @@
                 <w:lang w:val="en-US"/>
               </w:rPr>
             </w:pPr>
-            <w:proofErr w:type="spellStart"/>
             <w:r>
               <w:rPr>
                 <w:rFonts w:ascii="Arial" w:hAnsi="Arial" w:cs="Arial"/>
@@ -6921,112 +7003,8 @@
                 <w:sz w:val="20"/>
                 <w:lang w:val="en-US"/>
               </w:rPr>
-              <w:t>Accès</w:t>
-            </w:r>
-            <w:proofErr w:type="spellEnd"/>
-            <w:r>
-              <w:rPr>
-                <w:rFonts w:ascii="Arial" w:hAnsi="Arial" w:cs="Arial"/>
-                <w:bCs/>
-                <w:sz w:val="20"/>
-                <w:lang w:val="en-US"/>
-              </w:rPr>
-              <w:t xml:space="preserve"> </w:t>
-            </w:r>
-            <w:r>
-              <w:rPr>
-                <w:rFonts w:ascii="Arial" w:hAnsi="Arial" w:cs="Arial"/>
-                <w:bCs/>
-                <w:sz w:val="20"/>
-                <w:lang w:val="en-US"/>
-              </w:rPr>
-              <w:t>à SRV-</w:t>
-            </w:r>
-            <w:proofErr w:type="gramStart"/>
-            <w:r>
-              <w:rPr>
-                <w:rFonts w:ascii="Arial" w:hAnsi="Arial" w:cs="Arial"/>
-                <w:bCs/>
-                <w:sz w:val="20"/>
-                <w:lang w:val="en-US"/>
-              </w:rPr>
-              <w:t>AD ,</w:t>
-            </w:r>
-            <w:proofErr w:type="gramEnd"/>
-            <w:r>
-              <w:rPr>
-                <w:rFonts w:ascii="Arial" w:hAnsi="Arial" w:cs="Arial"/>
-                <w:bCs/>
-                <w:sz w:val="20"/>
-                <w:lang w:val="en-US"/>
-              </w:rPr>
-              <w:t xml:space="preserve"> </w:t>
-            </w:r>
-            <w:r>
-              <w:rPr>
-                <w:rFonts w:ascii="Arial" w:hAnsi="Arial" w:cs="Arial"/>
-                <w:bCs/>
-                <w:sz w:val="20"/>
-                <w:lang w:val="en-US"/>
-              </w:rPr>
-              <w:t xml:space="preserve">Windows </w:t>
-            </w:r>
-            <w:r>
-              <w:rPr>
-                <w:rFonts w:ascii="Arial" w:hAnsi="Arial" w:cs="Arial"/>
-                <w:bCs/>
-                <w:sz w:val="20"/>
-                <w:lang w:val="en-US"/>
-              </w:rPr>
-              <w:t xml:space="preserve">Server 2025 </w:t>
-            </w:r>
-            <w:r>
-              <w:rPr>
-                <w:rFonts w:ascii="Arial" w:hAnsi="Arial" w:cs="Arial"/>
-                <w:bCs/>
-                <w:sz w:val="20"/>
-                <w:lang w:val="en-US"/>
-              </w:rPr>
-              <w:t xml:space="preserve">avec </w:t>
-            </w:r>
-            <w:r>
-              <w:rPr>
-                <w:rFonts w:ascii="Arial" w:hAnsi="Arial" w:cs="Arial"/>
-                <w:bCs/>
-                <w:sz w:val="20"/>
-                <w:lang w:val="en-US"/>
-              </w:rPr>
-              <w:t xml:space="preserve">Active </w:t>
-            </w:r>
-            <w:proofErr w:type="gramStart"/>
-            <w:r>
-              <w:rPr>
-                <w:rFonts w:ascii="Arial" w:hAnsi="Arial" w:cs="Arial"/>
-                <w:bCs/>
-                <w:sz w:val="20"/>
-                <w:lang w:val="en-US"/>
-              </w:rPr>
-              <w:t>Directory</w:t>
-            </w:r>
-            <w:r>
-              <w:rPr>
-                <w:rFonts w:ascii="Arial" w:hAnsi="Arial" w:cs="Arial"/>
-                <w:bCs/>
-                <w:sz w:val="20"/>
-                <w:lang w:val="en-US"/>
-              </w:rPr>
-              <w:t xml:space="preserve"> </w:t>
-            </w:r>
-            <w:r>
-              <w:rPr>
-                <w:rFonts w:ascii="Arial" w:hAnsi="Arial" w:cs="Arial"/>
-                <w:bCs/>
-                <w:sz w:val="20"/>
-                <w:lang w:val="en-US"/>
-              </w:rPr>
-              <w:t>:</w:t>
-            </w:r>
-            <w:proofErr w:type="gramEnd"/>
+              <w:t>Language English </w:t>
+            </w:r>
           </w:p>
           <w:p>
             <w:pPr>
@@ -7044,7 +7022,7 @@
                 <w:bCs/>
                 <w:sz w:val="20"/>
               </w:rPr>
-              <w:t>Utilisateur : LAB\Administrateur</w:t>
+              <w:t>2FA sur téléphone, en cas de secours voici le secret : BVUQM6XIDNTWXHK3U6OJVXXAG4AHSQ3M</w:t>
             </w:r>
           </w:p>
           <w:p>
@@ -7057,14 +7035,6 @@
                 <w:sz w:val="20"/>
               </w:rPr>
             </w:pPr>
-            <w:r>
-              <w:rPr>
-                <w:rFonts w:ascii="Arial" w:hAnsi="Arial" w:cs="Arial"/>
-                <w:bCs/>
-                <w:sz w:val="20"/>
-              </w:rPr>
-              <w:t>Mot de passe : T3ch92750@ci</w:t>
-            </w:r>
           </w:p>
           <w:p>
             <w:pPr>
@@ -7076,6 +7046,88 @@
                 <w:sz w:val="20"/>
               </w:rPr>
             </w:pPr>
+            <w:r>
+              <w:rPr>
+                <w:rFonts w:ascii="Arial" w:hAnsi="Arial" w:cs="Arial"/>
+                <w:bCs/>
+                <w:sz w:val="20"/>
+              </w:rPr>
+              <w:t xml:space="preserve">Accès </w:t>
+            </w:r>
+            <w:r>
+              <w:rPr>
+                <w:rFonts w:ascii="Arial" w:hAnsi="Arial" w:cs="Arial"/>
+                <w:bCs/>
+                <w:sz w:val="20"/>
+              </w:rPr>
+              <w:t>à SRV-</w:t>
+            </w:r>
+            <w:proofErr w:type="gramStart"/>
+            <w:r>
+              <w:rPr>
+                <w:rFonts w:ascii="Arial" w:hAnsi="Arial" w:cs="Arial"/>
+                <w:bCs/>
+                <w:sz w:val="20"/>
+              </w:rPr>
+              <w:t>AD ,</w:t>
+            </w:r>
+            <w:proofErr w:type="gramEnd"/>
+            <w:r>
+              <w:rPr>
+                <w:rFonts w:ascii="Arial" w:hAnsi="Arial" w:cs="Arial"/>
+                <w:bCs/>
+                <w:sz w:val="20"/>
+              </w:rPr>
+              <w:t xml:space="preserve"> </w:t>
+            </w:r>
+            <w:r>
+              <w:rPr>
+                <w:rFonts w:ascii="Arial" w:hAnsi="Arial" w:cs="Arial"/>
+                <w:bCs/>
+                <w:sz w:val="20"/>
+              </w:rPr>
+              <w:t xml:space="preserve">Windows </w:t>
+            </w:r>
+            <w:r>
+              <w:rPr>
+                <w:rFonts w:ascii="Arial" w:hAnsi="Arial" w:cs="Arial"/>
+                <w:bCs/>
+                <w:sz w:val="20"/>
+              </w:rPr>
+              <w:t xml:space="preserve">Server 2025 </w:t>
+            </w:r>
+            <w:r>
+              <w:rPr>
+                <w:rFonts w:ascii="Arial" w:hAnsi="Arial" w:cs="Arial"/>
+                <w:bCs/>
+                <w:sz w:val="20"/>
+              </w:rPr>
+              <w:t xml:space="preserve">avec </w:t>
+            </w:r>
+            <w:r>
+              <w:rPr>
+                <w:rFonts w:ascii="Arial" w:hAnsi="Arial" w:cs="Arial"/>
+                <w:bCs/>
+                <w:sz w:val="20"/>
+              </w:rPr>
+              <w:t>Active Directory</w:t>
+            </w:r>
+            <w:r>
+              <w:rPr>
+                <w:rFonts w:ascii="Arial" w:hAnsi="Arial" w:cs="Arial"/>
+                <w:bCs/>
+                <w:sz w:val="20"/>
+              </w:rPr>
+              <w:t xml:space="preserve"> </w:t>
+            </w:r>
+            <w:r>
+              <w:rPr>
+                <w:rFonts w:ascii="Arial" w:hAnsi="Arial" w:cs="Arial"/>
+                <w:bCs/>
+                <w:sz w:val="20"/>
+              </w:rPr>
+              <w:t>:</w:t>
+            </w:r>
           </w:p>
           <w:p>
             <w:pPr>
@@ -7093,23 +7145,7 @@
                 <w:bCs/>
                 <w:sz w:val="20"/>
               </w:rPr>
-              <w:t>Accès à SRV-FICHIERS</w:t>
-            </w:r>
-            <w:r>
-              <w:rPr>
-                <w:rFonts w:ascii="Arial" w:hAnsi="Arial" w:cs="Arial"/>
-                <w:bCs/>
-                <w:sz w:val="20"/>
-              </w:rPr>
-              <w:t>, Windows Server 2025</w:t>
-            </w:r>
-            <w:r>
-              <w:rPr>
-                <w:rFonts w:ascii="Arial" w:hAnsi="Arial" w:cs="Arial"/>
-                <w:bCs/>
-                <w:sz w:val="20"/>
-              </w:rPr>
-              <w:t xml:space="preserve"> : </w:t>
+              <w:t>Utilisateur : LAB\Administrateur</w:t>
             </w:r>
           </w:p>
           <w:p>
@@ -7128,7 +7164,7 @@
                 <w:bCs/>
                 <w:sz w:val="20"/>
               </w:rPr>
-              <w:t>LAB\Administrateur</w:t>
+              <w:t>Mot de passe : T3ch92750@ci</w:t>
             </w:r>
           </w:p>
           <w:p>
@@ -7141,14 +7177,6 @@
                 <w:sz w:val="20"/>
               </w:rPr>
             </w:pPr>
-            <w:r>
-              <w:rPr>
-                <w:rFonts w:ascii="Arial" w:hAnsi="Arial" w:cs="Arial"/>
-                <w:bCs/>
-                <w:sz w:val="20"/>
-              </w:rPr>
-              <w:t>T3ch92750@ci</w:t>
-            </w:r>
           </w:p>
           <w:p>
             <w:pPr>
@@ -7160,6 +7188,30 @@
                 <w:sz w:val="20"/>
               </w:rPr>
             </w:pPr>
+            <w:r>
+              <w:rPr>
+                <w:rFonts w:ascii="Arial" w:hAnsi="Arial" w:cs="Arial"/>
+                <w:bCs/>
+                <w:sz w:val="20"/>
+              </w:rPr>
+              <w:t>Accès à SRV-FICHIERS</w:t>
+            </w:r>
+            <w:r>
+              <w:rPr>
+                <w:rFonts w:ascii="Arial" w:hAnsi="Arial" w:cs="Arial"/>
+                <w:bCs/>
+                <w:sz w:val="20"/>
+              </w:rPr>
+              <w:t>, Windows Server 2025</w:t>
+            </w:r>
+            <w:r>
+              <w:rPr>
+                <w:rFonts w:ascii="Arial" w:hAnsi="Arial" w:cs="Arial"/>
+                <w:bCs/>
+                <w:sz w:val="20"/>
+              </w:rPr>
+              <w:t xml:space="preserve"> : </w:t>
+            </w:r>
           </w:p>
           <w:p>
             <w:pPr>
@@ -7177,23 +7229,7 @@
                 <w:bCs/>
                 <w:sz w:val="20"/>
               </w:rPr>
-              <w:t>Accès à DEBIAN-GLPI</w:t>
-            </w:r>
-            <w:r>
-              <w:rPr>
-                <w:rFonts w:ascii="Arial" w:hAnsi="Arial" w:cs="Arial"/>
-                <w:bCs/>
-                <w:sz w:val="20"/>
-              </w:rPr>
-              <w:t>, Debian 13</w:t>
-            </w:r>
-            <w:r>
-              <w:rPr>
-                <w:rFonts w:ascii="Arial" w:hAnsi="Arial" w:cs="Arial"/>
-                <w:bCs/>
-                <w:sz w:val="20"/>
-              </w:rPr>
-              <w:t xml:space="preserve"> : </w:t>
+              <w:t>LAB\Administrateur</w:t>
             </w:r>
           </w:p>
           <w:p>
@@ -7212,15 +7248,7 @@
                 <w:bCs/>
                 <w:sz w:val="20"/>
               </w:rPr>
-              <w:t xml:space="preserve">Utilisateur : </w:t>
-            </w:r>
-            <w:r>
-              <w:rPr>
-                <w:rFonts w:ascii="Arial" w:hAnsi="Arial" w:cs="Arial"/>
-                <w:bCs/>
-                <w:sz w:val="20"/>
-              </w:rPr>
-              <w:t>Adrien </w:t>
+              <w:t>T3ch92750@ci</w:t>
             </w:r>
           </w:p>
           <w:p>
@@ -7233,32 +7261,6 @@
                 <w:sz w:val="20"/>
               </w:rPr>
             </w:pPr>
-            <w:r>
-              <w:rPr>
-                <w:rFonts w:ascii="Arial" w:hAnsi="Arial" w:cs="Arial"/>
-                <w:bCs/>
-                <w:sz w:val="20"/>
-              </w:rPr>
-              <w:t xml:space="preserve">Mot de passe : </w:t>
-            </w:r>
-            <w:proofErr w:type="spellStart"/>
-            <w:r>
-              <w:rPr>
-                <w:rFonts w:ascii="Arial" w:hAnsi="Arial" w:cs="Arial"/>
-                <w:bCs/>
-                <w:sz w:val="20"/>
-              </w:rPr>
-              <w:t>adrien</w:t>
-            </w:r>
-            <w:proofErr w:type="spellEnd"/>
-            <w:r>
-              <w:rPr>
-                <w:rFonts w:ascii="Arial" w:hAnsi="Arial" w:cs="Arial"/>
-                <w:bCs/>
-                <w:sz w:val="20"/>
-              </w:rPr>
-              <w:t> </w:t>
-            </w:r>
           </w:p>
           <w:p>
             <w:pPr>
@@ -7270,6 +7272,30 @@
                 <w:sz w:val="20"/>
               </w:rPr>
             </w:pPr>
+            <w:r>
+              <w:rPr>
+                <w:rFonts w:ascii="Arial" w:hAnsi="Arial" w:cs="Arial"/>
+                <w:bCs/>
+                <w:sz w:val="20"/>
+              </w:rPr>
+              <w:t>Accès à DEBIAN-GLPI</w:t>
+            </w:r>
+            <w:r>
+              <w:rPr>
+                <w:rFonts w:ascii="Arial" w:hAnsi="Arial" w:cs="Arial"/>
+                <w:bCs/>
+                <w:sz w:val="20"/>
+              </w:rPr>
+              <w:t>, Debian 13</w:t>
+            </w:r>
+            <w:r>
+              <w:rPr>
+                <w:rFonts w:ascii="Arial" w:hAnsi="Arial" w:cs="Arial"/>
+                <w:bCs/>
+                <w:sz w:val="20"/>
+              </w:rPr>
+              <w:t xml:space="preserve"> : </w:t>
+            </w:r>
           </w:p>
           <w:p>
             <w:pPr>
@@ -7279,17 +7305,23 @@
                 <w:rFonts w:ascii="Arial" w:hAnsi="Arial" w:cs="Arial"/>
                 <w:bCs/>
                 <w:sz w:val="20"/>
-                <w:u w:val="single"/>
-              </w:rPr>
-            </w:pPr>
-            <w:r>
-              <w:rPr>
-                <w:rFonts w:ascii="Arial" w:hAnsi="Arial" w:cs="Arial"/>
-                <w:bCs/>
-                <w:sz w:val="20"/>
-                <w:u w:val="single"/>
-              </w:rPr>
-              <w:t>Accès à la documentation du projet : </w:t>
+              </w:rPr>
+            </w:pPr>
+            <w:r>
+              <w:rPr>
+                <w:rFonts w:ascii="Arial" w:hAnsi="Arial" w:cs="Arial"/>
+                <w:bCs/>
+                <w:sz w:val="20"/>
+              </w:rPr>
+              <w:t xml:space="preserve">Utilisateur : </w:t>
+            </w:r>
+            <w:r>
+              <w:rPr>
+                <w:rFonts w:ascii="Arial" w:hAnsi="Arial" w:cs="Arial"/>
+                <w:bCs/>
+                <w:sz w:val="20"/>
+              </w:rPr>
+              <w:t>Adrien </w:t>
             </w:r>
           </w:p>
           <w:p>
@@ -7300,9 +7332,34 @@
                 <w:rFonts w:ascii="Arial" w:hAnsi="Arial" w:cs="Arial"/>
                 <w:bCs/>
                 <w:sz w:val="20"/>
-                <w:u w:val="single"/>
-              </w:rPr>
-            </w:pPr>
+              </w:rPr>
+            </w:pPr>
+            <w:r>
+              <w:rPr>
+                <w:rFonts w:ascii="Arial" w:hAnsi="Arial" w:cs="Arial"/>
+                <w:bCs/>
+                <w:sz w:val="20"/>
+              </w:rPr>
+              <w:t xml:space="preserve">Mot de passe : </w:t>
+            </w:r>
+            <w:proofErr w:type="spellStart"/>
+            <w:r>
+              <w:rPr>
+                <w:rFonts w:ascii="Arial" w:hAnsi="Arial" w:cs="Arial"/>
+                <w:bCs/>
+                <w:sz w:val="20"/>
+              </w:rPr>
+              <w:t>adrien</w:t>
+            </w:r>
+            <w:proofErr w:type="spellEnd"/>
+            <w:r>
+              <w:rPr>
+                <w:rFonts w:ascii="Arial" w:hAnsi="Arial" w:cs="Arial"/>
+                <w:bCs/>
+                <w:sz w:val="20"/>
+              </w:rPr>
+              <w:t> </w:t>
+            </w:r>
           </w:p>
           <w:p>
             <w:pPr>
@@ -7312,45 +7369,8 @@
                 <w:rFonts w:ascii="Arial" w:hAnsi="Arial" w:cs="Arial"/>
                 <w:bCs/>
                 <w:sz w:val="20"/>
-                <w:u w:val="single"/>
-              </w:rPr>
-            </w:pPr>
-            <w:r>
-              <w:rPr>
-                <w:rFonts w:ascii="Arial" w:hAnsi="Arial" w:cs="Arial"/>
-                <w:bCs/>
-                <w:sz w:val="20"/>
-                <w:u w:val="single"/>
-              </w:rPr>
-              <w:t>Livrable Projet</w:t>
-            </w:r>
-            <w:r>
-              <w:rPr>
-                <w:rFonts w:ascii="Arial" w:hAnsi="Arial" w:cs="Arial"/>
-                <w:bCs/>
-                <w:sz w:val="20"/>
-                <w:u w:val="single"/>
-              </w:rPr>
-              <w:t> </w:t>
-            </w:r>
-            <w:r>
-              <w:rPr>
-                <w:rFonts w:ascii="Arial" w:hAnsi="Arial" w:cs="Arial"/>
-                <w:bCs/>
-                <w:sz w:val="20"/>
-                <w:u w:val="single"/>
-              </w:rPr>
-              <w:t xml:space="preserve">Réalisation 1 Réseau </w:t>
-            </w:r>
-            <w:r>
-              <w:rPr>
-                <w:rFonts w:ascii="Arial" w:hAnsi="Arial" w:cs="Arial"/>
-                <w:bCs/>
-                <w:sz w:val="20"/>
-                <w:u w:val="single"/>
-              </w:rPr>
-              <w:t>:</w:t>
-            </w:r>
+              </w:rPr>
+            </w:pPr>
           </w:p>
           <w:p>
             <w:pPr>
@@ -7360,23 +7380,25 @@
                 <w:rFonts w:ascii="Arial" w:hAnsi="Arial" w:cs="Arial"/>
                 <w:bCs/>
                 <w:sz w:val="20"/>
-              </w:rPr>
-            </w:pPr>
-            <w:r>
-              <w:rPr>
-                <w:rFonts w:ascii="Arial" w:hAnsi="Arial" w:cs="Arial"/>
-                <w:b/>
-                <w:sz w:val="20"/>
-              </w:rPr>
-              <w:t xml:space="preserve"> </w:t>
-            </w:r>
-            <w:r>
-              <w:rPr>
-                <w:rFonts w:ascii="Arial" w:hAnsi="Arial" w:cs="Arial"/>
-                <w:bCs/>
-                <w:sz w:val="20"/>
-              </w:rPr>
-              <w:t>https://github.com/adriendemange/DEMANGE/blob/main/Projet_NetCorp_BTS_Adrien_D/RealisationReseau/netcorp_reseau_documentation.docx</w:t>
+                <w:u w:val="single"/>
+              </w:rPr>
+            </w:pPr>
+            <w:r>
+              <w:rPr>
+                <w:rFonts w:ascii="Arial" w:hAnsi="Arial" w:cs="Arial"/>
+                <w:bCs/>
+                <w:sz w:val="20"/>
+                <w:u w:val="single"/>
+              </w:rPr>
+              <w:t xml:space="preserve">Accès à la documentation du projet </w:t>
+            </w:r>
+            <w:r>
+              <w:rPr>
+                <w:rFonts w:ascii="Arial" w:hAnsi="Arial" w:cs="Arial"/>
+                <w:bCs/>
+                <w:sz w:val="20"/>
+              </w:rPr>
+              <w:t>: </w:t>
             </w:r>
           </w:p>
           <w:p>
@@ -7385,8 +7407,9 @@
               <w:jc w:val="both"/>
               <w:rPr>
                 <w:rFonts w:ascii="Arial" w:hAnsi="Arial" w:cs="Arial"/>
-                <w:b/>
-                <w:sz w:val="20"/>
+                <w:bCs/>
+                <w:sz w:val="20"/>
+                <w:u w:val="single"/>
               </w:rPr>
             </w:pPr>
           </w:p>
@@ -7396,39 +7419,41 @@
               <w:jc w:val="both"/>
               <w:rPr>
                 <w:rFonts w:ascii="Arial" w:hAnsi="Arial" w:cs="Arial"/>
-                <w:bCs/>
-                <w:sz w:val="20"/>
-                <w:u w:val="single"/>
-              </w:rPr>
-            </w:pPr>
-            <w:r>
-              <w:rPr>
-                <w:rFonts w:ascii="Arial" w:hAnsi="Arial" w:cs="Arial"/>
-                <w:bCs/>
-                <w:sz w:val="20"/>
-                <w:u w:val="single"/>
-              </w:rPr>
-              <w:t xml:space="preserve">Maquette Réseau Cisco </w:t>
-            </w:r>
-            <w:proofErr w:type="spellStart"/>
-            <w:r>
-              <w:rPr>
-                <w:rFonts w:ascii="Arial" w:hAnsi="Arial" w:cs="Arial"/>
-                <w:bCs/>
-                <w:sz w:val="20"/>
-                <w:u w:val="single"/>
-              </w:rPr>
-              <w:t>Packet</w:t>
-            </w:r>
-            <w:proofErr w:type="spellEnd"/>
-            <w:r>
-              <w:rPr>
-                <w:rFonts w:ascii="Arial" w:hAnsi="Arial" w:cs="Arial"/>
-                <w:bCs/>
-                <w:sz w:val="20"/>
-                <w:u w:val="single"/>
-              </w:rPr>
-              <w:t xml:space="preserve"> Tracer : </w:t>
+                <w:b/>
+                <w:sz w:val="20"/>
+              </w:rPr>
+            </w:pPr>
+            <w:r>
+              <w:rPr>
+                <w:rFonts w:ascii="Arial" w:hAnsi="Arial" w:cs="Arial"/>
+                <w:b/>
+                <w:sz w:val="20"/>
+              </w:rPr>
+              <w:t>Livrable Projet</w:t>
+            </w:r>
+            <w:r>
+              <w:rPr>
+                <w:rFonts w:ascii="Arial" w:hAnsi="Arial" w:cs="Arial"/>
+                <w:b/>
+                <w:sz w:val="20"/>
+              </w:rPr>
+              <w:t> </w:t>
+            </w:r>
+            <w:r>
+              <w:rPr>
+                <w:rFonts w:ascii="Arial" w:hAnsi="Arial" w:cs="Arial"/>
+                <w:b/>
+                <w:sz w:val="20"/>
+              </w:rPr>
+              <w:t xml:space="preserve">Réalisation 1 Réseau </w:t>
+            </w:r>
+            <w:r>
+              <w:rPr>
+                <w:rFonts w:ascii="Arial" w:hAnsi="Arial" w:cs="Arial"/>
+                <w:b/>
+                <w:sz w:val="20"/>
+              </w:rPr>
+              <w:t>:</w:t>
             </w:r>
           </w:p>
           <w:p>
@@ -7441,6 +7466,22 @@
                 <w:sz w:val="20"/>
               </w:rPr>
             </w:pPr>
+            <w:r>
+              <w:rPr>
+                <w:rFonts w:ascii="Arial" w:hAnsi="Arial" w:cs="Arial"/>
+                <w:b/>
+                <w:sz w:val="20"/>
+              </w:rPr>
+              <w:t xml:space="preserve"> </w:t>
+            </w:r>
+            <w:r>
+              <w:rPr>
+                <w:rFonts w:ascii="Arial" w:hAnsi="Arial" w:cs="Arial"/>
+                <w:bCs/>
+                <w:sz w:val="20"/>
+              </w:rPr>
+              <w:t>https://github.com/adriendemange/DEMANGE/blob/main/Projet_NetCorp_BTS_Adrien_D/RealisationReseau/netcorp_reseau_documentation.docx</w:t>
+            </w:r>
           </w:p>
           <w:p>
             <w:pPr>
@@ -7448,18 +7489,10 @@
               <w:jc w:val="both"/>
               <w:rPr>
                 <w:rFonts w:ascii="Arial" w:hAnsi="Arial" w:cs="Arial"/>
-                <w:bCs/>
-                <w:sz w:val="20"/>
-              </w:rPr>
-            </w:pPr>
-            <w:r>
-              <w:rPr>
-                <w:rFonts w:ascii="Arial" w:hAnsi="Arial" w:cs="Arial"/>
-                <w:bCs/>
-                <w:sz w:val="20"/>
-              </w:rPr>
-              <w:t>https://github.com/adriendemange/DEMANGE/blob/main/Projet_NetCorp_BTS_Adrien_D/RealisationReseau/netcorp_reseau_maquette.pkt</w:t>
-            </w:r>
+                <w:b/>
+                <w:sz w:val="20"/>
+              </w:rPr>
+            </w:pPr>
           </w:p>
           <w:p>
             <w:pPr>
@@ -7471,6 +7504,32 @@
                 <w:sz w:val="20"/>
               </w:rPr>
             </w:pPr>
+            <w:r>
+              <w:rPr>
+                <w:rFonts w:ascii="Arial" w:hAnsi="Arial" w:cs="Arial"/>
+                <w:b/>
+                <w:sz w:val="20"/>
+              </w:rPr>
+              <w:t xml:space="preserve">Maquette Réseau Cisco </w:t>
+            </w:r>
+            <w:proofErr w:type="spellStart"/>
+            <w:r>
+              <w:rPr>
+                <w:rFonts w:ascii="Arial" w:hAnsi="Arial" w:cs="Arial"/>
+                <w:b/>
+                <w:sz w:val="20"/>
+              </w:rPr>
+              <w:t>Packet</w:t>
+            </w:r>
+            <w:proofErr w:type="spellEnd"/>
+            <w:r>
+              <w:rPr>
+                <w:rFonts w:ascii="Arial" w:hAnsi="Arial" w:cs="Arial"/>
+                <w:b/>
+                <w:sz w:val="20"/>
+              </w:rPr>
+              <w:t xml:space="preserve"> Tracer : </w:t>
+            </w:r>
           </w:p>
           <w:p>
             <w:pPr>
@@ -7480,33 +7539,70 @@
                 <w:rFonts w:ascii="Arial" w:hAnsi="Arial" w:cs="Arial"/>
                 <w:bCs/>
                 <w:sz w:val="20"/>
-                <w:u w:val="single"/>
-              </w:rPr>
-            </w:pPr>
-            <w:r>
-              <w:rPr>
-                <w:rFonts w:ascii="Arial" w:hAnsi="Arial" w:cs="Arial"/>
-                <w:bCs/>
-                <w:sz w:val="20"/>
-                <w:u w:val="single"/>
+              </w:rPr>
+            </w:pPr>
+          </w:p>
+          <w:p>
+            <w:pPr>
+              <w:snapToGrid w:val="0"/>
+              <w:jc w:val="both"/>
+              <w:rPr>
+                <w:rFonts w:ascii="Arial" w:hAnsi="Arial" w:cs="Arial"/>
+                <w:bCs/>
+                <w:sz w:val="20"/>
+              </w:rPr>
+            </w:pPr>
+            <w:r>
+              <w:rPr>
+                <w:rFonts w:ascii="Arial" w:hAnsi="Arial" w:cs="Arial"/>
+                <w:bCs/>
+                <w:sz w:val="20"/>
+              </w:rPr>
+              <w:t>https://github.com/adriendemange/DEMANGE/blob/main/Projet_NetCorp_BTS_Adrien_D/RealisationReseau/netcorp_reseau_maquette.pkt</w:t>
+            </w:r>
+          </w:p>
+          <w:p>
+            <w:pPr>
+              <w:snapToGrid w:val="0"/>
+              <w:jc w:val="both"/>
+              <w:rPr>
+                <w:rFonts w:ascii="Arial" w:hAnsi="Arial" w:cs="Arial"/>
+                <w:b/>
+                <w:sz w:val="20"/>
+              </w:rPr>
+            </w:pPr>
+          </w:p>
+          <w:p>
+            <w:pPr>
+              <w:snapToGrid w:val="0"/>
+              <w:jc w:val="both"/>
+              <w:rPr>
+                <w:rFonts w:ascii="Arial" w:hAnsi="Arial" w:cs="Arial"/>
+                <w:b/>
+                <w:sz w:val="20"/>
+              </w:rPr>
+            </w:pPr>
+            <w:r>
+              <w:rPr>
+                <w:rFonts w:ascii="Arial" w:hAnsi="Arial" w:cs="Arial"/>
+                <w:b/>
+                <w:sz w:val="20"/>
               </w:rPr>
               <w:t>Schéma</w:t>
             </w:r>
             <w:r>
               <w:rPr>
                 <w:rFonts w:ascii="Arial" w:hAnsi="Arial" w:cs="Arial"/>
-                <w:bCs/>
-                <w:sz w:val="20"/>
-                <w:u w:val="single"/>
+                <w:b/>
+                <w:sz w:val="20"/>
               </w:rPr>
               <w:t xml:space="preserve"> </w:t>
             </w:r>
             <w:r>
               <w:rPr>
                 <w:rFonts w:ascii="Arial" w:hAnsi="Arial" w:cs="Arial"/>
-                <w:bCs/>
-                <w:sz w:val="20"/>
-                <w:u w:val="single"/>
+                <w:b/>
+                <w:sz w:val="20"/>
               </w:rPr>
               <w:t xml:space="preserve">Réseau : </w:t>
             </w:r>
@@ -8056,6 +8152,7 @@
               <w:rPr>
                 <w:rFonts w:ascii="Arial" w:hAnsi="Arial"/>
                 <w:bCs/>
+                <w:noProof/>
                 <w:sz w:val="20"/>
                 <w:szCs w:val="20"/>
               </w:rPr>
@@ -8169,6 +8266,7 @@
               <w:rPr>
                 <w:rFonts w:ascii="Arial" w:hAnsi="Arial"/>
                 <w:bCs/>
+                <w:noProof/>
                 <w:sz w:val="20"/>
                 <w:szCs w:val="20"/>
               </w:rPr>
@@ -8270,6 +8368,7 @@
               <w:rPr>
                 <w:rFonts w:ascii="Arial" w:hAnsi="Arial"/>
                 <w:bCs/>
+                <w:noProof/>
                 <w:sz w:val="20"/>
                 <w:szCs w:val="20"/>
               </w:rPr>
@@ -8333,170 +8432,122 @@
                 <w:szCs w:val="20"/>
               </w:rPr>
             </w:pPr>
+            <w:r>
+              <w:rPr>
+                <w:rFonts w:ascii="Arial" w:hAnsi="Arial"/>
+                <w:bCs/>
+                <w:sz w:val="20"/>
+                <w:szCs w:val="20"/>
+              </w:rPr>
+              <w:t xml:space="preserve">Pour la création des 3 VLANS, le logiciel </w:t>
+            </w:r>
+            <w:proofErr w:type="spellStart"/>
+            <w:r>
+              <w:rPr>
+                <w:rFonts w:ascii="Arial" w:hAnsi="Arial"/>
+                <w:bCs/>
+                <w:sz w:val="20"/>
+                <w:szCs w:val="20"/>
+              </w:rPr>
+              <w:t>Putty</w:t>
+            </w:r>
+            <w:proofErr w:type="spellEnd"/>
+            <w:r>
+              <w:rPr>
+                <w:rFonts w:ascii="Arial" w:hAnsi="Arial"/>
+                <w:bCs/>
+                <w:sz w:val="20"/>
+                <w:szCs w:val="20"/>
+              </w:rPr>
+              <w:t xml:space="preserve"> a été utilisé pour configurer le switch </w:t>
+            </w:r>
+            <w:r>
+              <w:rPr>
+                <w:rFonts w:ascii="Arial" w:hAnsi="Arial"/>
+                <w:bCs/>
+                <w:sz w:val="20"/>
+                <w:szCs w:val="20"/>
+              </w:rPr>
+              <w:t xml:space="preserve">Cisco Catalyst 1000 </w:t>
+            </w:r>
+            <w:proofErr w:type="spellStart"/>
+            <w:r>
+              <w:rPr>
+                <w:rFonts w:ascii="Arial" w:hAnsi="Arial"/>
+                <w:bCs/>
+                <w:sz w:val="20"/>
+                <w:szCs w:val="20"/>
+              </w:rPr>
+              <w:t>Series</w:t>
+            </w:r>
+            <w:proofErr w:type="spellEnd"/>
           </w:p>
           <w:p>
             <w:pPr>
               <w:snapToGrid w:val="0"/>
               <w:spacing w:line="276" w:lineRule="auto"/>
+            </w:pPr>
+            <w:proofErr w:type="gramStart"/>
+            <w:r>
               <w:rPr>
                 <w:rFonts w:ascii="Arial" w:hAnsi="Arial"/>
                 <w:bCs/>
                 <w:sz w:val="20"/>
                 <w:szCs w:val="20"/>
               </w:rPr>
-            </w:pPr>
+              <w:t>ainsi</w:t>
+            </w:r>
+            <w:proofErr w:type="gramEnd"/>
+            <w:r>
+              <w:rPr>
+                <w:rFonts w:ascii="Arial" w:hAnsi="Arial"/>
+                <w:bCs/>
+                <w:sz w:val="20"/>
+                <w:szCs w:val="20"/>
+              </w:rPr>
+              <w:t xml:space="preserve"> que le routeu</w:t>
+            </w:r>
+            <w:r>
+              <w:rPr>
+                <w:rFonts w:ascii="Arial" w:hAnsi="Arial"/>
+                <w:bCs/>
+                <w:sz w:val="20"/>
+                <w:szCs w:val="20"/>
+              </w:rPr>
+              <w:t>r</w:t>
+            </w:r>
+            <w:r>
+              <w:t xml:space="preserve"> Cisco C8200L-1N-4T</w:t>
+            </w:r>
+            <w:r>
+              <w:t xml:space="preserve"> à l’aide d’un câble console.</w:t>
+            </w:r>
           </w:p>
           <w:p>
             <w:pPr>
               <w:snapToGrid w:val="0"/>
               <w:spacing w:line="276" w:lineRule="auto"/>
-              <w:rPr>
-                <w:rFonts w:ascii="Arial" w:hAnsi="Arial"/>
-                <w:bCs/>
-                <w:sz w:val="20"/>
-                <w:szCs w:val="20"/>
-              </w:rPr>
-            </w:pPr>
+            </w:pPr>
+            <w:r>
+              <w:t xml:space="preserve">Les commandes ont ensuite été saisies en CLI </w:t>
+            </w:r>
+            <w:r>
+              <w:t>pour la configuration.</w:t>
+            </w:r>
           </w:p>
           <w:p>
             <w:pPr>
               <w:snapToGrid w:val="0"/>
               <w:spacing w:line="276" w:lineRule="auto"/>
-              <w:rPr>
-                <w:rFonts w:ascii="Arial" w:hAnsi="Arial"/>
-                <w:bCs/>
-                <w:sz w:val="20"/>
-                <w:szCs w:val="20"/>
-              </w:rPr>
             </w:pPr>
           </w:p>
           <w:p>
             <w:pPr>
               <w:snapToGrid w:val="0"/>
               <w:spacing w:line="276" w:lineRule="auto"/>
-              <w:rPr>
-                <w:rFonts w:ascii="Arial" w:hAnsi="Arial"/>
-                <w:bCs/>
-                <w:sz w:val="20"/>
-                <w:szCs w:val="20"/>
-              </w:rPr>
-            </w:pPr>
-            <w:r>
-              <w:rPr>
-                <w:rFonts w:ascii="Arial" w:hAnsi="Arial"/>
-                <w:bCs/>
-                <w:sz w:val="20"/>
-                <w:szCs w:val="20"/>
-              </w:rPr>
-              <w:t xml:space="preserve">Pour la création des 3 VLANS, le logiciel </w:t>
-            </w:r>
-            <w:proofErr w:type="spellStart"/>
-            <w:r>
-              <w:rPr>
-                <w:rFonts w:ascii="Arial" w:hAnsi="Arial"/>
-                <w:bCs/>
-                <w:sz w:val="20"/>
-                <w:szCs w:val="20"/>
-              </w:rPr>
-              <w:t>Putty</w:t>
-            </w:r>
-            <w:proofErr w:type="spellEnd"/>
-            <w:r>
-              <w:rPr>
-                <w:rFonts w:ascii="Arial" w:hAnsi="Arial"/>
-                <w:bCs/>
-                <w:sz w:val="20"/>
-                <w:szCs w:val="20"/>
-              </w:rPr>
-              <w:t xml:space="preserve"> a été utilisé pour configurer le switch </w:t>
-            </w:r>
-            <w:r>
-              <w:rPr>
-                <w:rFonts w:ascii="Arial" w:hAnsi="Arial"/>
-                <w:bCs/>
-                <w:sz w:val="20"/>
-                <w:szCs w:val="20"/>
-              </w:rPr>
-              <w:t xml:space="preserve">Cisco Catalyst 1000 </w:t>
-            </w:r>
-            <w:proofErr w:type="spellStart"/>
-            <w:r>
-              <w:rPr>
-                <w:rFonts w:ascii="Arial" w:hAnsi="Arial"/>
-                <w:bCs/>
-                <w:sz w:val="20"/>
-                <w:szCs w:val="20"/>
-              </w:rPr>
-              <w:t>Series</w:t>
-            </w:r>
-            <w:proofErr w:type="spellEnd"/>
-          </w:p>
-          <w:p>
-            <w:pPr>
-              <w:snapToGrid w:val="0"/>
-              <w:spacing w:line="276" w:lineRule="auto"/>
-            </w:pPr>
-            <w:proofErr w:type="gramStart"/>
-            <w:r>
-              <w:rPr>
-                <w:rFonts w:ascii="Arial" w:hAnsi="Arial"/>
-                <w:bCs/>
-                <w:sz w:val="20"/>
-                <w:szCs w:val="20"/>
-              </w:rPr>
-              <w:t>ainsi</w:t>
-            </w:r>
-            <w:proofErr w:type="gramEnd"/>
-            <w:r>
-              <w:rPr>
-                <w:rFonts w:ascii="Arial" w:hAnsi="Arial"/>
-                <w:bCs/>
-                <w:sz w:val="20"/>
-                <w:szCs w:val="20"/>
-              </w:rPr>
-              <w:t xml:space="preserve"> que le routeu</w:t>
-            </w:r>
-            <w:r>
-              <w:rPr>
-                <w:rFonts w:ascii="Arial" w:hAnsi="Arial"/>
-                <w:bCs/>
-                <w:sz w:val="20"/>
-                <w:szCs w:val="20"/>
-              </w:rPr>
-              <w:t>r</w:t>
-            </w:r>
-            <w:r>
-              <w:t xml:space="preserve"> Cisco C8200L-1N-4T</w:t>
-            </w:r>
-            <w:r>
-              <w:t xml:space="preserve"> à l’aide d’un câble console.</w:t>
-            </w:r>
-          </w:p>
-          <w:p>
-            <w:pPr>
-              <w:snapToGrid w:val="0"/>
-              <w:spacing w:line="276" w:lineRule="auto"/>
             </w:pPr>
             <w:r>
               <w:lastRenderedPageBreak/>
-              <w:t xml:space="preserve">Les commandes ont ensuite été saisies en CLI </w:t>
-            </w:r>
-            <w:r>
-              <w:t>pour la configuration.</w:t>
-            </w:r>
-          </w:p>
-          <w:p>
-            <w:pPr>
-              <w:snapToGrid w:val="0"/>
-              <w:spacing w:line="276" w:lineRule="auto"/>
-            </w:pPr>
-          </w:p>
-          <w:p>
-            <w:pPr>
-              <w:snapToGrid w:val="0"/>
-              <w:spacing w:line="276" w:lineRule="auto"/>
-            </w:pPr>
-            <w:r>
               <w:t xml:space="preserve">Concernant le service DNS &amp; DHCP, ils ont été mis en place sur le serveur Windows 2025 principal gérant l’Active Directory. </w:t>
             </w:r>
           </w:p>
@@ -8581,6 +8632,12 @@
             <w:r>
               <w:t>.30</w:t>
             </w:r>
+          </w:p>
+          <w:p>
+            <w:pPr>
+              <w:snapToGrid w:val="0"/>
+              <w:spacing w:line="276" w:lineRule="auto"/>
+            </w:pPr>
           </w:p>
           <w:p>
             <w:pPr>
